--- a/tedi.docx
+++ b/tedi.docx
@@ -9,15 +9,15 @@
           <w:lang w:val="el-GR"/>
         </w:rPr>
       </w:pPr>
-      <w:bookmarkStart w:id="0" w:name="Xff99c68e73c4b50a40df6502c325f653cb02c5c"/>
-      <w:bookmarkStart w:id="1" w:name="_Toc231074255"/>
+      <w:bookmarkStart w:id="0" w:name="_Toc231074255"/>
+      <w:bookmarkStart w:id="1" w:name="Xff99c68e73c4b50a40df6502c325f653cb02c5c"/>
       <w:r>
         <w:rPr>
           <w:lang w:val="el-GR"/>
         </w:rPr>
         <w:t>Εφαρμογή Διαχείρισης Εκδηλώσεων και Ηλεκτρονικών Κρατήσεων</w:t>
       </w:r>
-      <w:bookmarkEnd w:id="1"/>
+      <w:bookmarkEnd w:id="0"/>
       <w:r>
         <w:rPr>
           <w:lang w:val="el-GR"/>
@@ -145,7 +145,7 @@
     <w:p>
       <w:r>
         <w:pict>
-          <v:rect id="_x0000_i1135" style="width:0;height:1.5pt" o:hralign="center" o:hrstd="t" o:hr="t"/>
+          <v:rect id="_x0000_i1025" style="width:0;height:1.5pt" o:hralign="center" o:hrstd="t" o:hr="t"/>
         </w:pict>
       </w:r>
     </w:p>
@@ -153,6 +153,10 @@
     <w:sdt>
       <w:sdtPr>
         <w:rPr>
+          <w:rFonts w:asciiTheme="minorHAnsi" w:eastAsiaTheme="minorHAnsi" w:hAnsiTheme="minorHAnsi" w:cstheme="minorBidi"/>
+          <w:color w:val="auto"/>
+          <w:sz w:val="24"/>
+          <w:szCs w:val="24"/>
           <w:lang w:val="el-GR"/>
         </w:rPr>
         <w:id w:val="989144593"/>
@@ -163,12 +167,8 @@
       </w:sdtPr>
       <w:sdtEndPr>
         <w:rPr>
-          <w:rFonts w:asciiTheme="minorHAnsi" w:eastAsiaTheme="minorHAnsi" w:hAnsiTheme="minorHAnsi" w:cstheme="minorBidi"/>
           <w:b/>
           <w:bCs/>
-          <w:color w:val="auto"/>
-          <w:sz w:val="24"/>
-          <w:szCs w:val="24"/>
         </w:rPr>
       </w:sdtEndPr>
       <w:sdtContent>
@@ -4186,7 +4186,7 @@
     <w:p>
       <w:r>
         <w:pict>
-          <v:rect id="_x0000_i1136" style="width:0;height:1.5pt" o:hralign="center" o:hrstd="t" o:hr="t"/>
+          <v:rect id="_x0000_i1026" style="width:0;height:1.5pt" o:hralign="center" o:hrstd="t" o:hr="t"/>
         </w:pict>
       </w:r>
     </w:p>
@@ -4522,7 +4522,7 @@
     <w:p>
       <w:r>
         <w:pict>
-          <v:rect id="_x0000_i1137" style="width:0;height:1.5pt" o:hralign="center" o:hrstd="t" o:hr="t"/>
+          <v:rect id="_x0000_i1027" style="width:0;height:1.5pt" o:hralign="center" o:hrstd="t" o:hr="t"/>
         </w:pict>
       </w:r>
     </w:p>
@@ -4533,8 +4533,8 @@
           <w:lang w:val="el-GR"/>
         </w:rPr>
       </w:pPr>
-      <w:bookmarkStart w:id="5" w:name="αρχιτεκτονική-συστήματος"/>
-      <w:bookmarkStart w:id="6" w:name="_Toc231074257"/>
+      <w:bookmarkStart w:id="5" w:name="_Toc231074257"/>
+      <w:bookmarkStart w:id="6" w:name="αρχιτεκτονική-συστήματος"/>
       <w:bookmarkEnd w:id="3"/>
       <w:r>
         <w:rPr>
@@ -4542,7 +4542,7 @@
         </w:rPr>
         <w:t>2. Αρχιτεκτονική Συστήματος</w:t>
       </w:r>
-      <w:bookmarkEnd w:id="6"/>
+      <w:bookmarkEnd w:id="5"/>
     </w:p>
     <w:p>
       <w:pPr>
@@ -4551,15 +4551,15 @@
           <w:lang w:val="el-GR"/>
         </w:rPr>
       </w:pPr>
-      <w:bookmarkStart w:id="7" w:name="επισκόπηση"/>
-      <w:bookmarkStart w:id="8" w:name="_Toc231074258"/>
+      <w:bookmarkStart w:id="7" w:name="_Toc231074258"/>
+      <w:bookmarkStart w:id="8" w:name="επισκόπηση"/>
       <w:r>
         <w:rPr>
           <w:lang w:val="el-GR"/>
         </w:rPr>
         <w:t>2.1 Επισκόπηση</w:t>
       </w:r>
-      <w:bookmarkEnd w:id="8"/>
+      <w:bookmarkEnd w:id="7"/>
     </w:p>
     <w:p>
       <w:pPr>
@@ -4675,6 +4675,9 @@
     <w:p>
       <w:pPr>
         <w:pStyle w:val="SourceCode"/>
+        <w:rPr>
+          <w:lang w:val="el-GR"/>
+        </w:rPr>
       </w:pPr>
       <w:r>
         <w:rPr>
@@ -4713,18 +4716,57 @@
         <w:tab/>
       </w:r>
       <w:r>
+        <w:rPr>
+          <w:lang w:val="el-GR"/>
+        </w:rPr>
         <w:t xml:space="preserve">  </w:t>
       </w:r>
       <w:r>
         <w:rPr>
           <w:rStyle w:val="VerbatimChar"/>
         </w:rPr>
-        <w:t>HTTPS requests (JSON)</w:t>
+        <w:t>HTTPS</w:t>
+      </w:r>
+      <w:r>
+        <w:rPr>
+          <w:rStyle w:val="VerbatimChar"/>
+          <w:lang w:val="el-GR"/>
+        </w:rPr>
+        <w:t xml:space="preserve"> </w:t>
+      </w:r>
+      <w:r>
+        <w:rPr>
+          <w:rStyle w:val="VerbatimChar"/>
+        </w:rPr>
+        <w:t>requests</w:t>
+      </w:r>
+      <w:r>
+        <w:rPr>
+          <w:rStyle w:val="VerbatimChar"/>
+          <w:lang w:val="el-GR"/>
+        </w:rPr>
+        <w:t xml:space="preserve"> (</w:t>
+      </w:r>
+      <w:r>
+        <w:rPr>
+          <w:rStyle w:val="VerbatimChar"/>
+        </w:rPr>
+        <w:t>JSON</w:t>
+      </w:r>
+      <w:r>
+        <w:rPr>
+          <w:rStyle w:val="VerbatimChar"/>
+          <w:lang w:val="el-GR"/>
+        </w:rPr>
+        <w:t>)</w:t>
       </w:r>
     </w:p>
     <w:p>
       <w:pPr>
         <w:pStyle w:val="SourceCode"/>
+        <w:rPr>
+          <w:lang w:val="el-GR"/>
+        </w:rPr>
       </w:pPr>
       <w:r>
         <w:rPr>
@@ -4751,6 +4793,9 @@
     <w:p>
       <w:pPr>
         <w:pStyle w:val="SourceCode"/>
+        <w:rPr>
+          <w:lang w:val="el-GR"/>
+        </w:rPr>
       </w:pPr>
       <w:r>
         <w:rPr>
@@ -4774,6 +4819,9 @@
     <w:p>
       <w:pPr>
         <w:pStyle w:val="SourceCode"/>
+        <w:rPr>
+          <w:lang w:val="el-GR"/>
+        </w:rPr>
       </w:pPr>
       <w:r>
         <w:rPr>
@@ -4789,30 +4837,66 @@
     <w:p>
       <w:pPr>
         <w:pStyle w:val="SourceCode"/>
-      </w:pPr>
-      <w:r>
+        <w:rPr>
+          <w:lang w:val="el-GR"/>
+        </w:rPr>
+      </w:pPr>
+      <w:r>
+        <w:rPr>
+          <w:lang w:val="el-GR"/>
+        </w:rPr>
         <w:tab/>
       </w:r>
       <w:r>
+        <w:rPr>
+          <w:lang w:val="el-GR"/>
+        </w:rPr>
         <w:tab/>
       </w:r>
       <w:r>
+        <w:rPr>
+          <w:lang w:val="el-GR"/>
+        </w:rPr>
         <w:tab/>
       </w:r>
       <w:r>
+        <w:rPr>
+          <w:lang w:val="el-GR"/>
+        </w:rPr>
         <w:tab/>
       </w:r>
       <w:r>
+        <w:rPr>
+          <w:lang w:val="el-GR"/>
+        </w:rPr>
         <w:tab/>
       </w:r>
       <w:r>
+        <w:rPr>
+          <w:lang w:val="el-GR"/>
+        </w:rPr>
         <w:tab/>
-        <w:t xml:space="preserve">  Prisma ORM</w:t>
+        <w:t xml:space="preserve">  </w:t>
+      </w:r>
+      <w:r>
+        <w:t>Prisma</w:t>
+      </w:r>
+      <w:r>
+        <w:rPr>
+          <w:lang w:val="el-GR"/>
+        </w:rPr>
+        <w:t xml:space="preserve"> </w:t>
+      </w:r>
+      <w:r>
+        <w:t>ORM</w:t>
       </w:r>
     </w:p>
     <w:p>
       <w:pPr>
         <w:pStyle w:val="SourceCode"/>
+        <w:rPr>
+          <w:lang w:val="el-GR"/>
+        </w:rPr>
       </w:pPr>
       <w:r>
         <w:rPr>
@@ -4866,29 +4950,56 @@
     <w:p>
       <w:pPr>
         <w:pStyle w:val="SourceCode"/>
-      </w:pPr>
-      <w:r>
+        <w:rPr>
+          <w:lang w:val="el-GR"/>
+        </w:rPr>
+      </w:pPr>
+      <w:r>
+        <w:rPr>
+          <w:lang w:val="el-GR"/>
+        </w:rPr>
         <w:tab/>
       </w:r>
       <w:r>
+        <w:rPr>
+          <w:lang w:val="el-GR"/>
+        </w:rPr>
         <w:tab/>
       </w:r>
       <w:r>
+        <w:rPr>
+          <w:lang w:val="el-GR"/>
+        </w:rPr>
         <w:tab/>
       </w:r>
       <w:r>
+        <w:rPr>
+          <w:lang w:val="el-GR"/>
+        </w:rPr>
         <w:tab/>
       </w:r>
       <w:r>
+        <w:rPr>
+          <w:lang w:val="el-GR"/>
+        </w:rPr>
         <w:tab/>
       </w:r>
       <w:r>
+        <w:rPr>
+          <w:lang w:val="el-GR"/>
+        </w:rPr>
         <w:tab/>
       </w:r>
       <w:r>
+        <w:rPr>
+          <w:lang w:val="el-GR"/>
+        </w:rPr>
         <w:tab/>
       </w:r>
       <w:r>
+        <w:rPr>
+          <w:lang w:val="el-GR"/>
+        </w:rPr>
         <w:tab/>
         <w:t xml:space="preserve"> </w:t>
       </w:r>
@@ -4896,29 +5007,56 @@
     <w:p>
       <w:pPr>
         <w:pStyle w:val="SourceCode"/>
-      </w:pPr>
-      <w:r>
+        <w:rPr>
+          <w:lang w:val="el-GR"/>
+        </w:rPr>
+      </w:pPr>
+      <w:r>
+        <w:rPr>
+          <w:lang w:val="el-GR"/>
+        </w:rPr>
         <w:tab/>
       </w:r>
       <w:r>
+        <w:rPr>
+          <w:lang w:val="el-GR"/>
+        </w:rPr>
         <w:tab/>
       </w:r>
       <w:r>
+        <w:rPr>
+          <w:lang w:val="el-GR"/>
+        </w:rPr>
         <w:tab/>
       </w:r>
       <w:r>
+        <w:rPr>
+          <w:lang w:val="el-GR"/>
+        </w:rPr>
         <w:tab/>
       </w:r>
       <w:r>
+        <w:rPr>
+          <w:lang w:val="el-GR"/>
+        </w:rPr>
         <w:tab/>
       </w:r>
       <w:r>
+        <w:rPr>
+          <w:lang w:val="el-GR"/>
+        </w:rPr>
         <w:tab/>
       </w:r>
       <w:r>
+        <w:rPr>
+          <w:lang w:val="el-GR"/>
+        </w:rPr>
         <w:tab/>
       </w:r>
       <w:r>
+        <w:rPr>
+          <w:lang w:val="el-GR"/>
+        </w:rPr>
         <w:tab/>
       </w:r>
     </w:p>
@@ -4928,24 +5066,33 @@
         <w:ind w:left="6480"/>
         <w:rPr>
           <w:rStyle w:val="VerbatimChar"/>
-        </w:rPr>
-      </w:pPr>
-      <w:r>
+          <w:lang w:val="el-GR"/>
+        </w:rPr>
+      </w:pPr>
+      <w:r>
+        <w:rPr>
+          <w:lang w:val="el-GR"/>
+        </w:rPr>
         <w:lastRenderedPageBreak/>
         <w:br/>
       </w:r>
       <w:r>
         <w:rPr>
           <w:rStyle w:val="VerbatimChar"/>
+          <w:lang w:val="el-GR"/>
         </w:rPr>
         <w:t xml:space="preserve">        </w:t>
       </w:r>
       <w:r>
+        <w:rPr>
+          <w:lang w:val="el-GR"/>
+        </w:rPr>
         <w:br/>
       </w:r>
       <w:r>
         <w:rPr>
           <w:rStyle w:val="VerbatimChar"/>
+          <w:lang w:val="el-GR"/>
         </w:rPr>
         <w:t xml:space="preserve"> </w:t>
       </w:r>
@@ -5062,16 +5209,16 @@
           <w:lang w:val="el-GR"/>
         </w:rPr>
       </w:pPr>
-      <w:bookmarkStart w:id="9" w:name="τεχνολογικό-πλαίσιο"/>
-      <w:bookmarkStart w:id="10" w:name="_Toc231074259"/>
-      <w:bookmarkEnd w:id="7"/>
+      <w:bookmarkStart w:id="9" w:name="_Toc231074259"/>
+      <w:bookmarkStart w:id="10" w:name="τεχνολογικό-πλαίσιο"/>
+      <w:bookmarkEnd w:id="8"/>
       <w:r>
         <w:rPr>
           <w:lang w:val="el-GR"/>
         </w:rPr>
         <w:t>2.2 Τεχνολογικό Πλαίσιο</w:t>
       </w:r>
-      <w:bookmarkEnd w:id="10"/>
+      <w:bookmarkEnd w:id="9"/>
     </w:p>
     <w:tbl>
       <w:tblPr>
@@ -5469,178 +5616,178 @@
       <w:pPr>
         <w:pStyle w:val="3"/>
       </w:pPr>
-      <w:bookmarkStart w:id="11" w:name="δομή-αρχείων-backend"/>
-      <w:bookmarkStart w:id="12" w:name="_Toc231074260"/>
-      <w:bookmarkEnd w:id="9"/>
+      <w:bookmarkStart w:id="11" w:name="_Toc231074260"/>
+      <w:bookmarkStart w:id="12" w:name="δομή-αρχείων-backend"/>
+      <w:bookmarkEnd w:id="10"/>
       <w:r>
         <w:t>2.3 Δομή Αρχείων Backend</w:t>
       </w:r>
+      <w:bookmarkEnd w:id="11"/>
+    </w:p>
+    <w:p>
+      <w:pPr>
+        <w:pStyle w:val="SourceCode"/>
+      </w:pPr>
+      <w:r>
+        <w:rPr>
+          <w:rStyle w:val="VerbatimChar"/>
+        </w:rPr>
+        <w:t>backend/</w:t>
+      </w:r>
+      <w:r>
+        <w:br/>
+      </w:r>
+      <w:r>
+        <w:rPr>
+          <w:rStyle w:val="VerbatimChar"/>
+        </w:rPr>
+        <w:t>├── prisma/</w:t>
+      </w:r>
+      <w:r>
+        <w:br/>
+      </w:r>
+      <w:r>
+        <w:rPr>
+          <w:rStyle w:val="VerbatimChar"/>
+        </w:rPr>
+        <w:t>│   ├── schema.prisma        # Ορισμός σχήματος ΒΔ</w:t>
+      </w:r>
+      <w:r>
+        <w:br/>
+      </w:r>
+      <w:r>
+        <w:rPr>
+          <w:rStyle w:val="VerbatimChar"/>
+        </w:rPr>
+        <w:t>│   ├── seed.ts              # Αρχική εισαγωγή admin χρήστη</w:t>
+      </w:r>
+      <w:r>
+        <w:br/>
+      </w:r>
+      <w:r>
+        <w:rPr>
+          <w:rStyle w:val="VerbatimChar"/>
+        </w:rPr>
+        <w:t>│   └── migrations/          # Versioned SQL migrations</w:t>
+      </w:r>
+      <w:r>
+        <w:br/>
+      </w:r>
+      <w:r>
+        <w:rPr>
+          <w:rStyle w:val="VerbatimChar"/>
+        </w:rPr>
+        <w:t>├── src/</w:t>
+      </w:r>
+      <w:r>
+        <w:br/>
+      </w:r>
+      <w:r>
+        <w:rPr>
+          <w:rStyle w:val="VerbatimChar"/>
+        </w:rPr>
+        <w:t>│   ├── app.ts               # Entry point — Express setup, HTTPS server</w:t>
+      </w:r>
+      <w:r>
+        <w:br/>
+      </w:r>
+      <w:r>
+        <w:rPr>
+          <w:rStyle w:val="VerbatimChar"/>
+        </w:rPr>
+        <w:t>│   ├── config/</w:t>
+      </w:r>
+      <w:r>
+        <w:br/>
+      </w:r>
+      <w:r>
+        <w:rPr>
+          <w:rStyle w:val="VerbatimChar"/>
+        </w:rPr>
+        <w:t>│   │   └── prisma.ts        # Singleton PrismaClient</w:t>
+      </w:r>
+      <w:r>
+        <w:br/>
+      </w:r>
+      <w:r>
+        <w:rPr>
+          <w:rStyle w:val="VerbatimChar"/>
+        </w:rPr>
+        <w:t>│   ├── controllers/         # HTTP request handlers (λεπτό επίπεδο)</w:t>
+      </w:r>
+      <w:r>
+        <w:br/>
+      </w:r>
+      <w:r>
+        <w:rPr>
+          <w:rStyle w:val="VerbatimChar"/>
+        </w:rPr>
+        <w:t>│   ├── services/            # Επιχειρησιακή λογική</w:t>
+      </w:r>
+      <w:r>
+        <w:br/>
+      </w:r>
+      <w:r>
+        <w:rPr>
+          <w:rStyle w:val="VerbatimChar"/>
+        </w:rPr>
+        <w:t>│   ├── routes/              # Express router definitions</w:t>
+      </w:r>
+      <w:r>
+        <w:br/>
+      </w:r>
+      <w:r>
+        <w:rPr>
+          <w:rStyle w:val="VerbatimChar"/>
+        </w:rPr>
+        <w:t>│   ├── middleware/          # auth, role checking</w:t>
+      </w:r>
+      <w:r>
+        <w:br/>
+      </w:r>
+      <w:r>
+        <w:rPr>
+          <w:rStyle w:val="VerbatimChar"/>
+        </w:rPr>
+        <w:t>│   ├── models/              # TypeScript interfaces/types</w:t>
+      </w:r>
+      <w:r>
+        <w:br/>
+      </w:r>
+      <w:r>
+        <w:rPr>
+          <w:rStyle w:val="VerbatimChar"/>
+        </w:rPr>
+        <w:t>│   └── utils/               # JWT utilities, XML generation</w:t>
+      </w:r>
+      <w:r>
+        <w:br/>
+      </w:r>
+      <w:r>
+        <w:rPr>
+          <w:rStyle w:val="VerbatimChar"/>
+        </w:rPr>
+        <w:t>└── certs/                   # SSL πιστοποιητικά (gitignored)</w:t>
+      </w:r>
+    </w:p>
+    <w:p>
+      <w:r>
+        <w:pict>
+          <v:rect id="_x0000_i1028" style="width:0;height:1.5pt" o:hralign="center" o:hrstd="t" o:hr="t"/>
+        </w:pict>
+      </w:r>
+    </w:p>
+    <w:p>
+      <w:pPr>
+        <w:pStyle w:val="2"/>
+        <w:rPr>
+          <w:lang w:val="el-GR"/>
+        </w:rPr>
+      </w:pPr>
+      <w:bookmarkStart w:id="13" w:name="_Toc231074261"/>
+      <w:bookmarkStart w:id="14" w:name="σχεδιασμός-βάσης-δεδομένων"/>
+      <w:bookmarkEnd w:id="6"/>
       <w:bookmarkEnd w:id="12"/>
-    </w:p>
-    <w:p>
-      <w:pPr>
-        <w:pStyle w:val="SourceCode"/>
-      </w:pPr>
-      <w:r>
-        <w:rPr>
-          <w:rStyle w:val="VerbatimChar"/>
-        </w:rPr>
-        <w:t>backend/</w:t>
-      </w:r>
-      <w:r>
-        <w:br/>
-      </w:r>
-      <w:r>
-        <w:rPr>
-          <w:rStyle w:val="VerbatimChar"/>
-        </w:rPr>
-        <w:t>├── prisma/</w:t>
-      </w:r>
-      <w:r>
-        <w:br/>
-      </w:r>
-      <w:r>
-        <w:rPr>
-          <w:rStyle w:val="VerbatimChar"/>
-        </w:rPr>
-        <w:t>│   ├── schema.prisma        # Ορισμός σχήματος ΒΔ</w:t>
-      </w:r>
-      <w:r>
-        <w:br/>
-      </w:r>
-      <w:r>
-        <w:rPr>
-          <w:rStyle w:val="VerbatimChar"/>
-        </w:rPr>
-        <w:t>│   ├── seed.ts              # Αρχική εισαγωγή admin χρήστη</w:t>
-      </w:r>
-      <w:r>
-        <w:br/>
-      </w:r>
-      <w:r>
-        <w:rPr>
-          <w:rStyle w:val="VerbatimChar"/>
-        </w:rPr>
-        <w:t>│   └── migrations/          # Versioned SQL migrations</w:t>
-      </w:r>
-      <w:r>
-        <w:br/>
-      </w:r>
-      <w:r>
-        <w:rPr>
-          <w:rStyle w:val="VerbatimChar"/>
-        </w:rPr>
-        <w:t>├── src/</w:t>
-      </w:r>
-      <w:r>
-        <w:br/>
-      </w:r>
-      <w:r>
-        <w:rPr>
-          <w:rStyle w:val="VerbatimChar"/>
-        </w:rPr>
-        <w:t>│   ├── app.ts               # Entry point — Express setup, HTTPS server</w:t>
-      </w:r>
-      <w:r>
-        <w:br/>
-      </w:r>
-      <w:r>
-        <w:rPr>
-          <w:rStyle w:val="VerbatimChar"/>
-        </w:rPr>
-        <w:t>│   ├── config/</w:t>
-      </w:r>
-      <w:r>
-        <w:br/>
-      </w:r>
-      <w:r>
-        <w:rPr>
-          <w:rStyle w:val="VerbatimChar"/>
-        </w:rPr>
-        <w:t>│   │   └── prisma.ts        # Singleton PrismaClient</w:t>
-      </w:r>
-      <w:r>
-        <w:br/>
-      </w:r>
-      <w:r>
-        <w:rPr>
-          <w:rStyle w:val="VerbatimChar"/>
-        </w:rPr>
-        <w:t>│   ├── controllers/         # HTTP request handlers (λεπτό επίπεδο)</w:t>
-      </w:r>
-      <w:r>
-        <w:br/>
-      </w:r>
-      <w:r>
-        <w:rPr>
-          <w:rStyle w:val="VerbatimChar"/>
-        </w:rPr>
-        <w:t>│   ├── services/            # Επιχειρησιακή λογική</w:t>
-      </w:r>
-      <w:r>
-        <w:br/>
-      </w:r>
-      <w:r>
-        <w:rPr>
-          <w:rStyle w:val="VerbatimChar"/>
-        </w:rPr>
-        <w:t>│   ├── routes/              # Express router definitions</w:t>
-      </w:r>
-      <w:r>
-        <w:br/>
-      </w:r>
-      <w:r>
-        <w:rPr>
-          <w:rStyle w:val="VerbatimChar"/>
-        </w:rPr>
-        <w:t>│   ├── middleware/          # auth, role checking</w:t>
-      </w:r>
-      <w:r>
-        <w:br/>
-      </w:r>
-      <w:r>
-        <w:rPr>
-          <w:rStyle w:val="VerbatimChar"/>
-        </w:rPr>
-        <w:t>│   ├── models/              # TypeScript interfaces/types</w:t>
-      </w:r>
-      <w:r>
-        <w:br/>
-      </w:r>
-      <w:r>
-        <w:rPr>
-          <w:rStyle w:val="VerbatimChar"/>
-        </w:rPr>
-        <w:t>│   └── utils/               # JWT utilities, XML generation</w:t>
-      </w:r>
-      <w:r>
-        <w:br/>
-      </w:r>
-      <w:r>
-        <w:rPr>
-          <w:rStyle w:val="VerbatimChar"/>
-        </w:rPr>
-        <w:t>└── certs/                   # SSL πιστοποιητικά (gitignored)</w:t>
-      </w:r>
-    </w:p>
-    <w:p>
-      <w:r>
-        <w:pict>
-          <v:rect id="_x0000_i1138" style="width:0;height:1.5pt" o:hralign="center" o:hrstd="t" o:hr="t"/>
-        </w:pict>
-      </w:r>
-    </w:p>
-    <w:p>
-      <w:pPr>
-        <w:pStyle w:val="2"/>
-        <w:rPr>
-          <w:lang w:val="el-GR"/>
-        </w:rPr>
-      </w:pPr>
-      <w:bookmarkStart w:id="13" w:name="σχεδιασμός-βάσης-δεδομένων"/>
-      <w:bookmarkStart w:id="14" w:name="_Toc231074261"/>
-      <w:bookmarkEnd w:id="5"/>
-      <w:bookmarkEnd w:id="11"/>
       <w:r>
         <w:rPr>
           <w:lang w:val="el-GR"/>
@@ -5648,7 +5795,7 @@
         <w:lastRenderedPageBreak/>
         <w:t>3. Σχεδιασμός Βάσης Δεδομένων</w:t>
       </w:r>
-      <w:bookmarkEnd w:id="14"/>
+      <w:bookmarkEnd w:id="13"/>
     </w:p>
     <w:p>
       <w:pPr>
@@ -5657,8 +5804,8 @@
           <w:lang w:val="el-GR"/>
         </w:rPr>
       </w:pPr>
-      <w:bookmarkStart w:id="15" w:name="εργαλεία-και-migrations"/>
-      <w:bookmarkStart w:id="16" w:name="_Toc231074262"/>
+      <w:bookmarkStart w:id="15" w:name="_Toc231074262"/>
+      <w:bookmarkStart w:id="16" w:name="εργαλεία-και-migrations"/>
       <w:r>
         <w:rPr>
           <w:lang w:val="el-GR"/>
@@ -5668,7 +5815,7 @@
       <w:r>
         <w:t>Migrations</w:t>
       </w:r>
-      <w:bookmarkEnd w:id="16"/>
+      <w:bookmarkEnd w:id="15"/>
     </w:p>
     <w:p>
       <w:pPr>
@@ -5769,16 +5916,16 @@
           <w:lang w:val="el-GR"/>
         </w:rPr>
       </w:pPr>
-      <w:bookmarkStart w:id="17" w:name="πίνακες"/>
-      <w:bookmarkStart w:id="18" w:name="_Toc231074263"/>
-      <w:bookmarkEnd w:id="15"/>
+      <w:bookmarkStart w:id="17" w:name="_Toc231074263"/>
+      <w:bookmarkStart w:id="18" w:name="πίνακες"/>
+      <w:bookmarkEnd w:id="16"/>
       <w:r>
         <w:rPr>
           <w:lang w:val="el-GR"/>
         </w:rPr>
         <w:t>3.2 Πίνακες</w:t>
       </w:r>
-      <w:bookmarkEnd w:id="18"/>
+      <w:bookmarkEnd w:id="17"/>
     </w:p>
     <w:p>
       <w:pPr>
@@ -6128,16 +6275,16 @@
           <w:lang w:val="el-GR"/>
         </w:rPr>
       </w:pPr>
-      <w:bookmarkStart w:id="19" w:name="αποφάσεις-σχεδιασμού"/>
-      <w:bookmarkStart w:id="20" w:name="_Toc231074264"/>
-      <w:bookmarkEnd w:id="17"/>
+      <w:bookmarkStart w:id="19" w:name="_Toc231074264"/>
+      <w:bookmarkStart w:id="20" w:name="αποφάσεις-σχεδιασμού"/>
+      <w:bookmarkEnd w:id="18"/>
       <w:r>
         <w:rPr>
           <w:lang w:val="el-GR"/>
         </w:rPr>
         <w:t>3.3 Αποφάσεις Σχεδιασμού</w:t>
       </w:r>
-      <w:bookmarkEnd w:id="20"/>
+      <w:bookmarkEnd w:id="19"/>
     </w:p>
     <w:p>
       <w:pPr>
@@ -6484,7 +6631,19 @@
         <w:rPr>
           <w:lang w:val="el-GR"/>
         </w:rPr>
-        <w:t xml:space="preserve"> λογική — κάθε συνδυασμός χρήστη-εκδήλωσης αποθηκεύεται μία φορά, ενημερώνοντας μόνο το </w:t>
+        <w:t xml:space="preserve"> λογική — κάθε συνδυασμός χρήστη</w:t>
+      </w:r>
+      <w:r>
+        <w:rPr>
+          <w:lang w:val="el-GR"/>
+        </w:rPr>
+        <w:t>-</w:t>
+      </w:r>
+      <w:r>
+        <w:rPr>
+          <w:lang w:val="el-GR"/>
+        </w:rPr>
+        <w:t xml:space="preserve">εκδήλωσης αποθηκεύεται μία φορά, ενημερώνοντας μόνο το </w:t>
       </w:r>
       <w:r>
         <w:rPr>
@@ -6620,171 +6779,123 @@
     </w:p>
     <w:p>
       <w:pPr>
+        <w:pStyle w:val="FirstParagraph"/>
+        <w:rPr>
+          <w:lang w:val="el-GR"/>
+        </w:rPr>
+      </w:pPr>
+      <w:bookmarkStart w:id="21" w:name="enums"/>
+      <w:bookmarkEnd w:id="20"/>
+      <w:r>
+        <w:rPr>
+          <w:lang w:val="el-GR"/>
+        </w:rPr>
+        <w:lastRenderedPageBreak/>
+        <w:t xml:space="preserve">Νέοι χρήστες ξεκινούν ως </w:t>
+      </w:r>
+      <w:r>
+        <w:rPr>
+          <w:rStyle w:val="VerbatimChar"/>
+        </w:rPr>
+        <w:t>pending</w:t>
+      </w:r>
+      <w:r>
+        <w:rPr>
+          <w:lang w:val="el-GR"/>
+        </w:rPr>
+        <w:t xml:space="preserve"> και εγκρίνονται από τον Διαχειριστή. Εγκεκριμένοι χρήστες μπορούν να τεθούν σε </w:t>
+      </w:r>
+      <w:r>
+        <w:rPr>
+          <w:rStyle w:val="VerbatimChar"/>
+        </w:rPr>
+        <w:t>suspended</w:t>
+      </w:r>
+      <w:r>
+        <w:rPr>
+          <w:lang w:val="el-GR"/>
+        </w:rPr>
+        <w:t xml:space="preserve"> χωρίς διαγραφή του λογαριασμού τους.</w:t>
+      </w:r>
+    </w:p>
+    <w:p>
+      <w:r>
+        <w:pict>
+          <v:rect id="_x0000_i1029" style="width:0;height:1.5pt" o:hralign="center" o:hrstd="t" o:hr="t"/>
+        </w:pict>
+      </w:r>
+    </w:p>
+    <w:p>
+      <w:pPr>
+        <w:pStyle w:val="2"/>
+        <w:rPr>
+          <w:lang w:val="el-GR"/>
+        </w:rPr>
+      </w:pPr>
+      <w:bookmarkStart w:id="22" w:name="_Toc231074266"/>
+      <w:bookmarkStart w:id="23" w:name="αυθεντικοποίηση-και-εξουσιοδότηση"/>
+      <w:bookmarkEnd w:id="14"/>
+      <w:bookmarkEnd w:id="21"/>
+      <w:r>
+        <w:rPr>
+          <w:lang w:val="el-GR"/>
+        </w:rPr>
+        <w:t>4. Αυθεντικοποίηση και Εξουσιοδότηση</w:t>
+      </w:r>
+      <w:bookmarkEnd w:id="22"/>
+    </w:p>
+    <w:p>
+      <w:pPr>
         <w:pStyle w:val="3"/>
-      </w:pPr>
-      <w:bookmarkStart w:id="21" w:name="enums"/>
-      <w:bookmarkStart w:id="22" w:name="_Toc231074265"/>
-      <w:bookmarkEnd w:id="19"/>
-      <w:r>
-        <w:lastRenderedPageBreak/>
-        <w:t>3.4 Enums</w:t>
-      </w:r>
-      <w:bookmarkEnd w:id="22"/>
-    </w:p>
-    <w:p>
-      <w:pPr>
-        <w:pStyle w:val="SourceCode"/>
-      </w:pPr>
-      <w:r>
-        <w:rPr>
-          <w:rStyle w:val="VerbatimChar"/>
-        </w:rPr>
-        <w:t>UserRole:    admin | organizer | participant</w:t>
-      </w:r>
-      <w:r>
-        <w:br/>
-      </w:r>
-      <w:r>
-        <w:rPr>
-          <w:rStyle w:val="VerbatimChar"/>
-        </w:rPr>
-        <w:t>UserStatus:  pending | approved | rejected | suspended</w:t>
-      </w:r>
-      <w:r>
-        <w:br/>
-      </w:r>
-      <w:r>
-        <w:rPr>
-          <w:rStyle w:val="VerbatimChar"/>
-        </w:rPr>
-        <w:t>EventStatus: DRAFT | PUBLISHED | COMPLETED | CANCELLED</w:t>
-      </w:r>
-      <w:r>
-        <w:br/>
-      </w:r>
-      <w:r>
-        <w:rPr>
-          <w:rStyle w:val="VerbatimChar"/>
-        </w:rPr>
-        <w:t>BookingStatus: PENDING | CONFIRMED | CANCELLED</w:t>
-      </w:r>
-    </w:p>
-    <w:p>
-      <w:pPr>
-        <w:pStyle w:val="FirstParagraph"/>
-        <w:rPr>
-          <w:lang w:val="el-GR"/>
-        </w:rPr>
-      </w:pPr>
-      <w:r>
-        <w:rPr>
-          <w:lang w:val="el-GR"/>
-        </w:rPr>
-        <w:t xml:space="preserve">Νέοι χρήστες ξεκινούν ως </w:t>
-      </w:r>
-      <w:r>
-        <w:rPr>
-          <w:rStyle w:val="VerbatimChar"/>
-        </w:rPr>
-        <w:t>pending</w:t>
-      </w:r>
-      <w:r>
-        <w:rPr>
-          <w:lang w:val="el-GR"/>
-        </w:rPr>
-        <w:t xml:space="preserve"> και εγκρίνονται από τον Διαχειριστή. Εγκεκριμένοι χρήστες μπορούν να τεθούν σε </w:t>
-      </w:r>
-      <w:r>
-        <w:rPr>
-          <w:rStyle w:val="VerbatimChar"/>
-        </w:rPr>
-        <w:t>suspended</w:t>
-      </w:r>
-      <w:r>
-        <w:rPr>
-          <w:lang w:val="el-GR"/>
-        </w:rPr>
-        <w:t xml:space="preserve"> χωρίς διαγραφή του λογαριασμού τους.</w:t>
-      </w:r>
-    </w:p>
-    <w:p>
-      <w:r>
-        <w:pict>
-          <v:rect id="_x0000_i1139" style="width:0;height:1.5pt" o:hralign="center" o:hrstd="t" o:hr="t"/>
-        </w:pict>
-      </w:r>
-    </w:p>
-    <w:p>
-      <w:pPr>
-        <w:pStyle w:val="2"/>
-        <w:rPr>
-          <w:lang w:val="el-GR"/>
-        </w:rPr>
-      </w:pPr>
-      <w:bookmarkStart w:id="23" w:name="αυθεντικοποίηση-και-εξουσιοδότηση"/>
-      <w:bookmarkStart w:id="24" w:name="_Toc231074266"/>
-      <w:bookmarkEnd w:id="13"/>
-      <w:bookmarkEnd w:id="21"/>
-      <w:r>
-        <w:rPr>
-          <w:lang w:val="el-GR"/>
-        </w:rPr>
-        <w:t>4. Αυθεντικοποίηση και Εξουσιοδότηση</w:t>
+        <w:rPr>
+          <w:lang w:val="el-GR"/>
+        </w:rPr>
+      </w:pPr>
+      <w:bookmarkStart w:id="24" w:name="_Toc231074267"/>
+      <w:bookmarkStart w:id="25" w:name="jwt-json-web-tokens"/>
+      <w:r>
+        <w:rPr>
+          <w:lang w:val="el-GR"/>
+        </w:rPr>
+        <w:t xml:space="preserve">4.1 </w:t>
+      </w:r>
+      <w:r>
+        <w:t>JWT</w:t>
+      </w:r>
+      <w:r>
+        <w:rPr>
+          <w:lang w:val="el-GR"/>
+        </w:rPr>
+        <w:t xml:space="preserve"> (</w:t>
+      </w:r>
+      <w:r>
+        <w:t>JSON</w:t>
+      </w:r>
+      <w:r>
+        <w:rPr>
+          <w:lang w:val="el-GR"/>
+        </w:rPr>
+        <w:t xml:space="preserve"> </w:t>
+      </w:r>
+      <w:r>
+        <w:t>Web</w:t>
+      </w:r>
+      <w:r>
+        <w:rPr>
+          <w:lang w:val="el-GR"/>
+        </w:rPr>
+        <w:t xml:space="preserve"> </w:t>
+      </w:r>
+      <w:r>
+        <w:t>Tokens</w:t>
+      </w:r>
+      <w:r>
+        <w:rPr>
+          <w:lang w:val="el-GR"/>
+        </w:rPr>
+        <w:t>)</w:t>
       </w:r>
       <w:bookmarkEnd w:id="24"/>
-    </w:p>
-    <w:p>
-      <w:pPr>
-        <w:pStyle w:val="3"/>
-        <w:rPr>
-          <w:lang w:val="el-GR"/>
-        </w:rPr>
-      </w:pPr>
-      <w:bookmarkStart w:id="25" w:name="jwt-json-web-tokens"/>
-      <w:bookmarkStart w:id="26" w:name="_Toc231074267"/>
-      <w:r>
-        <w:rPr>
-          <w:lang w:val="el-GR"/>
-        </w:rPr>
-        <w:t xml:space="preserve">4.1 </w:t>
-      </w:r>
-      <w:r>
-        <w:t>JWT</w:t>
-      </w:r>
-      <w:r>
-        <w:rPr>
-          <w:lang w:val="el-GR"/>
-        </w:rPr>
-        <w:t xml:space="preserve"> (</w:t>
-      </w:r>
-      <w:r>
-        <w:t>JSON</w:t>
-      </w:r>
-      <w:r>
-        <w:rPr>
-          <w:lang w:val="el-GR"/>
-        </w:rPr>
-        <w:t xml:space="preserve"> </w:t>
-      </w:r>
-      <w:r>
-        <w:t>Web</w:t>
-      </w:r>
-      <w:r>
-        <w:rPr>
-          <w:lang w:val="el-GR"/>
-        </w:rPr>
-        <w:t xml:space="preserve"> </w:t>
-      </w:r>
-      <w:r>
-        <w:t>Tokens</w:t>
-      </w:r>
-      <w:r>
-        <w:rPr>
-          <w:lang w:val="el-GR"/>
-        </w:rPr>
-        <w:t>)</w:t>
-      </w:r>
-      <w:bookmarkEnd w:id="26"/>
     </w:p>
     <w:p>
       <w:pPr>
@@ -6819,7 +6930,19 @@
         <w:rPr>
           <w:lang w:val="el-GR"/>
         </w:rPr>
-        <w:t xml:space="preserve"> που περιέχει: - </w:t>
+        <w:t xml:space="preserve"> που περιέχει: </w:t>
+      </w:r>
+      <w:r>
+        <w:rPr>
+          <w:lang w:val="el-GR"/>
+        </w:rPr>
+        <w:t>-</w:t>
+      </w:r>
+      <w:r>
+        <w:rPr>
+          <w:lang w:val="el-GR"/>
+        </w:rPr>
+        <w:t xml:space="preserve"> </w:t>
       </w:r>
       <w:r>
         <w:rPr>
@@ -6840,7 +6963,19 @@
         <w:rPr>
           <w:lang w:val="el-GR"/>
         </w:rPr>
-        <w:t xml:space="preserve"> του χρήστη στη βάση - </w:t>
+        <w:t xml:space="preserve"> του χρήστη στη βάση </w:t>
+      </w:r>
+      <w:r>
+        <w:rPr>
+          <w:lang w:val="el-GR"/>
+        </w:rPr>
+        <w:t>-</w:t>
+      </w:r>
+      <w:r>
+        <w:rPr>
+          <w:lang w:val="el-GR"/>
+        </w:rPr>
+        <w:t xml:space="preserve"> </w:t>
       </w:r>
       <w:r>
         <w:rPr>
@@ -6852,7 +6987,19 @@
         <w:rPr>
           <w:lang w:val="el-GR"/>
         </w:rPr>
-        <w:t xml:space="preserve">: το όνομα χρήστη - </w:t>
+        <w:t xml:space="preserve">: το όνομα χρήστη </w:t>
+      </w:r>
+      <w:r>
+        <w:rPr>
+          <w:lang w:val="el-GR"/>
+        </w:rPr>
+        <w:t>-</w:t>
+      </w:r>
+      <w:r>
+        <w:rPr>
+          <w:lang w:val="el-GR"/>
+        </w:rPr>
+        <w:t xml:space="preserve"> </w:t>
       </w:r>
       <w:r>
         <w:rPr>
@@ -6900,7 +7047,19 @@
         <w:rPr>
           <w:lang w:val="el-GR"/>
         </w:rPr>
-        <w:t xml:space="preserve">) - </w:t>
+        <w:t xml:space="preserve">) </w:t>
+      </w:r>
+      <w:r>
+        <w:rPr>
+          <w:lang w:val="el-GR"/>
+        </w:rPr>
+        <w:t>-</w:t>
+      </w:r>
+      <w:r>
+        <w:rPr>
+          <w:lang w:val="el-GR"/>
+        </w:rPr>
+        <w:t xml:space="preserve"> </w:t>
       </w:r>
       <w:r>
         <w:rPr>
@@ -7061,8 +7220,8 @@
           <w:lang w:val="el-GR"/>
         </w:rPr>
       </w:pPr>
+      <w:bookmarkStart w:id="26" w:name="_Toc231074268"/>
       <w:bookmarkStart w:id="27" w:name="middleware-αυθεντικοποίησης"/>
-      <w:bookmarkStart w:id="28" w:name="_Toc231074268"/>
       <w:bookmarkEnd w:id="25"/>
       <w:r>
         <w:rPr>
@@ -7079,7 +7238,7 @@
         </w:rPr>
         <w:t xml:space="preserve"> Αυθεντικοποίησης</w:t>
       </w:r>
-      <w:bookmarkEnd w:id="28"/>
+      <w:bookmarkEnd w:id="26"/>
     </w:p>
     <w:p>
       <w:pPr>
@@ -7121,26 +7280,40 @@
       </w:r>
       <w:r>
         <w:rPr>
+          <w:lang w:val="el-GR"/>
+        </w:rPr>
+        <w:t xml:space="preserve"> Χρησιμοποιείται για </w:t>
+      </w:r>
+      <w:r>
+        <w:t>endpoints</w:t>
+      </w:r>
+      <w:r>
+        <w:rPr>
+          <w:lang w:val="el-GR"/>
+        </w:rPr>
+        <w:t xml:space="preserve"> που απαιτούν σύνδεση. Επαληθεύει το </w:t>
+      </w:r>
+      <w:r>
+        <w:t>JWT</w:t>
+      </w:r>
+      <w:r>
+        <w:rPr>
+          <w:lang w:val="el-GR"/>
+        </w:rPr>
+        <w:t xml:space="preserve"> και ελέγχει </w:t>
+      </w:r>
+      <w:r>
+        <w:rPr>
           <w:b/>
           <w:bCs/>
-          <w:lang w:val="el-GR"/>
-        </w:rPr>
-        <w:t>:</w:t>
-      </w:r>
-      <w:r>
-        <w:rPr>
-          <w:lang w:val="el-GR"/>
-        </w:rPr>
-        <w:t xml:space="preserve"> Χρησιμοποιείται για </w:t>
-      </w:r>
-      <w:r>
-        <w:t>endpoints</w:t>
-      </w:r>
-      <w:r>
-        <w:rPr>
-          <w:lang w:val="el-GR"/>
-        </w:rPr>
-        <w:t xml:space="preserve"> που απαιτούν σύνδεση. Επαληθεύει το </w:t>
+        </w:rPr>
+        <w:t>live</w:t>
+      </w:r>
+      <w:r>
+        <w:rPr>
+          <w:lang w:val="el-GR"/>
+        </w:rPr>
+        <w:t xml:space="preserve"> την κατάσταση του χρήστη από τη βάση δεδομένων. Αυτό σημαίνει ότι εάν ο Διαχειριστής αναστείλει έναν χρήστη, ο αποκλεισμός ισχύει άμεσα για το επόμενο αίτημά του, ακόμα και αν το </w:t>
       </w:r>
       <w:r>
         <w:t>JWT</w:t>
@@ -7149,314 +7322,298 @@
         <w:rPr>
           <w:lang w:val="el-GR"/>
         </w:rPr>
-        <w:t xml:space="preserve"> και ελέγχει </w:t>
-      </w:r>
-      <w:r>
-        <w:rPr>
+        <w:t xml:space="preserve"> δεν έχει λήξει.</w:t>
+      </w:r>
+    </w:p>
+    <w:p>
+      <w:pPr>
+        <w:pStyle w:val="a0"/>
+        <w:rPr>
+          <w:lang w:val="el-GR"/>
+        </w:rPr>
+      </w:pPr>
+      <w:r>
+        <w:rPr>
+          <w:rStyle w:val="VerbatimChar"/>
           <w:b/>
           <w:bCs/>
         </w:rPr>
-        <w:t>live</w:t>
-      </w:r>
-      <w:r>
-        <w:rPr>
-          <w:lang w:val="el-GR"/>
-        </w:rPr>
-        <w:t xml:space="preserve"> την κατάσταση του χρήστη από τη βάση δεδομένων. Αυτό σημαίνει ότι εάν ο Διαχειριστής αναστείλει έναν χρήστη, ο αποκλεισμός ισχύει άμεσα για το επόμενο αίτημά του, ακόμα και αν το </w:t>
-      </w:r>
-      <w:r>
-        <w:t>JWT</w:t>
-      </w:r>
-      <w:r>
-        <w:rPr>
-          <w:lang w:val="el-GR"/>
-        </w:rPr>
-        <w:t xml:space="preserve"> δεν έχει λήξει.</w:t>
-      </w:r>
-    </w:p>
-    <w:p>
-      <w:pPr>
-        <w:pStyle w:val="a0"/>
-        <w:rPr>
-          <w:lang w:val="el-GR"/>
-        </w:rPr>
-      </w:pPr>
-      <w:r>
-        <w:rPr>
-          <w:rStyle w:val="VerbatimChar"/>
+        <w:t>optionalAuthenticate</w:t>
+      </w:r>
+      <w:r>
+        <w:rPr>
           <w:b/>
           <w:bCs/>
-        </w:rPr>
-        <w:t>optionalAuthenticate</w:t>
+          <w:lang w:val="el-GR"/>
+        </w:rPr>
+        <w:t>:</w:t>
+      </w:r>
+      <w:r>
+        <w:rPr>
+          <w:lang w:val="el-GR"/>
+        </w:rPr>
+        <w:t xml:space="preserve"> Χρησιμοποιείται για </w:t>
+      </w:r>
+      <w:r>
+        <w:t>public</w:t>
+      </w:r>
+      <w:r>
+        <w:rPr>
+          <w:lang w:val="el-GR"/>
+        </w:rPr>
+        <w:t xml:space="preserve"> </w:t>
+      </w:r>
+      <w:r>
+        <w:t>endpoints</w:t>
+      </w:r>
+      <w:r>
+        <w:rPr>
+          <w:lang w:val="el-GR"/>
+        </w:rPr>
+        <w:t xml:space="preserve"> (π.χ. αναζήτηση εκδηλώσεων) όπου ο χρήστης μπορεί να είναι είτε συνδεδεμένος είτε επισκέπτης. Εάν υπάρχει έγκυρο </w:t>
+      </w:r>
+      <w:r>
+        <w:t>token</w:t>
+      </w:r>
+      <w:r>
+        <w:rPr>
+          <w:lang w:val="el-GR"/>
+        </w:rPr>
+        <w:t xml:space="preserve">, προσθέτει τα στοιχεία χρήστη στο </w:t>
+      </w:r>
+      <w:r>
+        <w:t>request</w:t>
+      </w:r>
+      <w:r>
+        <w:rPr>
+          <w:lang w:val="el-GR"/>
+        </w:rPr>
+        <w:t xml:space="preserve"> - </w:t>
+      </w:r>
+      <w:r>
+        <w:rPr>
+          <w:lang w:val="el-GR"/>
+        </w:rPr>
+        <w:t>αλλιώς συνεχίζει χωρίς σφάλμα.</w:t>
+      </w:r>
+    </w:p>
+    <w:p>
+      <w:pPr>
+        <w:pStyle w:val="3"/>
+        <w:rPr>
+          <w:lang w:val="el-GR"/>
+        </w:rPr>
+      </w:pPr>
+      <w:bookmarkStart w:id="28" w:name="_Toc231074269"/>
+      <w:bookmarkStart w:id="29" w:name="role-middleware"/>
+      <w:bookmarkEnd w:id="27"/>
+      <w:r>
+        <w:rPr>
+          <w:lang w:val="el-GR"/>
+        </w:rPr>
+        <w:t xml:space="preserve">4.3 </w:t>
+      </w:r>
+      <w:r>
+        <w:t>Role</w:t>
+      </w:r>
+      <w:r>
+        <w:rPr>
+          <w:lang w:val="el-GR"/>
+        </w:rPr>
+        <w:t xml:space="preserve"> </w:t>
+      </w:r>
+      <w:r>
+        <w:t>Middleware</w:t>
+      </w:r>
+      <w:bookmarkEnd w:id="28"/>
+    </w:p>
+    <w:p>
+      <w:pPr>
+        <w:pStyle w:val="FirstParagraph"/>
+      </w:pPr>
+      <w:r>
+        <w:rPr>
+          <w:lang w:val="el-GR"/>
+        </w:rPr>
+        <w:t xml:space="preserve">Το </w:t>
+      </w:r>
+      <w:r>
+        <w:rPr>
+          <w:rStyle w:val="VerbatimChar"/>
+        </w:rPr>
+        <w:t>requireRole</w:t>
+      </w:r>
+      <w:r>
+        <w:rPr>
+          <w:rStyle w:val="VerbatimChar"/>
+          <w:lang w:val="el-GR"/>
+        </w:rPr>
+        <w:t>(...</w:t>
+      </w:r>
+      <w:r>
+        <w:rPr>
+          <w:rStyle w:val="VerbatimChar"/>
+        </w:rPr>
+        <w:t>roles</w:t>
+      </w:r>
+      <w:r>
+        <w:rPr>
+          <w:rStyle w:val="VerbatimChar"/>
+          <w:lang w:val="el-GR"/>
+        </w:rPr>
+        <w:t>)</w:t>
+      </w:r>
+      <w:r>
+        <w:rPr>
+          <w:lang w:val="el-GR"/>
+        </w:rPr>
+        <w:t xml:space="preserve"> </w:t>
+      </w:r>
+      <w:r>
+        <w:t>middleware</w:t>
+      </w:r>
+      <w:r>
+        <w:rPr>
+          <w:lang w:val="el-GR"/>
+        </w:rPr>
+        <w:t xml:space="preserve"> ελέγχει αν ο συνδεδεμένος χρήστης έχει έναν από τους επιτρεπόμενους ρόλους. </w:t>
+      </w:r>
+      <w:r>
+        <w:t xml:space="preserve">Χρησιμοποιείται σε συνδυασμό με </w:t>
+      </w:r>
+      <w:r>
+        <w:rPr>
+          <w:rStyle w:val="VerbatimChar"/>
+        </w:rPr>
+        <w:t>authenticate</w:t>
+      </w:r>
+      <w:r>
+        <w:t>:</w:t>
+      </w:r>
+    </w:p>
+    <w:p>
+      <w:pPr>
+        <w:pStyle w:val="SourceCode"/>
+      </w:pPr>
+      <w:r>
+        <w:rPr>
+          <w:rStyle w:val="VerbatimChar"/>
+        </w:rPr>
+        <w:t>router.patch('/:id/approve', authenticate, requireRole('admin'), approveUser);</w:t>
+      </w:r>
+      <w:r>
+        <w:br/>
+      </w:r>
+      <w:r>
+        <w:rPr>
+          <w:rStyle w:val="VerbatimChar"/>
+        </w:rPr>
+        <w:t>router.post('/', authenticate, requireRole('organizer'), createEvent);</w:t>
+      </w:r>
+    </w:p>
+    <w:p>
+      <w:pPr>
+        <w:pStyle w:val="3"/>
+        <w:rPr>
+          <w:lang w:val="el-GR"/>
+        </w:rPr>
+      </w:pPr>
+      <w:bookmarkStart w:id="30" w:name="_Toc231074270"/>
+      <w:bookmarkStart w:id="31" w:name="ασφαλής-αποθήκευση-κωδικών"/>
+      <w:bookmarkEnd w:id="29"/>
+      <w:r>
+        <w:rPr>
+          <w:lang w:val="el-GR"/>
+        </w:rPr>
+        <w:t>4.4 Ασφαλής Αποθήκευση Κωδικών</w:t>
+      </w:r>
+      <w:bookmarkEnd w:id="30"/>
+    </w:p>
+    <w:p>
+      <w:pPr>
+        <w:pStyle w:val="FirstParagraph"/>
+        <w:rPr>
+          <w:lang w:val="el-GR"/>
+        </w:rPr>
+      </w:pPr>
+      <w:r>
+        <w:rPr>
+          <w:lang w:val="el-GR"/>
+        </w:rPr>
+        <w:t xml:space="preserve">Οι κωδικοί αποθηκεύονται ως </w:t>
       </w:r>
       <w:r>
         <w:rPr>
           <w:b/>
           <w:bCs/>
-          <w:lang w:val="el-GR"/>
-        </w:rPr>
-        <w:t>:</w:t>
-      </w:r>
-      <w:r>
-        <w:rPr>
-          <w:lang w:val="el-GR"/>
-        </w:rPr>
-        <w:t xml:space="preserve"> Χρησιμοποιείται για </w:t>
-      </w:r>
-      <w:r>
-        <w:t>public</w:t>
-      </w:r>
-      <w:r>
-        <w:rPr>
-          <w:lang w:val="el-GR"/>
-        </w:rPr>
-        <w:t xml:space="preserve"> </w:t>
-      </w:r>
-      <w:r>
-        <w:t>endpoints</w:t>
-      </w:r>
-      <w:r>
-        <w:rPr>
-          <w:lang w:val="el-GR"/>
-        </w:rPr>
-        <w:t xml:space="preserve"> (π.χ. αναζήτηση εκδηλώσεων) όπου ο χρήστης μπορεί να είναι είτε συνδεδεμένος είτε επισκέπτης. Εάν υπάρχει έγκυρο </w:t>
-      </w:r>
-      <w:r>
-        <w:t>token</w:t>
-      </w:r>
-      <w:r>
-        <w:rPr>
-          <w:lang w:val="el-GR"/>
-        </w:rPr>
-        <w:t xml:space="preserve">, προσθέτει τα στοιχεία χρήστη στο </w:t>
-      </w:r>
-      <w:r>
-        <w:t>request</w:t>
-      </w:r>
-      <w:r>
-        <w:rPr>
-          <w:lang w:val="el-GR"/>
-        </w:rPr>
-        <w:t xml:space="preserve"> — αλλιώς συνεχίζει χωρίς σφάλμα.</w:t>
-      </w:r>
-    </w:p>
-    <w:p>
-      <w:pPr>
-        <w:pStyle w:val="3"/>
-        <w:rPr>
-          <w:lang w:val="el-GR"/>
-        </w:rPr>
-      </w:pPr>
-      <w:bookmarkStart w:id="29" w:name="role-middleware"/>
-      <w:bookmarkStart w:id="30" w:name="_Toc231074269"/>
-      <w:bookmarkEnd w:id="27"/>
-      <w:r>
-        <w:rPr>
-          <w:lang w:val="el-GR"/>
-        </w:rPr>
-        <w:t xml:space="preserve">4.3 </w:t>
-      </w:r>
-      <w:r>
-        <w:t>Role</w:t>
-      </w:r>
-      <w:r>
-        <w:rPr>
-          <w:lang w:val="el-GR"/>
-        </w:rPr>
-        <w:t xml:space="preserve"> </w:t>
-      </w:r>
-      <w:r>
-        <w:t>Middleware</w:t>
-      </w:r>
-      <w:bookmarkEnd w:id="30"/>
-    </w:p>
-    <w:p>
-      <w:pPr>
-        <w:pStyle w:val="FirstParagraph"/>
-      </w:pPr>
-      <w:r>
-        <w:rPr>
-          <w:lang w:val="el-GR"/>
-        </w:rPr>
-        <w:t xml:space="preserve">Το </w:t>
-      </w:r>
-      <w:r>
-        <w:rPr>
-          <w:rStyle w:val="VerbatimChar"/>
-        </w:rPr>
-        <w:t>requireRole</w:t>
-      </w:r>
-      <w:r>
-        <w:rPr>
-          <w:rStyle w:val="VerbatimChar"/>
-          <w:lang w:val="el-GR"/>
-        </w:rPr>
-        <w:t>(...</w:t>
-      </w:r>
-      <w:r>
-        <w:rPr>
-          <w:rStyle w:val="VerbatimChar"/>
-        </w:rPr>
-        <w:t>roles</w:t>
-      </w:r>
-      <w:r>
-        <w:rPr>
-          <w:rStyle w:val="VerbatimChar"/>
-          <w:lang w:val="el-GR"/>
-        </w:rPr>
-        <w:t>)</w:t>
-      </w:r>
-      <w:r>
-        <w:rPr>
-          <w:lang w:val="el-GR"/>
-        </w:rPr>
-        <w:t xml:space="preserve"> </w:t>
-      </w:r>
-      <w:r>
-        <w:t>middleware</w:t>
-      </w:r>
-      <w:r>
-        <w:rPr>
-          <w:lang w:val="el-GR"/>
-        </w:rPr>
-        <w:t xml:space="preserve"> ελέγχει αν ο συνδεδεμένος χρήστης έχει έναν από τους επιτρεπόμενους ρόλους. </w:t>
-      </w:r>
-      <w:r>
-        <w:t xml:space="preserve">Χρησιμοποιείται σε συνδυασμό με </w:t>
-      </w:r>
-      <w:r>
-        <w:rPr>
-          <w:rStyle w:val="VerbatimChar"/>
-        </w:rPr>
-        <w:t>authenticate</w:t>
-      </w:r>
-      <w:r>
-        <w:t>:</w:t>
-      </w:r>
-    </w:p>
-    <w:p>
-      <w:pPr>
-        <w:pStyle w:val="SourceCode"/>
-      </w:pPr>
-      <w:r>
-        <w:rPr>
-          <w:rStyle w:val="VerbatimChar"/>
-        </w:rPr>
-        <w:t>router.patch('/:id/approve', authenticate, requireRole('admin'), approveUser);</w:t>
-      </w:r>
-      <w:r>
-        <w:br/>
-      </w:r>
-      <w:r>
-        <w:rPr>
-          <w:rStyle w:val="VerbatimChar"/>
-        </w:rPr>
-        <w:t>router.post('/', authenticate, requireRole('organizer'), createEvent);</w:t>
-      </w:r>
-    </w:p>
-    <w:p>
-      <w:pPr>
-        <w:pStyle w:val="3"/>
-        <w:rPr>
-          <w:lang w:val="el-GR"/>
-        </w:rPr>
-      </w:pPr>
-      <w:bookmarkStart w:id="31" w:name="ασφαλής-αποθήκευση-κωδικών"/>
-      <w:bookmarkStart w:id="32" w:name="_Toc231074270"/>
-      <w:bookmarkEnd w:id="29"/>
-      <w:r>
-        <w:rPr>
-          <w:lang w:val="el-GR"/>
-        </w:rPr>
-        <w:t>4.4 Ασφαλής Αποθήκευση Κωδικών</w:t>
-      </w:r>
-      <w:bookmarkEnd w:id="32"/>
-    </w:p>
-    <w:p>
-      <w:pPr>
-        <w:pStyle w:val="FirstParagraph"/>
-        <w:rPr>
-          <w:lang w:val="el-GR"/>
-        </w:rPr>
-      </w:pPr>
-      <w:r>
-        <w:rPr>
-          <w:lang w:val="el-GR"/>
-        </w:rPr>
-        <w:t xml:space="preserve">Οι κωδικοί αποθηκεύονται ως </w:t>
+        </w:rPr>
+        <w:t>bcrypt</w:t>
       </w:r>
       <w:r>
         <w:rPr>
           <w:b/>
           <w:bCs/>
-        </w:rPr>
-        <w:t>bcrypt</w:t>
+          <w:lang w:val="el-GR"/>
+        </w:rPr>
+        <w:t xml:space="preserve"> </w:t>
       </w:r>
       <w:r>
         <w:rPr>
           <w:b/>
           <w:bCs/>
+        </w:rPr>
+        <w:t>hashes</w:t>
+      </w:r>
+      <w:r>
+        <w:rPr>
+          <w:lang w:val="el-GR"/>
+        </w:rPr>
+        <w:t xml:space="preserve"> με </w:t>
+      </w:r>
+      <w:r>
+        <w:t>salt</w:t>
+      </w:r>
+      <w:r>
+        <w:rPr>
           <w:lang w:val="el-GR"/>
         </w:rPr>
         <w:t xml:space="preserve"> </w:t>
+      </w:r>
+      <w:r>
+        <w:t>factor</w:t>
+      </w:r>
+      <w:r>
+        <w:rPr>
+          <w:lang w:val="el-GR"/>
+        </w:rPr>
+        <w:t xml:space="preserve"> 10. Κατά τη σύνδεση, εφαρμόζεται </w:t>
       </w:r>
       <w:r>
         <w:rPr>
           <w:b/>
           <w:bCs/>
         </w:rPr>
-        <w:t>hashes</w:t>
-      </w:r>
-      <w:r>
-        <w:rPr>
-          <w:lang w:val="el-GR"/>
-        </w:rPr>
-        <w:t xml:space="preserve"> με </w:t>
-      </w:r>
-      <w:r>
-        <w:t>salt</w:t>
-      </w:r>
-      <w:r>
-        <w:rPr>
-          <w:lang w:val="el-GR"/>
-        </w:rPr>
-        <w:t xml:space="preserve"> </w:t>
-      </w:r>
-      <w:r>
-        <w:t>factor</w:t>
-      </w:r>
-      <w:r>
-        <w:rPr>
-          <w:lang w:val="el-GR"/>
-        </w:rPr>
-        <w:t xml:space="preserve"> 10. Κατά τη σύνδεση, εφαρμόζεται </w:t>
+        <w:t>constant</w:t>
       </w:r>
       <w:r>
         <w:rPr>
           <w:b/>
           <w:bCs/>
-        </w:rPr>
-        <w:t>constant</w:t>
+          <w:lang w:val="el-GR"/>
+        </w:rPr>
+        <w:t>-</w:t>
       </w:r>
       <w:r>
         <w:rPr>
           <w:b/>
           <w:bCs/>
-          <w:lang w:val="el-GR"/>
-        </w:rPr>
-        <w:t>-</w:t>
+        </w:rPr>
+        <w:t>time</w:t>
       </w:r>
       <w:r>
         <w:rPr>
           <w:b/>
           <w:bCs/>
-        </w:rPr>
-        <w:t>time</w:t>
-      </w:r>
-      <w:r>
-        <w:rPr>
-          <w:b/>
-          <w:bCs/>
           <w:lang w:val="el-GR"/>
         </w:rPr>
         <w:t xml:space="preserve"> σύγκριση</w:t>
@@ -7465,10 +7622,21 @@
         <w:rPr>
           <w:lang w:val="el-GR"/>
         </w:rPr>
-        <w:t xml:space="preserve"> ακόμα και για μη υπάρκτους χρήστες (με ψεύτικο </w:t>
-      </w:r>
-      <w:r>
-        <w:lastRenderedPageBreak/>
+        <w:t xml:space="preserve"> ακόμα και για μη </w:t>
+      </w:r>
+      <w:r>
+        <w:rPr>
+          <w:lang w:val="el-GR"/>
+        </w:rPr>
+        <w:t>υπαρκτούς</w:t>
+      </w:r>
+      <w:r>
+        <w:rPr>
+          <w:lang w:val="el-GR"/>
+        </w:rPr>
+        <w:t xml:space="preserve"> χρήστες (με ψεύτικο </w:t>
+      </w:r>
+      <w:r>
         <w:t>hash</w:t>
       </w:r>
       <w:r>
@@ -7508,7 +7676,7 @@
     <w:p>
       <w:r>
         <w:pict>
-          <v:rect id="_x0000_i1140" style="width:0;height:1.5pt" o:hralign="center" o:hrstd="t" o:hr="t"/>
+          <v:rect id="_x0000_i1030" style="width:0;height:1.5pt" o:hralign="center" o:hrstd="t" o:hr="t"/>
         </w:pict>
       </w:r>
     </w:p>
@@ -7519,14 +7687,15 @@
           <w:lang w:val="el-GR"/>
         </w:rPr>
       </w:pPr>
+      <w:bookmarkStart w:id="32" w:name="_Toc231074271"/>
       <w:bookmarkStart w:id="33" w:name="api-endpoints"/>
-      <w:bookmarkStart w:id="34" w:name="_Toc231074271"/>
       <w:bookmarkEnd w:id="23"/>
       <w:bookmarkEnd w:id="31"/>
       <w:r>
         <w:rPr>
           <w:lang w:val="el-GR"/>
         </w:rPr>
+        <w:lastRenderedPageBreak/>
         <w:t xml:space="preserve">5. </w:t>
       </w:r>
       <w:r>
@@ -7541,85 +7710,85 @@
       <w:r>
         <w:t>Endpoints</w:t>
       </w:r>
+      <w:bookmarkEnd w:id="32"/>
+    </w:p>
+    <w:p>
+      <w:pPr>
+        <w:pStyle w:val="FirstParagraph"/>
+        <w:rPr>
+          <w:lang w:val="el-GR"/>
+        </w:rPr>
+      </w:pPr>
+      <w:r>
+        <w:rPr>
+          <w:lang w:val="el-GR"/>
+        </w:rPr>
+        <w:t xml:space="preserve">Όλα τα </w:t>
+      </w:r>
+      <w:r>
+        <w:t>endpoints</w:t>
+      </w:r>
+      <w:r>
+        <w:rPr>
+          <w:lang w:val="el-GR"/>
+        </w:rPr>
+        <w:t xml:space="preserve"> βρίσκονται κάτω από το </w:t>
+      </w:r>
+      <w:r>
+        <w:t>prefix</w:t>
+      </w:r>
+      <w:r>
+        <w:rPr>
+          <w:lang w:val="el-GR"/>
+        </w:rPr>
+        <w:t xml:space="preserve"> </w:t>
+      </w:r>
+      <w:r>
+        <w:rPr>
+          <w:rStyle w:val="VerbatimChar"/>
+          <w:lang w:val="el-GR"/>
+        </w:rPr>
+        <w:t>/</w:t>
+      </w:r>
+      <w:r>
+        <w:rPr>
+          <w:rStyle w:val="VerbatimChar"/>
+        </w:rPr>
+        <w:t>api</w:t>
+      </w:r>
+      <w:r>
+        <w:rPr>
+          <w:rStyle w:val="VerbatimChar"/>
+          <w:lang w:val="el-GR"/>
+        </w:rPr>
+        <w:t>/</w:t>
+      </w:r>
+      <w:r>
+        <w:rPr>
+          <w:lang w:val="el-GR"/>
+        </w:rPr>
+        <w:t>.</w:t>
+      </w:r>
+    </w:p>
+    <w:p>
+      <w:pPr>
+        <w:pStyle w:val="3"/>
+      </w:pPr>
+      <w:bookmarkStart w:id="34" w:name="_Toc231074272"/>
+      <w:bookmarkStart w:id="35" w:name="αυθεντικοποίηση-apiauth"/>
+      <w:r>
+        <w:t>5.1 Αυθεντικοποίηση (</w:t>
+      </w:r>
+      <w:r>
+        <w:rPr>
+          <w:rStyle w:val="VerbatimChar"/>
+        </w:rPr>
+        <w:t>/api/auth</w:t>
+      </w:r>
+      <w:r>
+        <w:t>)</w:t>
+      </w:r>
       <w:bookmarkEnd w:id="34"/>
-    </w:p>
-    <w:p>
-      <w:pPr>
-        <w:pStyle w:val="FirstParagraph"/>
-        <w:rPr>
-          <w:lang w:val="el-GR"/>
-        </w:rPr>
-      </w:pPr>
-      <w:r>
-        <w:rPr>
-          <w:lang w:val="el-GR"/>
-        </w:rPr>
-        <w:t xml:space="preserve">Όλα τα </w:t>
-      </w:r>
-      <w:r>
-        <w:t>endpoints</w:t>
-      </w:r>
-      <w:r>
-        <w:rPr>
-          <w:lang w:val="el-GR"/>
-        </w:rPr>
-        <w:t xml:space="preserve"> βρίσκονται κάτω από το </w:t>
-      </w:r>
-      <w:r>
-        <w:t>prefix</w:t>
-      </w:r>
-      <w:r>
-        <w:rPr>
-          <w:lang w:val="el-GR"/>
-        </w:rPr>
-        <w:t xml:space="preserve"> </w:t>
-      </w:r>
-      <w:r>
-        <w:rPr>
-          <w:rStyle w:val="VerbatimChar"/>
-          <w:lang w:val="el-GR"/>
-        </w:rPr>
-        <w:t>/</w:t>
-      </w:r>
-      <w:r>
-        <w:rPr>
-          <w:rStyle w:val="VerbatimChar"/>
-        </w:rPr>
-        <w:t>api</w:t>
-      </w:r>
-      <w:r>
-        <w:rPr>
-          <w:rStyle w:val="VerbatimChar"/>
-          <w:lang w:val="el-GR"/>
-        </w:rPr>
-        <w:t>/</w:t>
-      </w:r>
-      <w:r>
-        <w:rPr>
-          <w:lang w:val="el-GR"/>
-        </w:rPr>
-        <w:t>.</w:t>
-      </w:r>
-    </w:p>
-    <w:p>
-      <w:pPr>
-        <w:pStyle w:val="3"/>
-      </w:pPr>
-      <w:bookmarkStart w:id="35" w:name="αυθεντικοποίηση-apiauth"/>
-      <w:bookmarkStart w:id="36" w:name="_Toc231074272"/>
-      <w:r>
-        <w:t>5.1 Αυθεντικοποίηση (</w:t>
-      </w:r>
-      <w:r>
-        <w:rPr>
-          <w:rStyle w:val="VerbatimChar"/>
-        </w:rPr>
-        <w:t>/api/auth</w:t>
-      </w:r>
-      <w:r>
-        <w:t>)</w:t>
-      </w:r>
-      <w:bookmarkEnd w:id="36"/>
     </w:p>
     <w:tbl>
       <w:tblPr>
@@ -7878,8 +8047,8 @@
       <w:pPr>
         <w:pStyle w:val="3"/>
       </w:pPr>
+      <w:bookmarkStart w:id="36" w:name="_Toc231074273"/>
       <w:bookmarkStart w:id="37" w:name="χρήστες-apiusers"/>
-      <w:bookmarkStart w:id="38" w:name="_Toc231074273"/>
       <w:bookmarkEnd w:id="35"/>
       <w:r>
         <w:t>5.2 Χρήστες (</w:t>
@@ -7893,7 +8062,7 @@
       <w:r>
         <w:t>)</w:t>
       </w:r>
-      <w:bookmarkEnd w:id="38"/>
+      <w:bookmarkEnd w:id="36"/>
     </w:p>
     <w:tbl>
       <w:tblPr>
@@ -8339,8 +8508,8 @@
       <w:pPr>
         <w:pStyle w:val="3"/>
       </w:pPr>
+      <w:bookmarkStart w:id="38" w:name="_Toc231074274"/>
       <w:bookmarkStart w:id="39" w:name="εκδηλώσεις-apievents"/>
-      <w:bookmarkStart w:id="40" w:name="_Toc231074274"/>
       <w:bookmarkEnd w:id="37"/>
       <w:r>
         <w:t>5.3 Εκδηλώσεις (</w:t>
@@ -8354,7 +8523,7 @@
       <w:r>
         <w:t>)</w:t>
       </w:r>
-      <w:bookmarkEnd w:id="40"/>
+      <w:bookmarkEnd w:id="38"/>
     </w:p>
     <w:tbl>
       <w:tblPr>
@@ -8944,8 +9113,8 @@
       <w:pPr>
         <w:pStyle w:val="3"/>
       </w:pPr>
+      <w:bookmarkStart w:id="40" w:name="_Toc231074275"/>
       <w:bookmarkStart w:id="41" w:name="κρατήσεις-apibookings"/>
-      <w:bookmarkStart w:id="42" w:name="_Toc231074275"/>
       <w:bookmarkEnd w:id="39"/>
       <w:r>
         <w:t>5.4 Κρατήσεις (</w:t>
@@ -8959,7 +9128,7 @@
       <w:r>
         <w:t>)</w:t>
       </w:r>
-      <w:bookmarkEnd w:id="42"/>
+      <w:bookmarkEnd w:id="40"/>
     </w:p>
     <w:tbl>
       <w:tblPr>
@@ -9041,7 +9210,6 @@
               <w:pStyle w:val="Compact"/>
             </w:pPr>
             <w:r>
-              <w:lastRenderedPageBreak/>
               <w:t>POST</w:t>
             </w:r>
           </w:p>
@@ -9265,10 +9433,11 @@
       <w:pPr>
         <w:pStyle w:val="3"/>
       </w:pPr>
+      <w:bookmarkStart w:id="42" w:name="_Toc231074276"/>
       <w:bookmarkStart w:id="43" w:name="μηνύματα-apimessages"/>
-      <w:bookmarkStart w:id="44" w:name="_Toc231074276"/>
       <w:bookmarkEnd w:id="41"/>
       <w:r>
+        <w:lastRenderedPageBreak/>
         <w:t>5.5 Μηνύματα (</w:t>
       </w:r>
       <w:r>
@@ -9280,7 +9449,7 @@
       <w:r>
         <w:t>)</w:t>
       </w:r>
-      <w:bookmarkEnd w:id="44"/>
+      <w:bookmarkEnd w:id="42"/>
     </w:p>
     <w:tbl>
       <w:tblPr>
@@ -9458,7 +9627,19 @@
               <w:rPr>
                 <w:rStyle w:val="VerbatimChar"/>
               </w:rPr>
-              <w:t>/unread-count</w:t>
+              <w:t>/unread</w:t>
+            </w:r>
+            <w:r>
+              <w:rPr>
+                <w:rStyle w:val="VerbatimChar"/>
+              </w:rPr>
+              <w:t>-</w:t>
+            </w:r>
+            <w:r>
+              <w:rPr>
+                <w:rStyle w:val="VerbatimChar"/>
+              </w:rPr>
+              <w:t>count</w:t>
             </w:r>
           </w:p>
         </w:tc>
@@ -9613,8 +9794,8 @@
       <w:pPr>
         <w:pStyle w:val="3"/>
       </w:pPr>
+      <w:bookmarkStart w:id="44" w:name="_Toc231074277"/>
       <w:bookmarkStart w:id="45" w:name="export-apiexport"/>
-      <w:bookmarkStart w:id="46" w:name="_Toc231074277"/>
       <w:bookmarkEnd w:id="43"/>
       <w:r>
         <w:t>5.6 Export (</w:t>
@@ -9628,7 +9809,7 @@
       <w:r>
         <w:t>)</w:t>
       </w:r>
-      <w:bookmarkEnd w:id="46"/>
+      <w:bookmarkEnd w:id="44"/>
     </w:p>
     <w:tbl>
       <w:tblPr>
@@ -9820,7 +10001,7 @@
     <w:p>
       <w:r>
         <w:pict>
-          <v:rect id="_x0000_i1141" style="width:0;height:1.5pt" o:hralign="center" o:hrstd="t" o:hr="t"/>
+          <v:rect id="_x0000_i1031" style="width:0;height:1.5pt" o:hralign="center" o:hrstd="t" o:hr="t"/>
         </w:pict>
       </w:r>
     </w:p>
@@ -9831,8 +10012,8 @@
           <w:lang w:val="el-GR"/>
         </w:rPr>
       </w:pPr>
+      <w:bookmarkStart w:id="46" w:name="_Toc231074278"/>
       <w:bookmarkStart w:id="47" w:name="επιχειρησιακή-λογική"/>
-      <w:bookmarkStart w:id="48" w:name="_Toc231074278"/>
       <w:bookmarkEnd w:id="33"/>
       <w:bookmarkEnd w:id="45"/>
       <w:r>
@@ -9841,24 +10022,24 @@
         </w:rPr>
         <w:t>6. Επιχειρησιακή Λογική</w:t>
       </w:r>
+      <w:bookmarkEnd w:id="46"/>
+    </w:p>
+    <w:p>
+      <w:pPr>
+        <w:pStyle w:val="3"/>
+        <w:rPr>
+          <w:lang w:val="el-GR"/>
+        </w:rPr>
+      </w:pPr>
+      <w:bookmarkStart w:id="48" w:name="_Toc231074279"/>
+      <w:bookmarkStart w:id="49" w:name="κρατήσεις-αποφυγή-υπερκράτησης"/>
+      <w:r>
+        <w:rPr>
+          <w:lang w:val="el-GR"/>
+        </w:rPr>
+        <w:t>6.1 Κρατήσεις — Αποφυγή Υπερκράτησης</w:t>
+      </w:r>
       <w:bookmarkEnd w:id="48"/>
-    </w:p>
-    <w:p>
-      <w:pPr>
-        <w:pStyle w:val="3"/>
-        <w:rPr>
-          <w:lang w:val="el-GR"/>
-        </w:rPr>
-      </w:pPr>
-      <w:bookmarkStart w:id="49" w:name="κρατήσεις-αποφυγή-υπερκράτησης"/>
-      <w:bookmarkStart w:id="50" w:name="_Toc231074279"/>
-      <w:r>
-        <w:rPr>
-          <w:lang w:val="el-GR"/>
-        </w:rPr>
-        <w:t>6.1 Κρατήσεις — Αποφυγή Υπερκράτησης</w:t>
-      </w:r>
-      <w:bookmarkEnd w:id="50"/>
     </w:p>
     <w:p>
       <w:pPr>
@@ -9896,7 +10077,21 @@
           <w:b/>
           <w:bCs/>
         </w:rPr>
-        <w:t>database transaction με row-level locking</w:t>
+        <w:t>database transaction με row</w:t>
+      </w:r>
+      <w:r>
+        <w:rPr>
+          <w:b/>
+          <w:bCs/>
+        </w:rPr>
+        <w:t>-</w:t>
+      </w:r>
+      <w:r>
+        <w:rPr>
+          <w:b/>
+          <w:bCs/>
+        </w:rPr>
+        <w:t>level locking</w:t>
       </w:r>
       <w:r>
         <w:t xml:space="preserve"> (</w:t>
@@ -9952,21 +10147,58 @@
     <w:p>
       <w:pPr>
         <w:pStyle w:val="a0"/>
-      </w:pPr>
-      <w:r>
+        <w:rPr>
+          <w:lang w:val="el-GR"/>
+        </w:rPr>
+      </w:pPr>
+      <w:r>
+        <w:rPr>
+          <w:lang w:val="el-GR"/>
+        </w:rPr>
         <w:t xml:space="preserve">1. </w:t>
       </w:r>
       <w:r>
-        <w:t xml:space="preserve">Lock του </w:t>
-      </w:r>
-      <w:r>
-        <w:rPr>
-          <w:rStyle w:val="VerbatimChar"/>
-        </w:rPr>
-        <w:t>ticket_type</w:t>
-      </w:r>
-      <w:r>
-        <w:t xml:space="preserve"> row </w:t>
+        <w:t>Lock</w:t>
+      </w:r>
+      <w:r>
+        <w:rPr>
+          <w:lang w:val="el-GR"/>
+        </w:rPr>
+        <w:t xml:space="preserve"> του </w:t>
+      </w:r>
+      <w:r>
+        <w:rPr>
+          <w:rStyle w:val="VerbatimChar"/>
+        </w:rPr>
+        <w:t>ticket</w:t>
+      </w:r>
+      <w:r>
+        <w:rPr>
+          <w:rStyle w:val="VerbatimChar"/>
+          <w:lang w:val="el-GR"/>
+        </w:rPr>
+        <w:t>_</w:t>
+      </w:r>
+      <w:r>
+        <w:rPr>
+          <w:rStyle w:val="VerbatimChar"/>
+        </w:rPr>
+        <w:t>type</w:t>
+      </w:r>
+      <w:r>
+        <w:rPr>
+          <w:lang w:val="el-GR"/>
+        </w:rPr>
+        <w:t xml:space="preserve"> </w:t>
+      </w:r>
+      <w:r>
+        <w:t>row</w:t>
+      </w:r>
+      <w:r>
+        <w:rPr>
+          <w:lang w:val="el-GR"/>
+        </w:rPr>
+        <w:t xml:space="preserve"> </w:t>
       </w:r>
     </w:p>
     <w:p>
@@ -10020,47 +10252,653 @@
     <w:p>
       <w:pPr>
         <w:pStyle w:val="a0"/>
-      </w:pPr>
-      <w:r>
+        <w:rPr>
+          <w:lang w:val="el-GR"/>
+        </w:rPr>
+      </w:pPr>
+      <w:r>
+        <w:rPr>
+          <w:lang w:val="el-GR"/>
+        </w:rPr>
+        <w:t xml:space="preserve">5. </w:t>
+      </w:r>
+      <w:r>
+        <w:rPr>
+          <w:lang w:val="el-GR"/>
+        </w:rPr>
+        <w:t>Μείωση</w:t>
+      </w:r>
+      <w:r>
+        <w:rPr>
+          <w:lang w:val="el-GR"/>
+        </w:rPr>
+        <w:t xml:space="preserve"> </w:t>
+      </w:r>
+      <w:r>
+        <w:rPr>
+          <w:rStyle w:val="VerbatimChar"/>
+        </w:rPr>
+        <w:t>available</w:t>
+      </w:r>
+      <w:r>
+        <w:rPr>
+          <w:lang w:val="el-GR"/>
+        </w:rPr>
+        <w:t xml:space="preserve"> </w:t>
+      </w:r>
+      <w:r>
+        <w:rPr>
+          <w:lang w:val="el-GR"/>
+        </w:rPr>
+        <w:t>στον</w:t>
+      </w:r>
+      <w:r>
+        <w:rPr>
+          <w:lang w:val="el-GR"/>
+        </w:rPr>
+        <w:t xml:space="preserve"> </w:t>
+      </w:r>
+      <w:r>
+        <w:rPr>
+          <w:rStyle w:val="VerbatimChar"/>
+        </w:rPr>
+        <w:t>ticket</w:t>
+      </w:r>
+      <w:r>
+        <w:rPr>
+          <w:rStyle w:val="VerbatimChar"/>
+          <w:lang w:val="el-GR"/>
+        </w:rPr>
+        <w:t>_</w:t>
+      </w:r>
+      <w:r>
+        <w:rPr>
+          <w:rStyle w:val="VerbatimChar"/>
+        </w:rPr>
+        <w:t>type</w:t>
+      </w:r>
+    </w:p>
+    <w:p>
+      <w:pPr>
+        <w:pStyle w:val="3"/>
+        <w:rPr>
+          <w:lang w:val="el-GR"/>
+        </w:rPr>
+      </w:pPr>
+      <w:bookmarkStart w:id="50" w:name="_Toc231074280"/>
+      <w:bookmarkStart w:id="51" w:name="αυτόματη-ολοκλήρωση-εκδηλώσεων"/>
+      <w:bookmarkEnd w:id="49"/>
+      <w:r>
+        <w:rPr>
+          <w:lang w:val="el-GR"/>
+        </w:rPr>
+        <w:t>6.2 Αυτόματη Ολοκλήρωση Εκδηλώσεων</w:t>
+      </w:r>
+      <w:bookmarkEnd w:id="50"/>
+    </w:p>
+    <w:p>
+      <w:pPr>
+        <w:pStyle w:val="FirstParagraph"/>
+        <w:rPr>
+          <w:lang w:val="el-GR"/>
+        </w:rPr>
+      </w:pPr>
+      <w:r>
+        <w:rPr>
+          <w:lang w:val="el-GR"/>
+        </w:rPr>
+        <w:t xml:space="preserve">Εκδηλώσεις που έχουν λήξει (το </w:t>
+      </w:r>
+      <w:r>
+        <w:rPr>
+          <w:rStyle w:val="VerbatimChar"/>
+        </w:rPr>
+        <w:t>end</w:t>
+      </w:r>
+      <w:r>
+        <w:rPr>
+          <w:rStyle w:val="VerbatimChar"/>
+          <w:lang w:val="el-GR"/>
+        </w:rPr>
+        <w:t>_</w:t>
+      </w:r>
+      <w:r>
+        <w:rPr>
+          <w:rStyle w:val="VerbatimChar"/>
+        </w:rPr>
+        <w:t>datetime</w:t>
+      </w:r>
+      <w:r>
+        <w:rPr>
+          <w:lang w:val="el-GR"/>
+        </w:rPr>
+        <w:t xml:space="preserve"> τους είναι στο παρελθόν) αλλά παραμένουν σε κατάσταση </w:t>
+      </w:r>
+      <w:r>
+        <w:rPr>
+          <w:rStyle w:val="VerbatimChar"/>
+        </w:rPr>
+        <w:t>PUBLISHED</w:t>
+      </w:r>
+      <w:r>
+        <w:rPr>
+          <w:lang w:val="el-GR"/>
+        </w:rPr>
+        <w:t xml:space="preserve"> σημειώνονται αυτόματα ως </w:t>
+      </w:r>
+      <w:r>
+        <w:rPr>
+          <w:rStyle w:val="VerbatimChar"/>
+        </w:rPr>
+        <w:t>COMPLETED</w:t>
+      </w:r>
+      <w:r>
+        <w:rPr>
+          <w:lang w:val="el-GR"/>
+        </w:rPr>
+        <w:t xml:space="preserve">. Αυτό γίνεται: </w:t>
+      </w:r>
+    </w:p>
+    <w:p>
+      <w:pPr>
+        <w:pStyle w:val="FirstParagraph"/>
+        <w:rPr>
+          <w:lang w:val="el-GR"/>
+        </w:rPr>
+      </w:pPr>
+      <w:r>
+        <w:rPr>
+          <w:lang w:val="el-GR"/>
+        </w:rPr>
+        <w:t>-</w:t>
+      </w:r>
+      <w:r>
+        <w:rPr>
+          <w:lang w:val="el-GR"/>
+        </w:rPr>
+        <w:t xml:space="preserve"> Αμέσως κατά την εκκίνηση του </w:t>
+      </w:r>
+      <w:r>
+        <w:t>server</w:t>
+      </w:r>
+      <w:r>
+        <w:rPr>
+          <w:lang w:val="el-GR"/>
+        </w:rPr>
+        <w:t xml:space="preserve"> </w:t>
+      </w:r>
+    </w:p>
+    <w:p>
+      <w:pPr>
+        <w:pStyle w:val="FirstParagraph"/>
+        <w:rPr>
+          <w:lang w:val="el-GR"/>
+        </w:rPr>
+      </w:pPr>
+      <w:r>
+        <w:rPr>
+          <w:lang w:val="el-GR"/>
+        </w:rPr>
         <w:lastRenderedPageBreak/>
-        <w:t xml:space="preserve">5. </w:t>
-      </w:r>
-      <w:r>
-        <w:rPr>
-          <w:lang w:val="el-GR"/>
-        </w:rPr>
-        <w:t>Μείωση</w:t>
-      </w:r>
-      <w:r>
+        <w:t>-</w:t>
+      </w:r>
+      <w:r>
+        <w:rPr>
+          <w:lang w:val="el-GR"/>
+        </w:rPr>
+        <w:t xml:space="preserve"> Κάθε 5 λεπτά αυτόματα</w:t>
+      </w:r>
+    </w:p>
+    <w:p>
+      <w:pPr>
+        <w:pStyle w:val="3"/>
+        <w:rPr>
+          <w:lang w:val="el-GR"/>
+        </w:rPr>
+      </w:pPr>
+      <w:bookmarkStart w:id="52" w:name="_Toc231074281"/>
+      <w:bookmarkStart w:id="53" w:name="επικύρωση-εκδηλώσεων"/>
+      <w:bookmarkEnd w:id="51"/>
+      <w:r>
+        <w:rPr>
+          <w:lang w:val="el-GR"/>
+        </w:rPr>
+        <w:t>6.3 Επικύρωση Εκδηλώσεων</w:t>
+      </w:r>
+      <w:bookmarkEnd w:id="52"/>
+    </w:p>
+    <w:p>
+      <w:pPr>
+        <w:pStyle w:val="FirstParagraph"/>
+        <w:rPr>
+          <w:lang w:val="el-GR"/>
+        </w:rPr>
+      </w:pPr>
+      <w:r>
+        <w:rPr>
+          <w:lang w:val="el-GR"/>
+        </w:rPr>
+        <w:t xml:space="preserve">Κατά τη δημιουργία ή επεξεργασία εκδήλωσης ελέγχονται: </w:t>
+      </w:r>
+    </w:p>
+    <w:p>
+      <w:pPr>
+        <w:pStyle w:val="FirstParagraph"/>
+        <w:rPr>
+          <w:lang w:val="el-GR"/>
+        </w:rPr>
+      </w:pPr>
+      <w:r>
+        <w:rPr>
+          <w:lang w:val="el-GR"/>
+        </w:rPr>
+        <w:t>-</w:t>
+      </w:r>
+      <w:r>
+        <w:rPr>
+          <w:lang w:val="el-GR"/>
+        </w:rPr>
+        <w:t xml:space="preserve"> Τουλάχιστον μία κατηγορία </w:t>
+      </w:r>
+    </w:p>
+    <w:p>
+      <w:pPr>
+        <w:pStyle w:val="FirstParagraph"/>
+        <w:rPr>
+          <w:lang w:val="el-GR"/>
+        </w:rPr>
+      </w:pPr>
+      <w:r>
+        <w:rPr>
+          <w:lang w:val="el-GR"/>
+        </w:rPr>
+        <w:t>-</w:t>
+      </w:r>
+      <w:r>
+        <w:rPr>
+          <w:lang w:val="el-GR"/>
+        </w:rPr>
+        <w:t xml:space="preserve"> Τουλάχιστον ένας τύπος εισιτηρίου </w:t>
+      </w:r>
+    </w:p>
+    <w:p>
+      <w:pPr>
+        <w:pStyle w:val="FirstParagraph"/>
+        <w:rPr>
+          <w:lang w:val="el-GR"/>
+        </w:rPr>
+      </w:pPr>
+      <w:r>
+        <w:rPr>
+          <w:lang w:val="el-GR"/>
+        </w:rPr>
+        <w:t>-</w:t>
+      </w:r>
+      <w:r>
+        <w:rPr>
+          <w:lang w:val="el-GR"/>
+        </w:rPr>
+        <w:t xml:space="preserve"> Χωρητικότητα &gt; 0 </w:t>
+      </w:r>
+    </w:p>
+    <w:p>
+      <w:pPr>
+        <w:pStyle w:val="FirstParagraph"/>
+        <w:rPr>
+          <w:lang w:val="el-GR"/>
+        </w:rPr>
+      </w:pPr>
+      <w:r>
+        <w:rPr>
+          <w:lang w:val="el-GR"/>
+        </w:rPr>
+        <w:t>-</w:t>
+      </w:r>
+      <w:r>
+        <w:rPr>
+          <w:lang w:val="el-GR"/>
+        </w:rPr>
         <w:t xml:space="preserve"> </w:t>
       </w:r>
       <w:r>
         <w:rPr>
           <w:rStyle w:val="VerbatimChar"/>
         </w:rPr>
-        <w:t>available</w:t>
-      </w:r>
-      <w:r>
+        <w:t>end</w:t>
+      </w:r>
+      <w:r>
+        <w:rPr>
+          <w:rStyle w:val="VerbatimChar"/>
+          <w:lang w:val="el-GR"/>
+        </w:rPr>
+        <w:t>_</w:t>
+      </w:r>
+      <w:r>
+        <w:rPr>
+          <w:rStyle w:val="VerbatimChar"/>
+        </w:rPr>
+        <w:t>datetime</w:t>
+      </w:r>
+      <w:r>
+        <w:rPr>
+          <w:lang w:val="el-GR"/>
+        </w:rPr>
+        <w:t xml:space="preserve"> &gt; </w:t>
+      </w:r>
+      <w:r>
+        <w:rPr>
+          <w:rStyle w:val="VerbatimChar"/>
+        </w:rPr>
+        <w:t>start</w:t>
+      </w:r>
+      <w:r>
+        <w:rPr>
+          <w:rStyle w:val="VerbatimChar"/>
+          <w:lang w:val="el-GR"/>
+        </w:rPr>
+        <w:t>_</w:t>
+      </w:r>
+      <w:r>
+        <w:rPr>
+          <w:rStyle w:val="VerbatimChar"/>
+        </w:rPr>
+        <w:t>datetime</w:t>
+      </w:r>
+      <w:r>
+        <w:rPr>
+          <w:lang w:val="el-GR"/>
+        </w:rPr>
         <w:t xml:space="preserve"> </w:t>
       </w:r>
-      <w:r>
-        <w:rPr>
-          <w:lang w:val="el-GR"/>
-        </w:rPr>
-        <w:t>στον</w:t>
-      </w:r>
-      <w:r>
+    </w:p>
+    <w:p>
+      <w:pPr>
+        <w:pStyle w:val="FirstParagraph"/>
+        <w:rPr>
+          <w:lang w:val="el-GR"/>
+        </w:rPr>
+      </w:pPr>
+      <w:r>
+        <w:rPr>
+          <w:lang w:val="el-GR"/>
+        </w:rPr>
+        <w:t>-</w:t>
+      </w:r>
+      <w:r>
+        <w:rPr>
+          <w:lang w:val="el-GR"/>
+        </w:rPr>
+        <w:t xml:space="preserve"> Άθροισμα ποσοτήτων εισιτηρίων ≤ χωρητικότητα εκδήλωσης </w:t>
+      </w:r>
+    </w:p>
+    <w:p>
+      <w:pPr>
+        <w:pStyle w:val="FirstParagraph"/>
+        <w:rPr>
+          <w:lang w:val="el-GR"/>
+        </w:rPr>
+      </w:pPr>
+      <w:r>
+        <w:rPr>
+          <w:lang w:val="el-GR"/>
+        </w:rPr>
+        <w:t>-</w:t>
+      </w:r>
+      <w:r>
+        <w:rPr>
+          <w:lang w:val="el-GR"/>
+        </w:rPr>
+        <w:t xml:space="preserve"> Τιμή εισιτηρίου ≥ 0, ποσότητα &gt; 0</w:t>
+      </w:r>
+    </w:p>
+    <w:p>
+      <w:pPr>
+        <w:pStyle w:val="3"/>
+        <w:rPr>
+          <w:lang w:val="el-GR"/>
+        </w:rPr>
+      </w:pPr>
+      <w:bookmarkStart w:id="54" w:name="_Toc231074282"/>
+      <w:bookmarkStart w:id="55" w:name="xml-export"/>
+      <w:bookmarkEnd w:id="53"/>
+      <w:r>
+        <w:rPr>
+          <w:lang w:val="el-GR"/>
+        </w:rPr>
+        <w:t xml:space="preserve">6.4 </w:t>
+      </w:r>
+      <w:r>
+        <w:t>XML</w:t>
+      </w:r>
+      <w:r>
+        <w:rPr>
+          <w:lang w:val="el-GR"/>
+        </w:rPr>
         <w:t xml:space="preserve"> </w:t>
       </w:r>
       <w:r>
-        <w:rPr>
-          <w:rStyle w:val="VerbatimChar"/>
-        </w:rPr>
-        <w:t>ticket</w:t>
-      </w:r>
-      <w:r>
-        <w:rPr>
-          <w:rStyle w:val="VerbatimChar"/>
+        <w:t>Export</w:t>
+      </w:r>
+      <w:bookmarkEnd w:id="54"/>
+    </w:p>
+    <w:p>
+      <w:pPr>
+        <w:pStyle w:val="FirstParagraph"/>
+        <w:rPr>
+          <w:lang w:val="el-GR"/>
+        </w:rPr>
+      </w:pPr>
+      <w:r>
+        <w:rPr>
+          <w:lang w:val="el-GR"/>
+        </w:rPr>
+        <w:t xml:space="preserve">Το </w:t>
+      </w:r>
+      <w:r>
+        <w:t>XML</w:t>
+      </w:r>
+      <w:r>
+        <w:rPr>
+          <w:lang w:val="el-GR"/>
+        </w:rPr>
+        <w:t xml:space="preserve"> που παράγεται ακολουθεί ακριβώς το </w:t>
+      </w:r>
+      <w:r>
+        <w:t>DTD</w:t>
+      </w:r>
+      <w:r>
+        <w:rPr>
+          <w:lang w:val="el-GR"/>
+        </w:rPr>
+        <w:t xml:space="preserve"> που ορίζεται στις προδιαγραφές της εργασίας. Το </w:t>
+      </w:r>
+      <w:r>
+        <w:t>inline</w:t>
+      </w:r>
+      <w:r>
+        <w:rPr>
+          <w:lang w:val="el-GR"/>
+        </w:rPr>
+        <w:t xml:space="preserve"> </w:t>
+      </w:r>
+      <w:r>
+        <w:t>DTD</w:t>
+      </w:r>
+      <w:r>
+        <w:rPr>
+          <w:lang w:val="el-GR"/>
+        </w:rPr>
+        <w:t xml:space="preserve"> συμπεριλαμβάνεται στο αρχείο εξαγωγής, ώστε να είναι αυτοτελές. Ειδικοί χαρακτήρες διαφεύγουν σωστά (</w:t>
+      </w:r>
+      <w:r>
+        <w:rPr>
+          <w:rStyle w:val="VerbatimChar"/>
+          <w:lang w:val="el-GR"/>
+        </w:rPr>
+        <w:t>&amp;</w:t>
+      </w:r>
+      <w:r>
+        <w:rPr>
+          <w:rStyle w:val="VerbatimChar"/>
+        </w:rPr>
+        <w:t>amp</w:t>
+      </w:r>
+      <w:r>
+        <w:rPr>
+          <w:rStyle w:val="VerbatimChar"/>
+          <w:lang w:val="el-GR"/>
+        </w:rPr>
+        <w:t>;</w:t>
+      </w:r>
+      <w:r>
+        <w:rPr>
+          <w:lang w:val="el-GR"/>
+        </w:rPr>
+        <w:t xml:space="preserve">, </w:t>
+      </w:r>
+      <w:r>
+        <w:rPr>
+          <w:rStyle w:val="VerbatimChar"/>
+          <w:lang w:val="el-GR"/>
+        </w:rPr>
+        <w:t>&amp;</w:t>
+      </w:r>
+      <w:r>
+        <w:rPr>
+          <w:rStyle w:val="VerbatimChar"/>
+        </w:rPr>
+        <w:t>lt</w:t>
+      </w:r>
+      <w:r>
+        <w:rPr>
+          <w:rStyle w:val="VerbatimChar"/>
+          <w:lang w:val="el-GR"/>
+        </w:rPr>
+        <w:t>;</w:t>
+      </w:r>
+      <w:r>
+        <w:rPr>
+          <w:lang w:val="el-GR"/>
+        </w:rPr>
+        <w:t xml:space="preserve">, </w:t>
+      </w:r>
+      <w:r>
+        <w:rPr>
+          <w:rStyle w:val="VerbatimChar"/>
+          <w:lang w:val="el-GR"/>
+        </w:rPr>
+        <w:t>&amp;</w:t>
+      </w:r>
+      <w:r>
+        <w:rPr>
+          <w:rStyle w:val="VerbatimChar"/>
+        </w:rPr>
+        <w:t>gt</w:t>
+      </w:r>
+      <w:r>
+        <w:rPr>
+          <w:rStyle w:val="VerbatimChar"/>
+          <w:lang w:val="el-GR"/>
+        </w:rPr>
+        <w:t>;</w:t>
+      </w:r>
+      <w:r>
+        <w:rPr>
+          <w:lang w:val="el-GR"/>
+        </w:rPr>
+        <w:t xml:space="preserve">, </w:t>
+      </w:r>
+      <w:r>
+        <w:rPr>
+          <w:rStyle w:val="VerbatimChar"/>
+          <w:lang w:val="el-GR"/>
+        </w:rPr>
+        <w:t>&amp;</w:t>
+      </w:r>
+      <w:r>
+        <w:rPr>
+          <w:rStyle w:val="VerbatimChar"/>
+        </w:rPr>
+        <w:t>quot</w:t>
+      </w:r>
+      <w:r>
+        <w:rPr>
+          <w:rStyle w:val="VerbatimChar"/>
+          <w:lang w:val="el-GR"/>
+        </w:rPr>
+        <w:t>;</w:t>
+      </w:r>
+      <w:r>
+        <w:rPr>
+          <w:lang w:val="el-GR"/>
+        </w:rPr>
+        <w:t xml:space="preserve">, </w:t>
+      </w:r>
+      <w:r>
+        <w:rPr>
+          <w:rStyle w:val="VerbatimChar"/>
+          <w:lang w:val="el-GR"/>
+        </w:rPr>
+        <w:t>&amp;</w:t>
+      </w:r>
+      <w:r>
+        <w:rPr>
+          <w:rStyle w:val="VerbatimChar"/>
+        </w:rPr>
+        <w:t>apos</w:t>
+      </w:r>
+      <w:r>
+        <w:rPr>
+          <w:rStyle w:val="VerbatimChar"/>
+          <w:lang w:val="el-GR"/>
+        </w:rPr>
+        <w:t>;</w:t>
+      </w:r>
+      <w:r>
+        <w:rPr>
+          <w:lang w:val="el-GR"/>
+        </w:rPr>
+        <w:t>).</w:t>
+      </w:r>
+    </w:p>
+    <w:p>
+      <w:pPr>
+        <w:pStyle w:val="3"/>
+        <w:rPr>
+          <w:lang w:val="el-GR"/>
+        </w:rPr>
+      </w:pPr>
+      <w:bookmarkStart w:id="56" w:name="_Toc231074283"/>
+      <w:bookmarkStart w:id="57" w:name="παρακολούθηση-προβολών"/>
+      <w:bookmarkEnd w:id="55"/>
+      <w:r>
+        <w:rPr>
+          <w:lang w:val="el-GR"/>
+        </w:rPr>
+        <w:t>6.5 Παρακολούθηση Προβολών</w:t>
+      </w:r>
+      <w:bookmarkEnd w:id="56"/>
+    </w:p>
+    <w:p>
+      <w:pPr>
+        <w:pStyle w:val="FirstParagraph"/>
+      </w:pPr>
+      <w:r>
+        <w:rPr>
+          <w:lang w:val="el-GR"/>
+        </w:rPr>
+        <w:t xml:space="preserve">Κάθε φορά που συνδεδεμένος χρήστης επισκέπτεται τη σελίδα λεπτομερειών μιας εκδήλωσης, καταγράφεται μία εγγραφή στον πίνακα </w:t>
+      </w:r>
+      <w:r>
+        <w:rPr>
+          <w:rStyle w:val="VerbatimChar"/>
+        </w:rPr>
+        <w:t>event</w:t>
+      </w:r>
+      <w:r>
+        <w:rPr>
+          <w:rStyle w:val="VerbatimChar"/>
+          <w:lang w:val="el-GR"/>
         </w:rPr>
         <w:t>_</w:t>
       </w:r>
@@ -10068,45 +10906,31 @@
         <w:rPr>
           <w:rStyle w:val="VerbatimChar"/>
         </w:rPr>
-        <w:t>type</w:t>
-      </w:r>
-    </w:p>
-    <w:p>
-      <w:pPr>
-        <w:pStyle w:val="3"/>
-        <w:rPr>
-          <w:lang w:val="el-GR"/>
-        </w:rPr>
-      </w:pPr>
-      <w:bookmarkStart w:id="51" w:name="αυτόματη-ολοκλήρωση-εκδηλώσεων"/>
-      <w:bookmarkStart w:id="52" w:name="_Toc231074280"/>
-      <w:bookmarkEnd w:id="49"/>
-      <w:r>
-        <w:rPr>
-          <w:lang w:val="el-GR"/>
-        </w:rPr>
-        <w:t>6.2 Αυτόματη Ολοκλήρωση Εκδηλώσεων</w:t>
-      </w:r>
-      <w:bookmarkEnd w:id="52"/>
-    </w:p>
-    <w:p>
-      <w:pPr>
-        <w:pStyle w:val="FirstParagraph"/>
-        <w:rPr>
-          <w:lang w:val="el-GR"/>
-        </w:rPr>
-      </w:pPr>
-      <w:r>
-        <w:rPr>
-          <w:lang w:val="el-GR"/>
-        </w:rPr>
-        <w:t xml:space="preserve">Εκδηλώσεις που έχουν λήξει (το </w:t>
-      </w:r>
-      <w:r>
-        <w:rPr>
-          <w:rStyle w:val="VerbatimChar"/>
-        </w:rPr>
-        <w:t>end</w:t>
+        <w:t>views</w:t>
+      </w:r>
+      <w:r>
+        <w:rPr>
+          <w:lang w:val="el-GR"/>
+        </w:rPr>
+        <w:t xml:space="preserve"> με </w:t>
+      </w:r>
+      <w:r>
+        <w:rPr>
+          <w:rStyle w:val="VerbatimChar"/>
+        </w:rPr>
+        <w:t>UPSERT</w:t>
+      </w:r>
+      <w:r>
+        <w:rPr>
+          <w:lang w:val="el-GR"/>
+        </w:rPr>
+        <w:t xml:space="preserve"> — εάν υπάρχει ήδη, ενημερώνεται μόνο το </w:t>
+      </w:r>
+      <w:r>
+        <w:rPr>
+          <w:rStyle w:val="VerbatimChar"/>
+        </w:rPr>
+        <w:t>viewed</w:t>
       </w:r>
       <w:r>
         <w:rPr>
@@ -10119,422 +10943,6 @@
         <w:rPr>
           <w:rStyle w:val="VerbatimChar"/>
         </w:rPr>
-        <w:t>datetime</w:t>
-      </w:r>
-      <w:r>
-        <w:rPr>
-          <w:lang w:val="el-GR"/>
-        </w:rPr>
-        <w:t xml:space="preserve"> τους είναι στο παρελθόν) αλλά παραμένουν σε κατάσταση </w:t>
-      </w:r>
-      <w:r>
-        <w:rPr>
-          <w:rStyle w:val="VerbatimChar"/>
-        </w:rPr>
-        <w:t>PUBLISHED</w:t>
-      </w:r>
-      <w:r>
-        <w:rPr>
-          <w:lang w:val="el-GR"/>
-        </w:rPr>
-        <w:t xml:space="preserve"> σημειώνονται αυτόματα ως </w:t>
-      </w:r>
-      <w:r>
-        <w:rPr>
-          <w:rStyle w:val="VerbatimChar"/>
-        </w:rPr>
-        <w:t>COMPLETED</w:t>
-      </w:r>
-      <w:r>
-        <w:rPr>
-          <w:lang w:val="el-GR"/>
-        </w:rPr>
-        <w:t xml:space="preserve">. Αυτό γίνεται: - Αμέσως κατά την εκκίνηση του </w:t>
-      </w:r>
-      <w:r>
-        <w:t>server</w:t>
-      </w:r>
-      <w:r>
-        <w:rPr>
-          <w:lang w:val="el-GR"/>
-        </w:rPr>
-        <w:t xml:space="preserve"> - Κάθε 5 λεπτά αυτόματα</w:t>
-      </w:r>
-    </w:p>
-    <w:p>
-      <w:pPr>
-        <w:pStyle w:val="3"/>
-        <w:rPr>
-          <w:lang w:val="el-GR"/>
-        </w:rPr>
-      </w:pPr>
-      <w:bookmarkStart w:id="53" w:name="επικύρωση-εκδηλώσεων"/>
-      <w:bookmarkStart w:id="54" w:name="_Toc231074281"/>
-      <w:bookmarkEnd w:id="51"/>
-      <w:r>
-        <w:rPr>
-          <w:lang w:val="el-GR"/>
-        </w:rPr>
-        <w:t>6.3 Επικύρωση Εκδηλώσεων</w:t>
-      </w:r>
-      <w:bookmarkEnd w:id="54"/>
-    </w:p>
-    <w:p>
-      <w:pPr>
-        <w:pStyle w:val="FirstParagraph"/>
-        <w:rPr>
-          <w:lang w:val="el-GR"/>
-        </w:rPr>
-      </w:pPr>
-      <w:r>
-        <w:rPr>
-          <w:lang w:val="el-GR"/>
-        </w:rPr>
-        <w:t xml:space="preserve">Κατά τη δημιουργία ή επεξεργασία εκδήλωσης ελέγχονται: - Τουλάχιστον μία κατηγορία - Τουλάχιστον ένας τύπος εισιτηρίου - Χωρητικότητα &gt; 0 - </w:t>
-      </w:r>
-      <w:r>
-        <w:rPr>
-          <w:rStyle w:val="VerbatimChar"/>
-        </w:rPr>
-        <w:t>end</w:t>
-      </w:r>
-      <w:r>
-        <w:rPr>
-          <w:rStyle w:val="VerbatimChar"/>
-          <w:lang w:val="el-GR"/>
-        </w:rPr>
-        <w:t>_</w:t>
-      </w:r>
-      <w:r>
-        <w:rPr>
-          <w:rStyle w:val="VerbatimChar"/>
-        </w:rPr>
-        <w:t>datetime</w:t>
-      </w:r>
-      <w:r>
-        <w:rPr>
-          <w:lang w:val="el-GR"/>
-        </w:rPr>
-        <w:t xml:space="preserve"> &gt; </w:t>
-      </w:r>
-      <w:r>
-        <w:rPr>
-          <w:rStyle w:val="VerbatimChar"/>
-        </w:rPr>
-        <w:t>start</w:t>
-      </w:r>
-      <w:r>
-        <w:rPr>
-          <w:rStyle w:val="VerbatimChar"/>
-          <w:lang w:val="el-GR"/>
-        </w:rPr>
-        <w:t>_</w:t>
-      </w:r>
-      <w:r>
-        <w:rPr>
-          <w:rStyle w:val="VerbatimChar"/>
-        </w:rPr>
-        <w:t>datetime</w:t>
-      </w:r>
-      <w:r>
-        <w:rPr>
-          <w:lang w:val="el-GR"/>
-        </w:rPr>
-        <w:t xml:space="preserve"> - Άθροισμα ποσοτήτων εισιτηρίων ≤ χωρητικότητα εκδήλωσης - Τιμή εισιτηρίου ≥ 0, ποσότητα &gt; 0</w:t>
-      </w:r>
-    </w:p>
-    <w:p>
-      <w:pPr>
-        <w:pStyle w:val="3"/>
-        <w:rPr>
-          <w:lang w:val="el-GR"/>
-        </w:rPr>
-      </w:pPr>
-      <w:bookmarkStart w:id="55" w:name="xml-export"/>
-      <w:bookmarkStart w:id="56" w:name="_Toc231074282"/>
-      <w:bookmarkEnd w:id="53"/>
-      <w:r>
-        <w:rPr>
-          <w:lang w:val="el-GR"/>
-        </w:rPr>
-        <w:t xml:space="preserve">6.4 </w:t>
-      </w:r>
-      <w:r>
-        <w:t>XML</w:t>
-      </w:r>
-      <w:r>
-        <w:rPr>
-          <w:lang w:val="el-GR"/>
-        </w:rPr>
-        <w:t xml:space="preserve"> </w:t>
-      </w:r>
-      <w:r>
-        <w:t>Export</w:t>
-      </w:r>
-      <w:bookmarkEnd w:id="56"/>
-    </w:p>
-    <w:p>
-      <w:pPr>
-        <w:pStyle w:val="FirstParagraph"/>
-        <w:rPr>
-          <w:lang w:val="el-GR"/>
-        </w:rPr>
-      </w:pPr>
-      <w:r>
-        <w:rPr>
-          <w:lang w:val="el-GR"/>
-        </w:rPr>
-        <w:t xml:space="preserve">Το </w:t>
-      </w:r>
-      <w:r>
-        <w:t>XML</w:t>
-      </w:r>
-      <w:r>
-        <w:rPr>
-          <w:lang w:val="el-GR"/>
-        </w:rPr>
-        <w:t xml:space="preserve"> που παράγεται ακολουθεί ακριβώς το </w:t>
-      </w:r>
-      <w:r>
-        <w:t>DTD</w:t>
-      </w:r>
-      <w:r>
-        <w:rPr>
-          <w:lang w:val="el-GR"/>
-        </w:rPr>
-        <w:t xml:space="preserve"> που ορίζεται στις προδιαγραφές της εργασίας. Το </w:t>
-      </w:r>
-      <w:r>
-        <w:t>inline</w:t>
-      </w:r>
-      <w:r>
-        <w:rPr>
-          <w:lang w:val="el-GR"/>
-        </w:rPr>
-        <w:t xml:space="preserve"> </w:t>
-      </w:r>
-      <w:r>
-        <w:t>DTD</w:t>
-      </w:r>
-      <w:r>
-        <w:rPr>
-          <w:lang w:val="el-GR"/>
-        </w:rPr>
-        <w:t xml:space="preserve"> συμπεριλαμβάνεται στο αρχείο εξαγωγής, ώστε να είναι αυτοτελές. Ειδικοί χαρακτήρες διαφεύγουν σωστά (</w:t>
-      </w:r>
-      <w:r>
-        <w:rPr>
-          <w:rStyle w:val="VerbatimChar"/>
-          <w:lang w:val="el-GR"/>
-        </w:rPr>
-        <w:t>&amp;</w:t>
-      </w:r>
-      <w:r>
-        <w:rPr>
-          <w:rStyle w:val="VerbatimChar"/>
-        </w:rPr>
-        <w:t>amp</w:t>
-      </w:r>
-      <w:r>
-        <w:rPr>
-          <w:rStyle w:val="VerbatimChar"/>
-          <w:lang w:val="el-GR"/>
-        </w:rPr>
-        <w:t>;</w:t>
-      </w:r>
-      <w:r>
-        <w:rPr>
-          <w:lang w:val="el-GR"/>
-        </w:rPr>
-        <w:t xml:space="preserve">, </w:t>
-      </w:r>
-      <w:r>
-        <w:rPr>
-          <w:rStyle w:val="VerbatimChar"/>
-          <w:lang w:val="el-GR"/>
-        </w:rPr>
-        <w:t>&amp;</w:t>
-      </w:r>
-      <w:r>
-        <w:rPr>
-          <w:rStyle w:val="VerbatimChar"/>
-        </w:rPr>
-        <w:t>lt</w:t>
-      </w:r>
-      <w:r>
-        <w:rPr>
-          <w:rStyle w:val="VerbatimChar"/>
-          <w:lang w:val="el-GR"/>
-        </w:rPr>
-        <w:t>;</w:t>
-      </w:r>
-      <w:r>
-        <w:rPr>
-          <w:lang w:val="el-GR"/>
-        </w:rPr>
-        <w:t xml:space="preserve">, </w:t>
-      </w:r>
-      <w:r>
-        <w:rPr>
-          <w:rStyle w:val="VerbatimChar"/>
-          <w:lang w:val="el-GR"/>
-        </w:rPr>
-        <w:t>&amp;</w:t>
-      </w:r>
-      <w:r>
-        <w:rPr>
-          <w:rStyle w:val="VerbatimChar"/>
-        </w:rPr>
-        <w:t>gt</w:t>
-      </w:r>
-      <w:r>
-        <w:rPr>
-          <w:rStyle w:val="VerbatimChar"/>
-          <w:lang w:val="el-GR"/>
-        </w:rPr>
-        <w:t>;</w:t>
-      </w:r>
-      <w:r>
-        <w:rPr>
-          <w:lang w:val="el-GR"/>
-        </w:rPr>
-        <w:t xml:space="preserve">, </w:t>
-      </w:r>
-      <w:r>
-        <w:rPr>
-          <w:rStyle w:val="VerbatimChar"/>
-          <w:lang w:val="el-GR"/>
-        </w:rPr>
-        <w:t>&amp;</w:t>
-      </w:r>
-      <w:r>
-        <w:rPr>
-          <w:rStyle w:val="VerbatimChar"/>
-        </w:rPr>
-        <w:t>quot</w:t>
-      </w:r>
-      <w:r>
-        <w:rPr>
-          <w:rStyle w:val="VerbatimChar"/>
-          <w:lang w:val="el-GR"/>
-        </w:rPr>
-        <w:t>;</w:t>
-      </w:r>
-      <w:r>
-        <w:rPr>
-          <w:lang w:val="el-GR"/>
-        </w:rPr>
-        <w:t xml:space="preserve">, </w:t>
-      </w:r>
-      <w:r>
-        <w:rPr>
-          <w:rStyle w:val="VerbatimChar"/>
-          <w:lang w:val="el-GR"/>
-        </w:rPr>
-        <w:t>&amp;</w:t>
-      </w:r>
-      <w:r>
-        <w:rPr>
-          <w:rStyle w:val="VerbatimChar"/>
-        </w:rPr>
-        <w:t>apos</w:t>
-      </w:r>
-      <w:r>
-        <w:rPr>
-          <w:rStyle w:val="VerbatimChar"/>
-          <w:lang w:val="el-GR"/>
-        </w:rPr>
-        <w:t>;</w:t>
-      </w:r>
-      <w:r>
-        <w:rPr>
-          <w:lang w:val="el-GR"/>
-        </w:rPr>
-        <w:t>).</w:t>
-      </w:r>
-    </w:p>
-    <w:p>
-      <w:pPr>
-        <w:pStyle w:val="3"/>
-        <w:rPr>
-          <w:lang w:val="el-GR"/>
-        </w:rPr>
-      </w:pPr>
-      <w:bookmarkStart w:id="57" w:name="παρακολούθηση-προβολών"/>
-      <w:bookmarkStart w:id="58" w:name="_Toc231074283"/>
-      <w:bookmarkEnd w:id="55"/>
-      <w:r>
-        <w:rPr>
-          <w:lang w:val="el-GR"/>
-        </w:rPr>
-        <w:t>6.5 Παρακολούθηση Προβολών</w:t>
-      </w:r>
-      <w:bookmarkEnd w:id="58"/>
-    </w:p>
-    <w:p>
-      <w:pPr>
-        <w:pStyle w:val="FirstParagraph"/>
-      </w:pPr>
-      <w:r>
-        <w:rPr>
-          <w:lang w:val="el-GR"/>
-        </w:rPr>
-        <w:t xml:space="preserve">Κάθε φορά που συνδεδεμένος χρήστης επισκέπτεται τη σελίδα λεπτομερειών μιας εκδήλωσης, καταγράφεται μία εγγραφή στον πίνακα </w:t>
-      </w:r>
-      <w:r>
-        <w:rPr>
-          <w:rStyle w:val="VerbatimChar"/>
-        </w:rPr>
-        <w:t>event</w:t>
-      </w:r>
-      <w:r>
-        <w:rPr>
-          <w:rStyle w:val="VerbatimChar"/>
-          <w:lang w:val="el-GR"/>
-        </w:rPr>
-        <w:t>_</w:t>
-      </w:r>
-      <w:r>
-        <w:rPr>
-          <w:rStyle w:val="VerbatimChar"/>
-        </w:rPr>
-        <w:t>views</w:t>
-      </w:r>
-      <w:r>
-        <w:rPr>
-          <w:lang w:val="el-GR"/>
-        </w:rPr>
-        <w:t xml:space="preserve"> με </w:t>
-      </w:r>
-      <w:r>
-        <w:rPr>
-          <w:rStyle w:val="VerbatimChar"/>
-        </w:rPr>
-        <w:t>UPSERT</w:t>
-      </w:r>
-      <w:r>
-        <w:rPr>
-          <w:lang w:val="el-GR"/>
-        </w:rPr>
-        <w:t xml:space="preserve"> — εάν υπάρχει ήδη, ενημερώνεται μόνο το </w:t>
-      </w:r>
-      <w:r>
-        <w:rPr>
-          <w:rStyle w:val="VerbatimChar"/>
-        </w:rPr>
-        <w:t>viewed</w:t>
-      </w:r>
-      <w:r>
-        <w:rPr>
-          <w:rStyle w:val="VerbatimChar"/>
-          <w:lang w:val="el-GR"/>
-        </w:rPr>
-        <w:t>_</w:t>
-      </w:r>
-      <w:r>
-        <w:rPr>
-          <w:rStyle w:val="VerbatimChar"/>
-        </w:rPr>
         <w:t>at</w:t>
       </w:r>
       <w:r>
@@ -10550,7 +10958,7 @@
     <w:p>
       <w:r>
         <w:pict>
-          <v:rect id="_x0000_i1142" style="width:0;height:1.5pt" o:hralign="center" o:hrstd="t" o:hr="t"/>
+          <v:rect id="_x0000_i1032" style="width:0;height:1.5pt" o:hralign="center" o:hrstd="t" o:hr="t"/>
         </w:pict>
       </w:r>
     </w:p>
@@ -10561,8 +10969,8 @@
           <w:lang w:val="el-GR"/>
         </w:rPr>
       </w:pPr>
+      <w:bookmarkStart w:id="58" w:name="_Toc231074284"/>
       <w:bookmarkStart w:id="59" w:name="αλγόριθμος-συστάσεων"/>
-      <w:bookmarkStart w:id="60" w:name="_Toc231074284"/>
       <w:bookmarkEnd w:id="47"/>
       <w:bookmarkEnd w:id="57"/>
       <w:r>
@@ -10571,24 +10979,24 @@
         </w:rPr>
         <w:t>7. Αλγόριθμος Συστάσεων</w:t>
       </w:r>
+      <w:bookmarkEnd w:id="58"/>
+    </w:p>
+    <w:p>
+      <w:pPr>
+        <w:pStyle w:val="3"/>
+        <w:rPr>
+          <w:lang w:val="el-GR"/>
+        </w:rPr>
+      </w:pPr>
+      <w:bookmarkStart w:id="60" w:name="_Toc231074285"/>
+      <w:bookmarkStart w:id="61" w:name="επισκόπηση-1"/>
+      <w:r>
+        <w:rPr>
+          <w:lang w:val="el-GR"/>
+        </w:rPr>
+        <w:t>7.1 Επισκόπηση</w:t>
+      </w:r>
       <w:bookmarkEnd w:id="60"/>
-    </w:p>
-    <w:p>
-      <w:pPr>
-        <w:pStyle w:val="3"/>
-        <w:rPr>
-          <w:lang w:val="el-GR"/>
-        </w:rPr>
-      </w:pPr>
-      <w:bookmarkStart w:id="61" w:name="επισκόπηση-1"/>
-      <w:bookmarkStart w:id="62" w:name="_Toc231074285"/>
-      <w:r>
-        <w:rPr>
-          <w:lang w:val="el-GR"/>
-        </w:rPr>
-        <w:t>7.1 Επισκόπηση</w:t>
-      </w:r>
-      <w:bookmarkEnd w:id="62"/>
     </w:p>
     <w:p>
       <w:pPr>
@@ -10667,7 +11075,19 @@
         <w:rPr>
           <w:lang w:val="el-GR"/>
         </w:rPr>
-        <w:t xml:space="preserve"> εξ ολοκλήρου από μηδενική βάση, χωρίς χρήση εξωτερικής βιβλιοθήκης. Το μοντέλο προβλέπει βαθμολογίες χρήστη-εκδήλωσης με τον τύπο:</w:t>
+        <w:t xml:space="preserve"> εξ ολοκλήρου από μηδενική βάση, χωρίς χρήση εξωτερικής βιβλιοθήκης. Το μοντέλο προβλέπει βαθμολογίες χρήστη</w:t>
+      </w:r>
+      <w:r>
+        <w:rPr>
+          <w:lang w:val="el-GR"/>
+        </w:rPr>
+        <w:t>-</w:t>
+      </w:r>
+      <w:r>
+        <w:rPr>
+          <w:lang w:val="el-GR"/>
+        </w:rPr>
+        <w:t>εκδήλωσης με τον τύπο:</w:t>
       </w:r>
     </w:p>
     <w:p>
@@ -10839,7 +11259,13 @@
         <w:rPr>
           <w:lang w:val="el-GR"/>
         </w:rPr>
-        <w:t xml:space="preserve">- </w:t>
+        <w:t>-</w:t>
+      </w:r>
+      <w:r>
+        <w:rPr>
+          <w:lang w:val="el-GR"/>
+        </w:rPr>
+        <w:t xml:space="preserve"> </w:t>
       </w:r>
       <w:r>
         <w:rPr>
@@ -10866,7 +11292,13 @@
         <w:rPr>
           <w:lang w:val="el-GR"/>
         </w:rPr>
-        <w:t xml:space="preserve">- </w:t>
+        <w:t>-</w:t>
+      </w:r>
+      <w:r>
+        <w:rPr>
+          <w:lang w:val="el-GR"/>
+        </w:rPr>
+        <w:t xml:space="preserve"> </w:t>
       </w:r>
       <w:r>
         <w:rPr>
@@ -10906,15 +11338,12 @@
     <w:p>
       <w:pPr>
         <w:pStyle w:val="FirstParagraph"/>
-        <w:rPr>
-          <w:lang w:val="el-GR"/>
-        </w:rPr>
-      </w:pPr>
-      <w:r>
-        <w:rPr>
-          <w:lang w:val="el-GR"/>
-        </w:rPr>
-        <w:t xml:space="preserve">- </w:t>
+      </w:pPr>
+      <w:r>
+        <w:t>-</w:t>
+      </w:r>
+      <w:r>
+        <w:t xml:space="preserve"> </w:t>
       </w:r>
       <w:r>
         <w:rPr>
@@ -10925,7 +11354,6 @@
       <w:r>
         <w:rPr>
           <w:rStyle w:val="VerbatimChar"/>
-          <w:lang w:val="el-GR"/>
         </w:rPr>
         <w:t>_</w:t>
       </w:r>
@@ -10936,19 +11364,22 @@
         <w:t>i</w:t>
       </w:r>
       <w:r>
-        <w:rPr>
-          <w:lang w:val="el-GR"/>
-        </w:rPr>
         <w:t xml:space="preserve">: </w:t>
       </w:r>
       <w:r>
         <w:t>bias</w:t>
       </w:r>
       <w:r>
-        <w:rPr>
-          <w:lang w:val="el-GR"/>
-        </w:rPr>
-        <w:t xml:space="preserve"> εκδήλωσης </w:t>
+        <w:t xml:space="preserve"> </w:t>
+      </w:r>
+      <w:r>
+        <w:rPr>
+          <w:lang w:val="el-GR"/>
+        </w:rPr>
+        <w:t>εκδήλωσης</w:t>
+      </w:r>
+      <w:r>
+        <w:t xml:space="preserve"> </w:t>
       </w:r>
     </w:p>
     <w:p>
@@ -10956,7 +11387,10 @@
         <w:pStyle w:val="FirstParagraph"/>
       </w:pPr>
       <w:r>
-        <w:t xml:space="preserve">- </w:t>
+        <w:t>-</w:t>
+      </w:r>
+      <w:r>
+        <w:t xml:space="preserve"> </w:t>
       </w:r>
       <w:r>
         <w:rPr>
@@ -11021,7 +11455,11 @@
         <w:pStyle w:val="FirstParagraph"/>
       </w:pPr>
       <w:r>
-        <w:t xml:space="preserve">- </w:t>
+        <w:lastRenderedPageBreak/>
+        <w:t>-</w:t>
+      </w:r>
+      <w:r>
+        <w:t xml:space="preserve"> </w:t>
       </w:r>
       <w:r>
         <w:rPr>
@@ -11089,7 +11527,6 @@
         <w:rPr>
           <w:lang w:val="el-GR"/>
         </w:rPr>
-        <w:lastRenderedPageBreak/>
         <w:t>Η</w:t>
       </w:r>
       <w:r>
@@ -11246,8 +11683,8 @@
           <w:lang w:val="el-GR"/>
         </w:rPr>
       </w:pPr>
+      <w:bookmarkStart w:id="62" w:name="_Toc231074286"/>
       <w:bookmarkStart w:id="63" w:name="δεδομένα-εκπαίδευσης"/>
-      <w:bookmarkStart w:id="64" w:name="_Toc231074286"/>
       <w:bookmarkEnd w:id="61"/>
       <w:r>
         <w:rPr>
@@ -11255,7 +11692,7 @@
         </w:rPr>
         <w:t>7.2 Δεδομένα Εκπαίδευσης</w:t>
       </w:r>
-      <w:bookmarkEnd w:id="64"/>
+      <w:bookmarkEnd w:id="62"/>
     </w:p>
     <w:p>
       <w:pPr>
@@ -11274,6 +11711,9 @@
     <w:p>
       <w:pPr>
         <w:pStyle w:val="a0"/>
+        <w:rPr>
+          <w:lang w:val="el-GR"/>
+        </w:rPr>
       </w:pPr>
       <w:r>
         <w:rPr>
@@ -11344,9 +11784,24 @@
         <w:rPr>
           <w:lang w:val="el-GR"/>
         </w:rPr>
-        <w:t xml:space="preserve"> Παρέχεται από τον διδάσκοντα και περιέχει 13.672 ζεύγη αλληλεπιδράσεων χρηστών-εκδηλώσεων. </w:t>
-      </w:r>
-      <w:r>
+        <w:t xml:space="preserve"> Περιέχει 13.672 ζεύγη αλληλεπιδράσεων χρηστών</w:t>
+      </w:r>
+      <w:r>
+        <w:rPr>
+          <w:lang w:val="el-GR"/>
+        </w:rPr>
+        <w:t>-</w:t>
+      </w:r>
+      <w:r>
+        <w:rPr>
+          <w:lang w:val="el-GR"/>
+        </w:rPr>
+        <w:t xml:space="preserve">εκδηλώσεων. </w:t>
+      </w:r>
+      <w:r>
+        <w:rPr>
+          <w:lang w:val="el-GR"/>
+        </w:rPr>
         <w:t>Μετατρέπεται σε βαθμολογίες:</w:t>
       </w:r>
     </w:p>
@@ -11644,13 +12099,13 @@
       <w:pPr>
         <w:pStyle w:val="3"/>
       </w:pPr>
+      <w:bookmarkStart w:id="64" w:name="_Toc231074287"/>
       <w:bookmarkStart w:id="65" w:name="διαχωρισμός-χώρων-id"/>
-      <w:bookmarkStart w:id="66" w:name="_Toc231074287"/>
       <w:bookmarkEnd w:id="63"/>
       <w:r>
         <w:t>7.3 Διαχωρισμός Χώρων ID</w:t>
       </w:r>
-      <w:bookmarkEnd w:id="66"/>
+      <w:bookmarkEnd w:id="64"/>
     </w:p>
     <w:p>
       <w:pPr>
@@ -11747,13 +12202,13 @@
       <w:pPr>
         <w:pStyle w:val="3"/>
       </w:pPr>
+      <w:bookmarkStart w:id="66" w:name="_Toc231074288"/>
       <w:bookmarkStart w:id="67" w:name="πρόγραμμα-εκπαίδευσης"/>
-      <w:bookmarkStart w:id="68" w:name="_Toc231074288"/>
       <w:bookmarkEnd w:id="65"/>
       <w:r>
         <w:t>7.4 Πρόγραμμα Εκπαίδευσης</w:t>
       </w:r>
-      <w:bookmarkEnd w:id="68"/>
+      <w:bookmarkEnd w:id="66"/>
     </w:p>
     <w:p>
       <w:pPr>
@@ -11879,13 +12334,13 @@
       <w:pPr>
         <w:pStyle w:val="3"/>
       </w:pPr>
+      <w:bookmarkStart w:id="68" w:name="_Toc231074289"/>
       <w:bookmarkStart w:id="69" w:name="προτάσεις-για-νέους-χρήστες"/>
-      <w:bookmarkStart w:id="70" w:name="_Toc231074289"/>
       <w:bookmarkEnd w:id="67"/>
       <w:r>
         <w:t>7.5 Προτάσεις για Νέους Χρήστες</w:t>
       </w:r>
-      <w:bookmarkEnd w:id="70"/>
+      <w:bookmarkEnd w:id="68"/>
     </w:p>
     <w:p>
       <w:pPr>
@@ -11902,7 +12357,19 @@
         <w:rPr>
           <w:lang w:val="el-GR"/>
         </w:rPr>
-        <w:t>Εάν ο χρήστης έχει κρατήσεις → συστάσεις βάσει κρατήσεων και προβολών</w:t>
+        <w:t xml:space="preserve">Εάν ο χρήστης έχει κρατήσεις </w:t>
+      </w:r>
+      <w:r>
+        <w:rPr>
+          <w:lang w:val="el-GR"/>
+        </w:rPr>
+        <w:t>-&gt;</w:t>
+      </w:r>
+      <w:r>
+        <w:rPr>
+          <w:lang w:val="el-GR"/>
+        </w:rPr>
+        <w:t xml:space="preserve"> συστάσεις βάσει κρατήσεων και προβολών</w:t>
       </w:r>
     </w:p>
     <w:p>
@@ -11920,7 +12387,19 @@
         <w:rPr>
           <w:lang w:val="el-GR"/>
         </w:rPr>
-        <w:t>Εάν ο χρήστης έχει μόνο προβολές → συστάσεις βάσει προβολών</w:t>
+        <w:t xml:space="preserve">Εάν ο χρήστης έχει μόνο προβολές </w:t>
+      </w:r>
+      <w:r>
+        <w:rPr>
+          <w:lang w:val="el-GR"/>
+        </w:rPr>
+        <w:t>-&gt;</w:t>
+      </w:r>
+      <w:r>
+        <w:rPr>
+          <w:lang w:val="el-GR"/>
+        </w:rPr>
+        <w:t xml:space="preserve"> συστάσεις βάσει προβολών</w:t>
       </w:r>
     </w:p>
     <w:p>
@@ -11938,13 +12417,26 @@
         <w:rPr>
           <w:lang w:val="el-GR"/>
         </w:rPr>
-        <w:t>Εάν ο χρήστης δεν έχει καμία αλληλεπίδραση → δεν εμφανίζονται συστάσεις</w:t>
+        <w:lastRenderedPageBreak/>
+        <w:t xml:space="preserve">Εάν ο χρήστης δεν έχει καμία αλληλεπίδραση </w:t>
+      </w:r>
+      <w:r>
+        <w:rPr>
+          <w:lang w:val="el-GR"/>
+        </w:rPr>
+        <w:t xml:space="preserve">-&gt; </w:t>
+      </w:r>
+      <w:r>
+        <w:rPr>
+          <w:lang w:val="el-GR"/>
+        </w:rPr>
+        <w:t>δεν εμφανίζονται συστάσεις</w:t>
       </w:r>
     </w:p>
     <w:p>
       <w:r>
         <w:pict>
-          <v:rect id="_x0000_i1143" style="width:0;height:1.5pt" o:hralign="center" o:hrstd="t" o:hr="t"/>
+          <v:rect id="_x0000_i1033" style="width:0;height:1.5pt" o:hralign="center" o:hrstd="t" o:hr="t"/>
         </w:pict>
       </w:r>
     </w:p>
@@ -11955,38 +12447,37 @@
           <w:lang w:val="el-GR"/>
         </w:rPr>
       </w:pPr>
+      <w:bookmarkStart w:id="70" w:name="_Toc231074290"/>
       <w:bookmarkStart w:id="71" w:name="ασφάλεια"/>
-      <w:bookmarkStart w:id="72" w:name="_Toc231074290"/>
       <w:bookmarkEnd w:id="59"/>
       <w:bookmarkEnd w:id="69"/>
       <w:r>
         <w:rPr>
           <w:lang w:val="el-GR"/>
         </w:rPr>
-        <w:lastRenderedPageBreak/>
         <w:t>8. Ασφάλεια</w:t>
       </w:r>
+      <w:bookmarkEnd w:id="70"/>
+    </w:p>
+    <w:p>
+      <w:pPr>
+        <w:pStyle w:val="3"/>
+        <w:rPr>
+          <w:lang w:val="el-GR"/>
+        </w:rPr>
+      </w:pPr>
+      <w:bookmarkStart w:id="72" w:name="_Toc231074291"/>
+      <w:bookmarkStart w:id="73" w:name="https"/>
+      <w:r>
+        <w:rPr>
+          <w:lang w:val="el-GR"/>
+        </w:rPr>
+        <w:t xml:space="preserve">8.1 </w:t>
+      </w:r>
+      <w:r>
+        <w:t>HTTPS</w:t>
+      </w:r>
       <w:bookmarkEnd w:id="72"/>
-    </w:p>
-    <w:p>
-      <w:pPr>
-        <w:pStyle w:val="3"/>
-        <w:rPr>
-          <w:lang w:val="el-GR"/>
-        </w:rPr>
-      </w:pPr>
-      <w:bookmarkStart w:id="73" w:name="https"/>
-      <w:bookmarkStart w:id="74" w:name="_Toc231074291"/>
-      <w:r>
-        <w:rPr>
-          <w:lang w:val="el-GR"/>
-        </w:rPr>
-        <w:t xml:space="preserve">8.1 </w:t>
-      </w:r>
-      <w:r>
-        <w:t>HTTPS</w:t>
-      </w:r>
-      <w:bookmarkEnd w:id="74"/>
     </w:p>
     <w:p>
       <w:pPr>
@@ -12057,25 +12548,13 @@
         <w:rPr>
           <w:lang w:val="el-GR"/>
         </w:rPr>
-        <w:t xml:space="preserve"> πιστοποιητικό που παράγεται τοπικά. Τα αρχεία πιστοποιητικού δεν συμπεριλαμβάνονται στο </w:t>
-      </w:r>
-      <w:r>
-        <w:t>repository</w:t>
-      </w:r>
-      <w:r>
-        <w:rPr>
-          <w:lang w:val="el-GR"/>
-        </w:rPr>
-        <w:t xml:space="preserve"> (</w:t>
-      </w:r>
-      <w:r>
-        <w:t>gitignored</w:t>
-      </w:r>
-      <w:r>
-        <w:rPr>
-          <w:lang w:val="el-GR"/>
-        </w:rPr>
-        <w:t>).</w:t>
+        <w:t xml:space="preserve"> πιστ</w:t>
+      </w:r>
+      <w:r>
+        <w:rPr>
+          <w:lang w:val="el-GR"/>
+        </w:rPr>
+        <w:t>οποιητικό που παράγεται τοπικά.</w:t>
       </w:r>
     </w:p>
     <w:p>
@@ -12085,8 +12564,8 @@
           <w:lang w:val="el-GR"/>
         </w:rPr>
       </w:pPr>
+      <w:bookmarkStart w:id="74" w:name="_Toc231074292"/>
       <w:bookmarkStart w:id="75" w:name="helmet"/>
-      <w:bookmarkStart w:id="76" w:name="_Toc231074292"/>
       <w:bookmarkEnd w:id="73"/>
       <w:r>
         <w:rPr>
@@ -12097,28 +12576,34 @@
       <w:r>
         <w:t>Helmet</w:t>
       </w:r>
-      <w:bookmarkEnd w:id="76"/>
+      <w:bookmarkEnd w:id="74"/>
     </w:p>
     <w:p>
       <w:pPr>
         <w:pStyle w:val="FirstParagraph"/>
-        <w:rPr>
-          <w:lang w:val="el-GR"/>
-        </w:rPr>
-      </w:pPr>
-      <w:r>
-        <w:rPr>
-          <w:lang w:val="el-GR"/>
-        </w:rPr>
-        <w:t xml:space="preserve">Χρησιμοποιείται το </w:t>
+      </w:pPr>
+      <w:r>
+        <w:rPr>
+          <w:lang w:val="el-GR"/>
+        </w:rPr>
+        <w:t>Χρησιμοποιείται</w:t>
+      </w:r>
+      <w:r>
+        <w:t xml:space="preserve"> </w:t>
+      </w:r>
+      <w:r>
+        <w:rPr>
+          <w:lang w:val="el-GR"/>
+        </w:rPr>
+        <w:t>το</w:t>
+      </w:r>
+      <w:r>
+        <w:t xml:space="preserve"> </w:t>
       </w:r>
       <w:r>
         <w:t>middleware</w:t>
       </w:r>
       <w:r>
-        <w:rPr>
-          <w:lang w:val="el-GR"/>
-        </w:rPr>
         <w:t xml:space="preserve"> </w:t>
       </w:r>
       <w:r>
@@ -12129,28 +12614,61 @@
         <w:t>Helmet</w:t>
       </w:r>
       <w:r>
-        <w:rPr>
-          <w:lang w:val="el-GR"/>
-        </w:rPr>
-        <w:t xml:space="preserve"> που ορίζει αυτόματα ασφαλή </w:t>
+        <w:t xml:space="preserve"> </w:t>
+      </w:r>
+      <w:r>
+        <w:rPr>
+          <w:lang w:val="el-GR"/>
+        </w:rPr>
+        <w:t>που</w:t>
+      </w:r>
+      <w:r>
+        <w:t xml:space="preserve"> </w:t>
+      </w:r>
+      <w:r>
+        <w:rPr>
+          <w:lang w:val="el-GR"/>
+        </w:rPr>
+        <w:t>ορίζει</w:t>
+      </w:r>
+      <w:r>
+        <w:t xml:space="preserve"> </w:t>
+      </w:r>
+      <w:r>
+        <w:rPr>
+          <w:lang w:val="el-GR"/>
+        </w:rPr>
+        <w:t>αυτόματα</w:t>
+      </w:r>
+      <w:r>
+        <w:t xml:space="preserve"> </w:t>
+      </w:r>
+      <w:r>
+        <w:rPr>
+          <w:lang w:val="el-GR"/>
+        </w:rPr>
+        <w:t>ασφαλή</w:t>
+      </w:r>
+      <w:r>
+        <w:t xml:space="preserve"> </w:t>
       </w:r>
       <w:r>
         <w:t>HTTP</w:t>
       </w:r>
       <w:r>
-        <w:rPr>
-          <w:lang w:val="el-GR"/>
-        </w:rPr>
         <w:t xml:space="preserve"> </w:t>
       </w:r>
       <w:r>
         <w:t>headers</w:t>
       </w:r>
       <w:r>
-        <w:rPr>
-          <w:lang w:val="el-GR"/>
-        </w:rPr>
-        <w:t xml:space="preserve">: - </w:t>
+        <w:t xml:space="preserve">: </w:t>
+      </w:r>
+      <w:r>
+        <w:t>-</w:t>
+      </w:r>
+      <w:r>
+        <w:t xml:space="preserve"> </w:t>
       </w:r>
       <w:r>
         <w:rPr>
@@ -12161,7 +12679,6 @@
       <w:r>
         <w:rPr>
           <w:rStyle w:val="VerbatimChar"/>
-          <w:lang w:val="el-GR"/>
         </w:rPr>
         <w:t>-</w:t>
       </w:r>
@@ -12174,7 +12691,6 @@
       <w:r>
         <w:rPr>
           <w:rStyle w:val="VerbatimChar"/>
-          <w:lang w:val="el-GR"/>
         </w:rPr>
         <w:t>-</w:t>
       </w:r>
@@ -12185,10 +12701,13 @@
         <w:t>Policy</w:t>
       </w:r>
       <w:r>
-        <w:rPr>
-          <w:lang w:val="el-GR"/>
-        </w:rPr>
-        <w:t xml:space="preserve"> - </w:t>
+        <w:t xml:space="preserve"> </w:t>
+      </w:r>
+      <w:r>
+        <w:t>-</w:t>
+      </w:r>
+      <w:r>
+        <w:t xml:space="preserve"> </w:t>
       </w:r>
       <w:r>
         <w:rPr>
@@ -12199,7 +12718,6 @@
       <w:r>
         <w:rPr>
           <w:rStyle w:val="VerbatimChar"/>
-          <w:lang w:val="el-GR"/>
         </w:rPr>
         <w:t>-</w:t>
       </w:r>
@@ -12212,7 +12730,6 @@
       <w:r>
         <w:rPr>
           <w:rStyle w:val="VerbatimChar"/>
-          <w:lang w:val="el-GR"/>
         </w:rPr>
         <w:t>-</w:t>
       </w:r>
@@ -12223,10 +12740,13 @@
         <w:t>Options</w:t>
       </w:r>
       <w:r>
-        <w:rPr>
-          <w:lang w:val="el-GR"/>
-        </w:rPr>
-        <w:t xml:space="preserve"> - </w:t>
+        <w:t xml:space="preserve"> </w:t>
+      </w:r>
+      <w:r>
+        <w:t>-</w:t>
+      </w:r>
+      <w:r>
+        <w:t xml:space="preserve"> </w:t>
       </w:r>
       <w:r>
         <w:rPr>
@@ -12237,7 +12757,6 @@
       <w:r>
         <w:rPr>
           <w:rStyle w:val="VerbatimChar"/>
-          <w:lang w:val="el-GR"/>
         </w:rPr>
         <w:t>-</w:t>
       </w:r>
@@ -12250,7 +12769,6 @@
       <w:r>
         <w:rPr>
           <w:rStyle w:val="VerbatimChar"/>
-          <w:lang w:val="el-GR"/>
         </w:rPr>
         <w:t>-</w:t>
       </w:r>
@@ -12263,7 +12781,6 @@
       <w:r>
         <w:rPr>
           <w:rStyle w:val="VerbatimChar"/>
-          <w:lang w:val="el-GR"/>
         </w:rPr>
         <w:t>-</w:t>
       </w:r>
@@ -12274,10 +12791,13 @@
         <w:t>Options</w:t>
       </w:r>
       <w:r>
-        <w:rPr>
-          <w:lang w:val="el-GR"/>
-        </w:rPr>
-        <w:t xml:space="preserve"> - </w:t>
+        <w:t xml:space="preserve"> </w:t>
+      </w:r>
+      <w:r>
+        <w:t>-</w:t>
+      </w:r>
+      <w:r>
+        <w:t xml:space="preserve"> </w:t>
       </w:r>
       <w:r>
         <w:rPr>
@@ -12288,7 +12808,6 @@
       <w:r>
         <w:rPr>
           <w:rStyle w:val="VerbatimChar"/>
-          <w:lang w:val="el-GR"/>
         </w:rPr>
         <w:t>-</w:t>
       </w:r>
@@ -12301,7 +12820,6 @@
       <w:r>
         <w:rPr>
           <w:rStyle w:val="VerbatimChar"/>
-          <w:lang w:val="el-GR"/>
         </w:rPr>
         <w:t>-</w:t>
       </w:r>
@@ -12312,10 +12830,31 @@
         <w:t>Security</w:t>
       </w:r>
       <w:r>
-        <w:rPr>
-          <w:lang w:val="el-GR"/>
-        </w:rPr>
-        <w:t xml:space="preserve"> - κ.ά.</w:t>
+        <w:t xml:space="preserve"> </w:t>
+      </w:r>
+      <w:r>
+        <w:t>-</w:t>
+      </w:r>
+      <w:r>
+        <w:t xml:space="preserve"> </w:t>
+      </w:r>
+      <w:r>
+        <w:rPr>
+          <w:lang w:val="el-GR"/>
+        </w:rPr>
+        <w:t>κ</w:t>
+      </w:r>
+      <w:r>
+        <w:t>.</w:t>
+      </w:r>
+      <w:r>
+        <w:rPr>
+          <w:lang w:val="el-GR"/>
+        </w:rPr>
+        <w:t>ά</w:t>
+      </w:r>
+      <w:r>
+        <w:t>.</w:t>
       </w:r>
     </w:p>
     <w:p>
@@ -12325,8 +12864,8 @@
           <w:lang w:val="el-GR"/>
         </w:rPr>
       </w:pPr>
+      <w:bookmarkStart w:id="76" w:name="_Toc231074293"/>
       <w:bookmarkStart w:id="77" w:name="cors"/>
-      <w:bookmarkStart w:id="78" w:name="_Toc231074293"/>
       <w:bookmarkEnd w:id="75"/>
       <w:r>
         <w:rPr>
@@ -12337,131 +12876,131 @@
       <w:r>
         <w:t>CORS</w:t>
       </w:r>
+      <w:bookmarkEnd w:id="76"/>
+    </w:p>
+    <w:p>
+      <w:pPr>
+        <w:pStyle w:val="FirstParagraph"/>
+        <w:rPr>
+          <w:lang w:val="el-GR"/>
+        </w:rPr>
+      </w:pPr>
+      <w:r>
+        <w:rPr>
+          <w:lang w:val="el-GR"/>
+        </w:rPr>
+        <w:t xml:space="preserve">Το </w:t>
+      </w:r>
+      <w:r>
+        <w:t>CORS</w:t>
+      </w:r>
+      <w:r>
+        <w:rPr>
+          <w:lang w:val="el-GR"/>
+        </w:rPr>
+        <w:t xml:space="preserve"> είναι ρυθμισμένο ώστε να επιτρέπει αιτήματα μόνο από την καταχωρημένη διεύθυνση </w:t>
+      </w:r>
+      <w:r>
+        <w:t>frontend</w:t>
+      </w:r>
+      <w:r>
+        <w:rPr>
+          <w:lang w:val="el-GR"/>
+        </w:rPr>
+        <w:t xml:space="preserve"> (</w:t>
+      </w:r>
+      <w:r>
+        <w:rPr>
+          <w:rStyle w:val="VerbatimChar"/>
+        </w:rPr>
+        <w:t>FRONTEND</w:t>
+      </w:r>
+      <w:r>
+        <w:rPr>
+          <w:rStyle w:val="VerbatimChar"/>
+          <w:lang w:val="el-GR"/>
+        </w:rPr>
+        <w:t>_</w:t>
+      </w:r>
+      <w:r>
+        <w:rPr>
+          <w:rStyle w:val="VerbatimChar"/>
+        </w:rPr>
+        <w:t>URL</w:t>
+      </w:r>
+      <w:r>
+        <w:rPr>
+          <w:lang w:val="el-GR"/>
+        </w:rPr>
+        <w:t xml:space="preserve"> στο </w:t>
+      </w:r>
+      <w:r>
+        <w:rPr>
+          <w:rStyle w:val="VerbatimChar"/>
+          <w:lang w:val="el-GR"/>
+        </w:rPr>
+        <w:t>.</w:t>
+      </w:r>
+      <w:r>
+        <w:rPr>
+          <w:rStyle w:val="VerbatimChar"/>
+        </w:rPr>
+        <w:t>env</w:t>
+      </w:r>
+      <w:r>
+        <w:rPr>
+          <w:lang w:val="el-GR"/>
+        </w:rPr>
+        <w:t xml:space="preserve">). Όλα τα </w:t>
+      </w:r>
+      <w:r>
+        <w:t>cross</w:t>
+      </w:r>
+      <w:r>
+        <w:rPr>
+          <w:lang w:val="el-GR"/>
+        </w:rPr>
+        <w:t>-</w:t>
+      </w:r>
+      <w:r>
+        <w:t>origin</w:t>
+      </w:r>
+      <w:r>
+        <w:rPr>
+          <w:lang w:val="el-GR"/>
+        </w:rPr>
+        <w:t xml:space="preserve"> αιτήματα από άλλες πηγές απορρίπτονται.</w:t>
+      </w:r>
+    </w:p>
+    <w:p>
+      <w:pPr>
+        <w:pStyle w:val="3"/>
+        <w:rPr>
+          <w:lang w:val="el-GR"/>
+        </w:rPr>
+      </w:pPr>
+      <w:bookmarkStart w:id="78" w:name="_Toc231074294"/>
+      <w:bookmarkStart w:id="79" w:name="rate-limiting"/>
+      <w:bookmarkEnd w:id="77"/>
+      <w:r>
+        <w:rPr>
+          <w:lang w:val="el-GR"/>
+        </w:rPr>
+        <w:t xml:space="preserve">8.4 </w:t>
+      </w:r>
+      <w:r>
+        <w:t>Rate</w:t>
+      </w:r>
+      <w:r>
+        <w:rPr>
+          <w:lang w:val="el-GR"/>
+        </w:rPr>
+        <w:t xml:space="preserve"> </w:t>
+      </w:r>
+      <w:r>
+        <w:t>Limiting</w:t>
+      </w:r>
       <w:bookmarkEnd w:id="78"/>
-    </w:p>
-    <w:p>
-      <w:pPr>
-        <w:pStyle w:val="FirstParagraph"/>
-        <w:rPr>
-          <w:lang w:val="el-GR"/>
-        </w:rPr>
-      </w:pPr>
-      <w:r>
-        <w:rPr>
-          <w:lang w:val="el-GR"/>
-        </w:rPr>
-        <w:t xml:space="preserve">Το </w:t>
-      </w:r>
-      <w:r>
-        <w:t>CORS</w:t>
-      </w:r>
-      <w:r>
-        <w:rPr>
-          <w:lang w:val="el-GR"/>
-        </w:rPr>
-        <w:t xml:space="preserve"> είναι ρυθμισμένο ώστε να επιτρέπει αιτήματα μόνο από την καταχωρημένη διεύθυνση </w:t>
-      </w:r>
-      <w:r>
-        <w:t>frontend</w:t>
-      </w:r>
-      <w:r>
-        <w:rPr>
-          <w:lang w:val="el-GR"/>
-        </w:rPr>
-        <w:t xml:space="preserve"> (</w:t>
-      </w:r>
-      <w:r>
-        <w:rPr>
-          <w:rStyle w:val="VerbatimChar"/>
-        </w:rPr>
-        <w:t>FRONTEND</w:t>
-      </w:r>
-      <w:r>
-        <w:rPr>
-          <w:rStyle w:val="VerbatimChar"/>
-          <w:lang w:val="el-GR"/>
-        </w:rPr>
-        <w:t>_</w:t>
-      </w:r>
-      <w:r>
-        <w:rPr>
-          <w:rStyle w:val="VerbatimChar"/>
-        </w:rPr>
-        <w:t>URL</w:t>
-      </w:r>
-      <w:r>
-        <w:rPr>
-          <w:lang w:val="el-GR"/>
-        </w:rPr>
-        <w:t xml:space="preserve"> στο </w:t>
-      </w:r>
-      <w:r>
-        <w:rPr>
-          <w:rStyle w:val="VerbatimChar"/>
-          <w:lang w:val="el-GR"/>
-        </w:rPr>
-        <w:t>.</w:t>
-      </w:r>
-      <w:r>
-        <w:rPr>
-          <w:rStyle w:val="VerbatimChar"/>
-        </w:rPr>
-        <w:t>env</w:t>
-      </w:r>
-      <w:r>
-        <w:rPr>
-          <w:lang w:val="el-GR"/>
-        </w:rPr>
-        <w:t xml:space="preserve">). Όλα τα </w:t>
-      </w:r>
-      <w:r>
-        <w:t>cross</w:t>
-      </w:r>
-      <w:r>
-        <w:rPr>
-          <w:lang w:val="el-GR"/>
-        </w:rPr>
-        <w:t>-</w:t>
-      </w:r>
-      <w:r>
-        <w:t>origin</w:t>
-      </w:r>
-      <w:r>
-        <w:rPr>
-          <w:lang w:val="el-GR"/>
-        </w:rPr>
-        <w:t xml:space="preserve"> αιτήματα από άλλες πηγές απορρίπτονται.</w:t>
-      </w:r>
-    </w:p>
-    <w:p>
-      <w:pPr>
-        <w:pStyle w:val="3"/>
-        <w:rPr>
-          <w:lang w:val="el-GR"/>
-        </w:rPr>
-      </w:pPr>
-      <w:bookmarkStart w:id="79" w:name="rate-limiting"/>
-      <w:bookmarkStart w:id="80" w:name="_Toc231074294"/>
-      <w:bookmarkEnd w:id="77"/>
-      <w:r>
-        <w:rPr>
-          <w:lang w:val="el-GR"/>
-        </w:rPr>
-        <w:t xml:space="preserve">8.4 </w:t>
-      </w:r>
-      <w:r>
-        <w:t>Rate</w:t>
-      </w:r>
-      <w:r>
-        <w:rPr>
-          <w:lang w:val="el-GR"/>
-        </w:rPr>
-        <w:t xml:space="preserve"> </w:t>
-      </w:r>
-      <w:r>
-        <w:t>Limiting</w:t>
-      </w:r>
-      <w:bookmarkEnd w:id="80"/>
     </w:p>
     <w:p>
       <w:pPr>
@@ -12552,8 +13091,8 @@
           <w:lang w:val="el-GR"/>
         </w:rPr>
       </w:pPr>
+      <w:bookmarkStart w:id="80" w:name="_Toc231074295"/>
       <w:bookmarkStart w:id="81" w:name="εξουσιοδότηση-σε-επίπεδο-πόρων"/>
-      <w:bookmarkStart w:id="82" w:name="_Toc231074295"/>
       <w:bookmarkEnd w:id="79"/>
       <w:r>
         <w:rPr>
@@ -12561,102 +13100,132 @@
         </w:rPr>
         <w:t>8.5 Εξουσιοδότηση σε Επίπεδο Πόρων</w:t>
       </w:r>
+      <w:bookmarkEnd w:id="80"/>
+    </w:p>
+    <w:p>
+      <w:pPr>
+        <w:pStyle w:val="FirstParagraph"/>
+        <w:rPr>
+          <w:lang w:val="el-GR"/>
+        </w:rPr>
+      </w:pPr>
+      <w:r>
+        <w:rPr>
+          <w:lang w:val="el-GR"/>
+        </w:rPr>
+        <w:t xml:space="preserve">Επιπλέον του </w:t>
+      </w:r>
+      <w:r>
+        <w:t>role</w:t>
+      </w:r>
+      <w:r>
+        <w:rPr>
+          <w:lang w:val="el-GR"/>
+        </w:rPr>
+        <w:t>-</w:t>
+      </w:r>
+      <w:r>
+        <w:t>based</w:t>
+      </w:r>
+      <w:r>
+        <w:rPr>
+          <w:lang w:val="el-GR"/>
+        </w:rPr>
+        <w:t xml:space="preserve"> ελέγχου, εφαρμόζεται έλεγχος ιδιοκτησίας σε επίπεδο πόρου: </w:t>
+      </w:r>
+    </w:p>
+    <w:p>
+      <w:pPr>
+        <w:pStyle w:val="FirstParagraph"/>
+        <w:rPr>
+          <w:lang w:val="el-GR"/>
+        </w:rPr>
+      </w:pPr>
+      <w:r>
+        <w:rPr>
+          <w:lang w:val="el-GR"/>
+        </w:rPr>
+        <w:t>-</w:t>
+      </w:r>
+      <w:r>
+        <w:rPr>
+          <w:lang w:val="el-GR"/>
+        </w:rPr>
+        <w:t xml:space="preserve"> Ο Διοργανωτής μπορεί να επεξεργαστεί/δημοσιεύσει/ακυρώσει μόνο τις δικές του εκδηλώσεις </w:t>
+      </w:r>
+    </w:p>
+    <w:p>
+      <w:pPr>
+        <w:pStyle w:val="FirstParagraph"/>
+        <w:rPr>
+          <w:lang w:val="el-GR"/>
+        </w:rPr>
+      </w:pPr>
+      <w:r>
+        <w:rPr>
+          <w:lang w:val="el-GR"/>
+        </w:rPr>
+        <w:t>-</w:t>
+      </w:r>
+      <w:r>
+        <w:rPr>
+          <w:lang w:val="el-GR"/>
+        </w:rPr>
+        <w:t xml:space="preserve"> Ο Συμμετέχων μπορεί να ακυρώσει μόνο τις δικές του κρατήσεις </w:t>
+      </w:r>
+    </w:p>
+    <w:p>
+      <w:pPr>
+        <w:pStyle w:val="FirstParagraph"/>
+        <w:rPr>
+          <w:lang w:val="el-GR"/>
+        </w:rPr>
+      </w:pPr>
+      <w:r>
+        <w:rPr>
+          <w:lang w:val="el-GR"/>
+        </w:rPr>
+        <w:t>-</w:t>
+      </w:r>
+      <w:r>
+        <w:rPr>
+          <w:lang w:val="el-GR"/>
+        </w:rPr>
+        <w:t xml:space="preserve"> Ο Διαχειριστής δεν μπορεί να αναστείλει τον εαυτό του </w:t>
+      </w:r>
+    </w:p>
+    <w:p>
+      <w:pPr>
+        <w:pStyle w:val="3"/>
+        <w:rPr>
+          <w:lang w:val="el-GR"/>
+        </w:rPr>
+      </w:pPr>
+      <w:bookmarkStart w:id="82" w:name="_Toc231074296"/>
+      <w:bookmarkStart w:id="83" w:name="απόκρυψη-ευαίσθητων-δεδομένων"/>
+      <w:bookmarkEnd w:id="81"/>
+      <w:r>
+        <w:rPr>
+          <w:lang w:val="el-GR"/>
+        </w:rPr>
+        <w:t>8.6 Απόκρυψη Ευαίσθητων Δεδομένων</w:t>
+      </w:r>
       <w:bookmarkEnd w:id="82"/>
     </w:p>
     <w:p>
       <w:pPr>
-        <w:pStyle w:val="FirstParagraph"/>
-        <w:rPr>
-          <w:lang w:val="el-GR"/>
-        </w:rPr>
-      </w:pPr>
-      <w:r>
-        <w:rPr>
-          <w:lang w:val="el-GR"/>
-        </w:rPr>
-        <w:t xml:space="preserve">Επιπλέον του </w:t>
-      </w:r>
-      <w:r>
-        <w:t>role</w:t>
-      </w:r>
-      <w:r>
-        <w:rPr>
-          <w:lang w:val="el-GR"/>
-        </w:rPr>
-        <w:t>-</w:t>
-      </w:r>
-      <w:r>
-        <w:t>based</w:t>
-      </w:r>
-      <w:r>
-        <w:rPr>
-          <w:lang w:val="el-GR"/>
-        </w:rPr>
-        <w:t xml:space="preserve"> ελέγχου, εφαρμόζεται έλεγχος ιδιοκτησίας σε επίπεδο πόρου: </w:t>
-      </w:r>
-    </w:p>
-    <w:p>
-      <w:pPr>
-        <w:pStyle w:val="FirstParagraph"/>
-        <w:rPr>
-          <w:lang w:val="el-GR"/>
-        </w:rPr>
-      </w:pPr>
-      <w:r>
-        <w:rPr>
-          <w:lang w:val="el-GR"/>
-        </w:rPr>
-        <w:t xml:space="preserve">- Ο Διοργανωτής μπορεί να επεξεργαστεί/δημοσιεύσει/ακυρώσει μόνο τις δικές του εκδηλώσεις </w:t>
-      </w:r>
-    </w:p>
-    <w:p>
-      <w:pPr>
-        <w:pStyle w:val="FirstParagraph"/>
-        <w:rPr>
-          <w:lang w:val="el-GR"/>
-        </w:rPr>
-      </w:pPr>
-      <w:r>
-        <w:rPr>
-          <w:lang w:val="el-GR"/>
-        </w:rPr>
-        <w:t xml:space="preserve">- Ο Συμμετέχων μπορεί να ακυρώσει μόνο τις δικές του κρατήσεις </w:t>
-      </w:r>
-    </w:p>
-    <w:p>
-      <w:pPr>
-        <w:pStyle w:val="FirstParagraph"/>
-        <w:rPr>
-          <w:lang w:val="el-GR"/>
-        </w:rPr>
-      </w:pPr>
-      <w:r>
-        <w:rPr>
-          <w:lang w:val="el-GR"/>
-        </w:rPr>
-        <w:t xml:space="preserve">- Ο Διαχειριστής δεν μπορεί να αναστείλει τον εαυτό του </w:t>
-      </w:r>
-    </w:p>
-    <w:p>
-      <w:pPr>
-        <w:pStyle w:val="3"/>
-      </w:pPr>
-      <w:bookmarkStart w:id="83" w:name="απόκρυψη-ευαίσθητων-δεδομένων"/>
-      <w:bookmarkStart w:id="84" w:name="_Toc231074296"/>
-      <w:bookmarkEnd w:id="81"/>
-      <w:r>
-        <w:t>8.6 Απόκρυψη Ευαίσθητων Δεδομένων</w:t>
-      </w:r>
-      <w:bookmarkEnd w:id="84"/>
-    </w:p>
-    <w:p>
-      <w:pPr>
         <w:pStyle w:val="Compact"/>
+        <w:rPr>
+          <w:lang w:val="el-GR"/>
+        </w:rPr>
       </w:pPr>
     </w:p>
     <w:p>
       <w:pPr>
         <w:pStyle w:val="Compact"/>
+        <w:rPr>
+          <w:lang w:val="el-GR"/>
+        </w:rPr>
       </w:pPr>
       <w:r>
         <w:rPr>
@@ -12706,6 +13275,9 @@
       <w:pPr>
         <w:pStyle w:val="Compact"/>
         <w:ind w:left="240"/>
+        <w:rPr>
+          <w:lang w:val="el-GR"/>
+        </w:rPr>
       </w:pPr>
     </w:p>
     <w:p>
@@ -12745,25 +13317,26 @@
       <w:pPr>
         <w:pStyle w:val="2"/>
       </w:pPr>
+      <w:bookmarkStart w:id="84" w:name="_Toc231074297"/>
       <w:bookmarkStart w:id="85" w:name="εγκατάσταση-και-εκτέλεση"/>
-      <w:bookmarkStart w:id="86" w:name="_Toc231074297"/>
       <w:bookmarkEnd w:id="71"/>
       <w:bookmarkEnd w:id="83"/>
       <w:r>
+        <w:lastRenderedPageBreak/>
         <w:t>9. Εγκατάσταση και Εκτέλεση</w:t>
       </w:r>
+      <w:bookmarkEnd w:id="84"/>
+    </w:p>
+    <w:p>
+      <w:pPr>
+        <w:pStyle w:val="3"/>
+      </w:pPr>
+      <w:bookmarkStart w:id="86" w:name="_Toc231074298"/>
+      <w:bookmarkStart w:id="87" w:name="προαπαιτούμενα"/>
+      <w:r>
+        <w:t>9.1 Προαπαιτούμενα</w:t>
+      </w:r>
       <w:bookmarkEnd w:id="86"/>
-    </w:p>
-    <w:p>
-      <w:pPr>
-        <w:pStyle w:val="3"/>
-      </w:pPr>
-      <w:bookmarkStart w:id="87" w:name="προαπαιτούμενα"/>
-      <w:bookmarkStart w:id="88" w:name="_Toc231074298"/>
-      <w:r>
-        <w:t>9.1 Προαπαιτούμενα</w:t>
-      </w:r>
-      <w:bookmarkEnd w:id="88"/>
     </w:p>
     <w:p>
       <w:pPr>
@@ -12798,7 +13371,6 @@
         </w:numPr>
       </w:pPr>
       <w:r>
-        <w:lastRenderedPageBreak/>
         <w:t>Angular CLI (για το frontend)</w:t>
       </w:r>
     </w:p>
@@ -12848,8 +13420,8 @@
           <w:lang w:val="el-GR"/>
         </w:rPr>
       </w:pPr>
+      <w:bookmarkStart w:id="88" w:name="_Toc231074299"/>
       <w:bookmarkStart w:id="89" w:name="αυτόματη-εγκατάσταση"/>
-      <w:bookmarkStart w:id="90" w:name="_Toc231074299"/>
       <w:bookmarkEnd w:id="87"/>
       <w:r>
         <w:rPr>
@@ -12857,49 +13429,1018 @@
         </w:rPr>
         <w:t>9.2 Αυτόματη Εγκατάσταση</w:t>
       </w:r>
+      <w:bookmarkEnd w:id="88"/>
+    </w:p>
+    <w:p>
+      <w:pPr>
+        <w:pStyle w:val="FirstParagraph"/>
+        <w:rPr>
+          <w:lang w:val="el-GR"/>
+        </w:rPr>
+      </w:pPr>
+      <w:r>
+        <w:rPr>
+          <w:lang w:val="el-GR"/>
+        </w:rPr>
+        <w:t xml:space="preserve">Από τον φάκελο </w:t>
+      </w:r>
+      <w:r>
+        <w:rPr>
+          <w:rStyle w:val="VerbatimChar"/>
+        </w:rPr>
+        <w:t>project</w:t>
+      </w:r>
+      <w:r>
+        <w:rPr>
+          <w:rStyle w:val="VerbatimChar"/>
+          <w:lang w:val="el-GR"/>
+        </w:rPr>
+        <w:t>/</w:t>
+      </w:r>
+      <w:r>
+        <w:rPr>
+          <w:lang w:val="el-GR"/>
+        </w:rPr>
+        <w:t xml:space="preserve"> σε </w:t>
+      </w:r>
+      <w:r>
+        <w:t>WSL</w:t>
+      </w:r>
+      <w:r>
+        <w:rPr>
+          <w:lang w:val="el-GR"/>
+        </w:rPr>
+        <w:t>:</w:t>
+      </w:r>
+    </w:p>
+    <w:p>
+      <w:pPr>
+        <w:pStyle w:val="SourceCode"/>
+      </w:pPr>
+      <w:r>
+        <w:rPr>
+          <w:rStyle w:val="FunctionTok"/>
+        </w:rPr>
+        <w:t>chmod</w:t>
+      </w:r>
+      <w:r>
+        <w:rPr>
+          <w:rStyle w:val="NormalTok"/>
+        </w:rPr>
+        <w:t xml:space="preserve"> +x setup.sh</w:t>
+      </w:r>
+      <w:r>
+        <w:br/>
+      </w:r>
+      <w:r>
+        <w:rPr>
+          <w:rStyle w:val="ExtensionTok"/>
+        </w:rPr>
+        <w:t>./setup.sh</w:t>
+      </w:r>
+    </w:p>
+    <w:p>
+      <w:pPr>
+        <w:pStyle w:val="FirstParagraph"/>
+        <w:rPr>
+          <w:lang w:val="el-GR"/>
+        </w:rPr>
+      </w:pPr>
+      <w:r>
+        <w:rPr>
+          <w:lang w:val="el-GR"/>
+        </w:rPr>
+        <w:t xml:space="preserve">Το </w:t>
+      </w:r>
+      <w:r>
+        <w:t>script</w:t>
+      </w:r>
+      <w:r>
+        <w:rPr>
+          <w:lang w:val="el-GR"/>
+        </w:rPr>
+        <w:t xml:space="preserve"> εκτελείται ως κανονικός χρήστης (όχι </w:t>
+      </w:r>
+      <w:r>
+        <w:t>sudo</w:t>
+      </w:r>
+      <w:r>
+        <w:rPr>
+          <w:lang w:val="el-GR"/>
+        </w:rPr>
+        <w:t xml:space="preserve">) και χρησιμοποιεί </w:t>
+      </w:r>
+      <w:r>
+        <w:t>sudo</w:t>
+      </w:r>
+      <w:r>
+        <w:rPr>
+          <w:lang w:val="el-GR"/>
+        </w:rPr>
+        <w:t xml:space="preserve"> εσωτερικά μόνο για </w:t>
+      </w:r>
+      <w:r>
+        <w:t>PostgreSQL</w:t>
+      </w:r>
+      <w:r>
+        <w:rPr>
+          <w:lang w:val="el-GR"/>
+        </w:rPr>
+        <w:t>. Χειρίζεται όλα τα βήματα αυτόματα και παραλείπει όσα έχουν ήδη γίνει.</w:t>
+      </w:r>
+    </w:p>
+    <w:p>
+      <w:pPr>
+        <w:pStyle w:val="3"/>
+        <w:rPr>
+          <w:lang w:val="el-GR"/>
+        </w:rPr>
+      </w:pPr>
+      <w:bookmarkStart w:id="90" w:name="_Toc231074300"/>
+      <w:bookmarkStart w:id="91" w:name="χειροκίνητη-εγκατάσταση"/>
+      <w:bookmarkEnd w:id="89"/>
+      <w:r>
+        <w:rPr>
+          <w:lang w:val="el-GR"/>
+        </w:rPr>
+        <w:t>9.3 Χειροκίνητη Εγκατάσταση</w:t>
+      </w:r>
       <w:bookmarkEnd w:id="90"/>
     </w:p>
     <w:p>
       <w:pPr>
-        <w:pStyle w:val="FirstParagraph"/>
-        <w:rPr>
-          <w:lang w:val="el-GR"/>
-        </w:rPr>
-      </w:pPr>
-      <w:r>
-        <w:rPr>
-          <w:lang w:val="el-GR"/>
-        </w:rPr>
-        <w:t xml:space="preserve">Από τον φάκελο </w:t>
-      </w:r>
-      <w:r>
-        <w:rPr>
-          <w:rStyle w:val="VerbatimChar"/>
-        </w:rPr>
-        <w:t>project</w:t>
-      </w:r>
-      <w:r>
-        <w:rPr>
-          <w:rStyle w:val="VerbatimChar"/>
+        <w:pStyle w:val="SourceCode"/>
+      </w:pPr>
+      <w:r>
+        <w:rPr>
+          <w:rStyle w:val="CommentTok"/>
+          <w:lang w:val="el-GR"/>
+        </w:rPr>
+        <w:t xml:space="preserve"># 1. Εγκατάσταση </w:t>
+      </w:r>
+      <w:r>
+        <w:rPr>
+          <w:rStyle w:val="CommentTok"/>
+        </w:rPr>
+        <w:t>Node</w:t>
+      </w:r>
+      <w:r>
+        <w:rPr>
+          <w:rStyle w:val="CommentTok"/>
+          <w:lang w:val="el-GR"/>
+        </w:rPr>
+        <w:t>.</w:t>
+      </w:r>
+      <w:r>
+        <w:rPr>
+          <w:rStyle w:val="CommentTok"/>
+        </w:rPr>
+        <w:t>js</w:t>
+      </w:r>
+      <w:r>
+        <w:rPr>
+          <w:rStyle w:val="CommentTok"/>
+          <w:lang w:val="el-GR"/>
+        </w:rPr>
+        <w:t xml:space="preserve"> 20 μέσω </w:t>
+      </w:r>
+      <w:r>
+        <w:rPr>
+          <w:rStyle w:val="CommentTok"/>
+        </w:rPr>
+        <w:t>nvm</w:t>
+      </w:r>
+      <w:r>
+        <w:rPr>
+          <w:lang w:val="el-GR"/>
+        </w:rPr>
+        <w:br/>
+      </w:r>
+      <w:r>
+        <w:rPr>
+          <w:rStyle w:val="ExtensionTok"/>
+        </w:rPr>
+        <w:t>curl</w:t>
+      </w:r>
+      <w:r>
+        <w:rPr>
+          <w:rStyle w:val="NormalTok"/>
+          <w:lang w:val="el-GR"/>
+        </w:rPr>
+        <w:t xml:space="preserve"> </w:t>
+      </w:r>
+      <w:r>
+        <w:rPr>
+          <w:rStyle w:val="AttributeTok"/>
+          <w:lang w:val="el-GR"/>
+        </w:rPr>
+        <w:t>-</w:t>
+      </w:r>
+      <w:r>
+        <w:rPr>
+          <w:rStyle w:val="AttributeTok"/>
+        </w:rPr>
+        <w:t>o</w:t>
+      </w:r>
+      <w:r>
+        <w:rPr>
+          <w:rStyle w:val="AttributeTok"/>
+          <w:lang w:val="el-GR"/>
+        </w:rPr>
+        <w:t>-</w:t>
+      </w:r>
+      <w:r>
+        <w:rPr>
+          <w:rStyle w:val="NormalTok"/>
+          <w:lang w:val="el-GR"/>
+        </w:rPr>
+        <w:t xml:space="preserve"> </w:t>
+      </w:r>
+      <w:r>
+        <w:rPr>
+          <w:rStyle w:val="NormalTok"/>
+        </w:rPr>
+        <w:t>https</w:t>
+      </w:r>
+      <w:r>
+        <w:rPr>
+          <w:rStyle w:val="NormalTok"/>
+          <w:lang w:val="el-GR"/>
+        </w:rPr>
+        <w:t>://</w:t>
+      </w:r>
+      <w:r>
+        <w:rPr>
+          <w:rStyle w:val="NormalTok"/>
+        </w:rPr>
+        <w:t>raw</w:t>
+      </w:r>
+      <w:r>
+        <w:rPr>
+          <w:rStyle w:val="NormalTok"/>
+          <w:lang w:val="el-GR"/>
+        </w:rPr>
+        <w:t>.</w:t>
+      </w:r>
+      <w:r>
+        <w:rPr>
+          <w:rStyle w:val="NormalTok"/>
+        </w:rPr>
+        <w:t>githubusercontent</w:t>
+      </w:r>
+      <w:r>
+        <w:rPr>
+          <w:rStyle w:val="NormalTok"/>
+          <w:lang w:val="el-GR"/>
+        </w:rPr>
+        <w:t>.</w:t>
+      </w:r>
+      <w:r>
+        <w:rPr>
+          <w:rStyle w:val="NormalTok"/>
+        </w:rPr>
+        <w:t>com</w:t>
+      </w:r>
+      <w:r>
+        <w:rPr>
+          <w:rStyle w:val="NormalTok"/>
           <w:lang w:val="el-GR"/>
         </w:rPr>
         <w:t>/</w:t>
       </w:r>
       <w:r>
         <w:rPr>
-          <w:lang w:val="el-GR"/>
-        </w:rPr>
-        <w:t xml:space="preserve"> σε </w:t>
-      </w:r>
-      <w:r>
-        <w:t>WSL</w:t>
-      </w:r>
-      <w:r>
-        <w:rPr>
-          <w:lang w:val="el-GR"/>
-        </w:rPr>
-        <w:t>:</w:t>
-      </w:r>
+          <w:rStyle w:val="NormalTok"/>
+        </w:rPr>
+        <w:t>nvm</w:t>
+      </w:r>
+      <w:r>
+        <w:rPr>
+          <w:rStyle w:val="NormalTok"/>
+          <w:lang w:val="el-GR"/>
+        </w:rPr>
+        <w:t>-</w:t>
+      </w:r>
+      <w:r>
+        <w:rPr>
+          <w:rStyle w:val="NormalTok"/>
+        </w:rPr>
+        <w:t>sh</w:t>
+      </w:r>
+      <w:r>
+        <w:rPr>
+          <w:rStyle w:val="NormalTok"/>
+          <w:lang w:val="el-GR"/>
+        </w:rPr>
+        <w:t>/</w:t>
+      </w:r>
+      <w:r>
+        <w:rPr>
+          <w:rStyle w:val="NormalTok"/>
+        </w:rPr>
+        <w:t>nvm</w:t>
+      </w:r>
+      <w:r>
+        <w:rPr>
+          <w:rStyle w:val="NormalTok"/>
+          <w:lang w:val="el-GR"/>
+        </w:rPr>
+        <w:t>/</w:t>
+      </w:r>
+      <w:r>
+        <w:rPr>
+          <w:rStyle w:val="NormalTok"/>
+        </w:rPr>
+        <w:t>v</w:t>
+      </w:r>
+      <w:r>
+        <w:rPr>
+          <w:rStyle w:val="NormalTok"/>
+          <w:lang w:val="el-GR"/>
+        </w:rPr>
+        <w:t>0.39.7/</w:t>
+      </w:r>
+      <w:r>
+        <w:rPr>
+          <w:rStyle w:val="NormalTok"/>
+        </w:rPr>
+        <w:t>install</w:t>
+      </w:r>
+      <w:r>
+        <w:rPr>
+          <w:rStyle w:val="NormalTok"/>
+          <w:lang w:val="el-GR"/>
+        </w:rPr>
+        <w:t>.</w:t>
+      </w:r>
+      <w:r>
+        <w:rPr>
+          <w:rStyle w:val="NormalTok"/>
+        </w:rPr>
+        <w:t>sh</w:t>
+      </w:r>
+      <w:r>
+        <w:rPr>
+          <w:rStyle w:val="NormalTok"/>
+          <w:lang w:val="el-GR"/>
+        </w:rPr>
+        <w:t xml:space="preserve"> </w:t>
+      </w:r>
+      <w:r>
+        <w:rPr>
+          <w:rStyle w:val="KeywordTok"/>
+          <w:lang w:val="el-GR"/>
+        </w:rPr>
+        <w:t>|</w:t>
+      </w:r>
+      <w:r>
+        <w:rPr>
+          <w:rStyle w:val="NormalTok"/>
+          <w:lang w:val="el-GR"/>
+        </w:rPr>
+        <w:t xml:space="preserve"> </w:t>
+      </w:r>
+      <w:r>
+        <w:rPr>
+          <w:rStyle w:val="FunctionTok"/>
+        </w:rPr>
+        <w:t>bash</w:t>
+      </w:r>
+      <w:r>
+        <w:rPr>
+          <w:lang w:val="el-GR"/>
+        </w:rPr>
+        <w:br/>
+      </w:r>
+      <w:r>
+        <w:rPr>
+          <w:rStyle w:val="BuiltInTok"/>
+        </w:rPr>
+        <w:t>source</w:t>
+      </w:r>
+      <w:r>
+        <w:rPr>
+          <w:rStyle w:val="NormalTok"/>
+          <w:lang w:val="el-GR"/>
+        </w:rPr>
+        <w:t xml:space="preserve"> ~/.</w:t>
+      </w:r>
+      <w:r>
+        <w:rPr>
+          <w:rStyle w:val="NormalTok"/>
+        </w:rPr>
+        <w:t>bashrc</w:t>
+      </w:r>
+      <w:r>
+        <w:rPr>
+          <w:rStyle w:val="NormalTok"/>
+          <w:lang w:val="el-GR"/>
+        </w:rPr>
+        <w:t xml:space="preserve"> </w:t>
+      </w:r>
+      <w:r>
+        <w:rPr>
+          <w:rStyle w:val="KeywordTok"/>
+          <w:lang w:val="el-GR"/>
+        </w:rPr>
+        <w:t>&amp;&amp;</w:t>
+      </w:r>
+      <w:r>
+        <w:rPr>
+          <w:rStyle w:val="NormalTok"/>
+          <w:lang w:val="el-GR"/>
+        </w:rPr>
+        <w:t xml:space="preserve"> </w:t>
+      </w:r>
+      <w:r>
+        <w:rPr>
+          <w:rStyle w:val="ExtensionTok"/>
+        </w:rPr>
+        <w:t>nvm</w:t>
+      </w:r>
+      <w:r>
+        <w:rPr>
+          <w:rStyle w:val="NormalTok"/>
+          <w:lang w:val="el-GR"/>
+        </w:rPr>
+        <w:t xml:space="preserve"> </w:t>
+      </w:r>
+      <w:r>
+        <w:rPr>
+          <w:rStyle w:val="NormalTok"/>
+        </w:rPr>
+        <w:t>install</w:t>
+      </w:r>
+      <w:r>
+        <w:rPr>
+          <w:rStyle w:val="NormalTok"/>
+          <w:lang w:val="el-GR"/>
+        </w:rPr>
+        <w:t xml:space="preserve"> 20 </w:t>
+      </w:r>
+      <w:r>
+        <w:rPr>
+          <w:rStyle w:val="KeywordTok"/>
+          <w:lang w:val="el-GR"/>
+        </w:rPr>
+        <w:t>&amp;&amp;</w:t>
+      </w:r>
+      <w:r>
+        <w:rPr>
+          <w:rStyle w:val="NormalTok"/>
+          <w:lang w:val="el-GR"/>
+        </w:rPr>
+        <w:t xml:space="preserve"> </w:t>
+      </w:r>
+      <w:r>
+        <w:rPr>
+          <w:rStyle w:val="ExtensionTok"/>
+        </w:rPr>
+        <w:t>nvm</w:t>
+      </w:r>
+      <w:r>
+        <w:rPr>
+          <w:rStyle w:val="NormalTok"/>
+          <w:lang w:val="el-GR"/>
+        </w:rPr>
+        <w:t xml:space="preserve"> </w:t>
+      </w:r>
+      <w:r>
+        <w:rPr>
+          <w:rStyle w:val="NormalTok"/>
+        </w:rPr>
+        <w:t>use</w:t>
+      </w:r>
+      <w:r>
+        <w:rPr>
+          <w:rStyle w:val="NormalTok"/>
+          <w:lang w:val="el-GR"/>
+        </w:rPr>
+        <w:t xml:space="preserve"> 20</w:t>
+      </w:r>
+      <w:r>
+        <w:rPr>
+          <w:lang w:val="el-GR"/>
+        </w:rPr>
+        <w:br/>
+      </w:r>
+      <w:r>
+        <w:rPr>
+          <w:lang w:val="el-GR"/>
+        </w:rPr>
+        <w:br/>
+      </w:r>
+      <w:r>
+        <w:rPr>
+          <w:rStyle w:val="CommentTok"/>
+          <w:lang w:val="el-GR"/>
+        </w:rPr>
+        <w:t xml:space="preserve"># 2. </w:t>
+      </w:r>
+      <w:r>
+        <w:rPr>
+          <w:rStyle w:val="CommentTok"/>
+        </w:rPr>
+        <w:t>Εγκατάσταση PostgreSQL</w:t>
+      </w:r>
+      <w:r>
+        <w:br/>
+      </w:r>
+      <w:r>
+        <w:rPr>
+          <w:rStyle w:val="FunctionTok"/>
+        </w:rPr>
+        <w:t>sudo</w:t>
+      </w:r>
+      <w:r>
+        <w:rPr>
+          <w:rStyle w:val="NormalTok"/>
+        </w:rPr>
+        <w:t xml:space="preserve"> apt install </w:t>
+      </w:r>
+      <w:r>
+        <w:rPr>
+          <w:rStyle w:val="AttributeTok"/>
+        </w:rPr>
+        <w:t>-</w:t>
+      </w:r>
+      <w:r>
+        <w:rPr>
+          <w:rStyle w:val="AttributeTok"/>
+        </w:rPr>
+        <w:t>y</w:t>
+      </w:r>
+      <w:r>
+        <w:rPr>
+          <w:rStyle w:val="NormalTok"/>
+        </w:rPr>
+        <w:t xml:space="preserve"> postgresql postgresql</w:t>
+      </w:r>
+      <w:r>
+        <w:rPr>
+          <w:rStyle w:val="NormalTok"/>
+        </w:rPr>
+        <w:t>-</w:t>
+      </w:r>
+      <w:r>
+        <w:rPr>
+          <w:rStyle w:val="NormalTok"/>
+        </w:rPr>
+        <w:t>client</w:t>
+      </w:r>
+      <w:r>
+        <w:br/>
+      </w:r>
+      <w:r>
+        <w:rPr>
+          <w:rStyle w:val="FunctionTok"/>
+        </w:rPr>
+        <w:t>sudo</w:t>
+      </w:r>
+      <w:r>
+        <w:rPr>
+          <w:rStyle w:val="NormalTok"/>
+        </w:rPr>
+        <w:t xml:space="preserve"> service postgresql start</w:t>
+      </w:r>
+      <w:r>
+        <w:br/>
+      </w:r>
+      <w:r>
+        <w:rPr>
+          <w:rStyle w:val="FunctionTok"/>
+        </w:rPr>
+        <w:t>sudo</w:t>
+      </w:r>
+      <w:r>
+        <w:rPr>
+          <w:rStyle w:val="NormalTok"/>
+        </w:rPr>
+        <w:t xml:space="preserve"> </w:t>
+      </w:r>
+      <w:r>
+        <w:rPr>
+          <w:rStyle w:val="AttributeTok"/>
+        </w:rPr>
+        <w:t>-</w:t>
+      </w:r>
+      <w:r>
+        <w:rPr>
+          <w:rStyle w:val="AttributeTok"/>
+        </w:rPr>
+        <w:t>u</w:t>
+      </w:r>
+      <w:r>
+        <w:rPr>
+          <w:rStyle w:val="NormalTok"/>
+        </w:rPr>
+        <w:t xml:space="preserve"> postgres psql </w:t>
+      </w:r>
+      <w:r>
+        <w:rPr>
+          <w:rStyle w:val="AttributeTok"/>
+        </w:rPr>
+        <w:t>-</w:t>
+      </w:r>
+      <w:r>
+        <w:rPr>
+          <w:rStyle w:val="AttributeTok"/>
+        </w:rPr>
+        <w:t>c</w:t>
+      </w:r>
+      <w:r>
+        <w:rPr>
+          <w:rStyle w:val="NormalTok"/>
+        </w:rPr>
+        <w:t xml:space="preserve"> </w:t>
+      </w:r>
+      <w:r>
+        <w:rPr>
+          <w:rStyle w:val="StringTok"/>
+        </w:rPr>
+        <w:t>"ALTER USER postgres PASSWORD 'postgres123';"</w:t>
+      </w:r>
+      <w:r>
+        <w:br/>
+      </w:r>
+      <w:r>
+        <w:rPr>
+          <w:rStyle w:val="FunctionTok"/>
+        </w:rPr>
+        <w:t>sudo</w:t>
+      </w:r>
+      <w:r>
+        <w:rPr>
+          <w:rStyle w:val="NormalTok"/>
+        </w:rPr>
+        <w:t xml:space="preserve"> </w:t>
+      </w:r>
+      <w:r>
+        <w:rPr>
+          <w:rStyle w:val="AttributeTok"/>
+        </w:rPr>
+        <w:t>-</w:t>
+      </w:r>
+      <w:r>
+        <w:rPr>
+          <w:rStyle w:val="AttributeTok"/>
+        </w:rPr>
+        <w:t>u</w:t>
+      </w:r>
+      <w:r>
+        <w:rPr>
+          <w:rStyle w:val="NormalTok"/>
+        </w:rPr>
+        <w:t xml:space="preserve"> postgres psql </w:t>
+      </w:r>
+      <w:r>
+        <w:rPr>
+          <w:rStyle w:val="AttributeTok"/>
+        </w:rPr>
+        <w:t>-</w:t>
+      </w:r>
+      <w:r>
+        <w:rPr>
+          <w:rStyle w:val="AttributeTok"/>
+        </w:rPr>
+        <w:t>c</w:t>
+      </w:r>
+      <w:r>
+        <w:rPr>
+          <w:rStyle w:val="NormalTok"/>
+        </w:rPr>
+        <w:t xml:space="preserve"> </w:t>
+      </w:r>
+      <w:r>
+        <w:rPr>
+          <w:rStyle w:val="StringTok"/>
+        </w:rPr>
+        <w:t>"CREATE DATABASE eventmanagement;"</w:t>
+      </w:r>
+      <w:r>
+        <w:br/>
+      </w:r>
+      <w:r>
+        <w:br/>
+      </w:r>
+      <w:r>
+        <w:rPr>
+          <w:rStyle w:val="CommentTok"/>
+        </w:rPr>
+        <w:t># 3. Ρύθμιση backend</w:t>
+      </w:r>
+      <w:r>
+        <w:br/>
+      </w:r>
+      <w:r>
+        <w:rPr>
+          <w:rStyle w:val="BuiltInTok"/>
+        </w:rPr>
+        <w:t>cd</w:t>
+      </w:r>
+      <w:r>
+        <w:rPr>
+          <w:rStyle w:val="NormalTok"/>
+        </w:rPr>
+        <w:t xml:space="preserve"> project/backend</w:t>
+      </w:r>
+      <w:r>
+        <w:br/>
+      </w:r>
+      <w:r>
+        <w:rPr>
+          <w:rStyle w:val="ExtensionTok"/>
+        </w:rPr>
+        <w:t>npm</w:t>
+      </w:r>
+      <w:r>
+        <w:rPr>
+          <w:rStyle w:val="NormalTok"/>
+        </w:rPr>
+        <w:t xml:space="preserve"> install</w:t>
+      </w:r>
+      <w:r>
+        <w:br/>
+      </w:r>
+      <w:r>
+        <w:rPr>
+          <w:rStyle w:val="FunctionTok"/>
+        </w:rPr>
+        <w:t>cp</w:t>
+      </w:r>
+      <w:r>
+        <w:rPr>
+          <w:rStyle w:val="NormalTok"/>
+        </w:rPr>
+        <w:t xml:space="preserve"> .env.example .env   </w:t>
+      </w:r>
+      <w:r>
+        <w:rPr>
+          <w:rStyle w:val="CommentTok"/>
+        </w:rPr>
+        <w:t># επεξεργασία .env με τις σωστές τιμές</w:t>
+      </w:r>
+      <w:r>
+        <w:br/>
+      </w:r>
+      <w:r>
+        <w:br/>
+      </w:r>
+      <w:r>
+        <w:rPr>
+          <w:rStyle w:val="CommentTok"/>
+        </w:rPr>
+        <w:t># 4. Migrations και seed</w:t>
+      </w:r>
+      <w:r>
+        <w:br/>
+      </w:r>
+      <w:r>
+        <w:rPr>
+          <w:rStyle w:val="ExtensionTok"/>
+        </w:rPr>
+        <w:t>npx</w:t>
+      </w:r>
+      <w:r>
+        <w:rPr>
+          <w:rStyle w:val="NormalTok"/>
+        </w:rPr>
+        <w:t xml:space="preserve"> prisma migrate deploy</w:t>
+      </w:r>
+      <w:r>
+        <w:br/>
+      </w:r>
+      <w:r>
+        <w:rPr>
+          <w:rStyle w:val="ExtensionTok"/>
+        </w:rPr>
+        <w:t>npx</w:t>
+      </w:r>
+      <w:r>
+        <w:rPr>
+          <w:rStyle w:val="NormalTok"/>
+        </w:rPr>
+        <w:t xml:space="preserve"> prisma db seed</w:t>
+      </w:r>
+      <w:r>
+        <w:br/>
+      </w:r>
+      <w:r>
+        <w:br/>
+      </w:r>
+      <w:r>
+        <w:rPr>
+          <w:rStyle w:val="CommentTok"/>
+        </w:rPr>
+        <w:t># 5. SSL πιστοποιητικά</w:t>
+      </w:r>
+      <w:r>
+        <w:br/>
+      </w:r>
+      <w:r>
+        <w:rPr>
+          <w:rStyle w:val="FunctionTok"/>
+        </w:rPr>
+        <w:t>mkdir</w:t>
+      </w:r>
+      <w:r>
+        <w:rPr>
+          <w:rStyle w:val="NormalTok"/>
+        </w:rPr>
+        <w:t xml:space="preserve"> </w:t>
+      </w:r>
+      <w:r>
+        <w:rPr>
+          <w:rStyle w:val="AttributeTok"/>
+        </w:rPr>
+        <w:t>-</w:t>
+      </w:r>
+      <w:r>
+        <w:rPr>
+          <w:rStyle w:val="AttributeTok"/>
+        </w:rPr>
+        <w:t>p</w:t>
+      </w:r>
+      <w:r>
+        <w:rPr>
+          <w:rStyle w:val="NormalTok"/>
+        </w:rPr>
+        <w:t xml:space="preserve"> certs</w:t>
+      </w:r>
+      <w:r>
+        <w:br/>
+      </w:r>
+      <w:r>
+        <w:rPr>
+          <w:rStyle w:val="ExtensionTok"/>
+        </w:rPr>
+        <w:t>openssl</w:t>
+      </w:r>
+      <w:r>
+        <w:rPr>
+          <w:rStyle w:val="NormalTok"/>
+        </w:rPr>
+        <w:t xml:space="preserve"> req </w:t>
+      </w:r>
+      <w:r>
+        <w:rPr>
+          <w:rStyle w:val="AttributeTok"/>
+        </w:rPr>
+        <w:t>-</w:t>
+      </w:r>
+      <w:r>
+        <w:rPr>
+          <w:rStyle w:val="AttributeTok"/>
+        </w:rPr>
+        <w:t>x509</w:t>
+      </w:r>
+      <w:r>
+        <w:rPr>
+          <w:rStyle w:val="NormalTok"/>
+        </w:rPr>
+        <w:t xml:space="preserve"> </w:t>
+      </w:r>
+      <w:r>
+        <w:rPr>
+          <w:rStyle w:val="AttributeTok"/>
+        </w:rPr>
+        <w:t>-</w:t>
+      </w:r>
+      <w:r>
+        <w:rPr>
+          <w:rStyle w:val="AttributeTok"/>
+        </w:rPr>
+        <w:t>newkey</w:t>
+      </w:r>
+      <w:r>
+        <w:rPr>
+          <w:rStyle w:val="NormalTok"/>
+        </w:rPr>
+        <w:t xml:space="preserve"> rsa:2048 </w:t>
+      </w:r>
+      <w:r>
+        <w:rPr>
+          <w:rStyle w:val="AttributeTok"/>
+        </w:rPr>
+        <w:t>-</w:t>
+      </w:r>
+      <w:r>
+        <w:rPr>
+          <w:rStyle w:val="AttributeTok"/>
+        </w:rPr>
+        <w:t>keyout</w:t>
+      </w:r>
+      <w:r>
+        <w:rPr>
+          <w:rStyle w:val="NormalTok"/>
+        </w:rPr>
+        <w:t xml:space="preserve"> certs/key.pem </w:t>
+      </w:r>
+      <w:r>
+        <w:rPr>
+          <w:rStyle w:val="AttributeTok"/>
+        </w:rPr>
+        <w:t>-</w:t>
+      </w:r>
+      <w:r>
+        <w:rPr>
+          <w:rStyle w:val="AttributeTok"/>
+        </w:rPr>
+        <w:t>out</w:t>
+      </w:r>
+      <w:r>
+        <w:rPr>
+          <w:rStyle w:val="NormalTok"/>
+        </w:rPr>
+        <w:t xml:space="preserve"> certs/cert.pem </w:t>
+      </w:r>
+      <w:r>
+        <w:rPr>
+          <w:rStyle w:val="DataTypeTok"/>
+        </w:rPr>
+        <w:t>\</w:t>
+      </w:r>
+      <w:r>
+        <w:br/>
+      </w:r>
+      <w:r>
+        <w:rPr>
+          <w:rStyle w:val="NormalTok"/>
+        </w:rPr>
+        <w:t xml:space="preserve">  </w:t>
+      </w:r>
+      <w:r>
+        <w:rPr>
+          <w:rStyle w:val="AttributeTok"/>
+        </w:rPr>
+        <w:t>-</w:t>
+      </w:r>
+      <w:r>
+        <w:rPr>
+          <w:rStyle w:val="AttributeTok"/>
+        </w:rPr>
+        <w:t>days</w:t>
+      </w:r>
+      <w:r>
+        <w:rPr>
+          <w:rStyle w:val="NormalTok"/>
+        </w:rPr>
+        <w:t xml:space="preserve"> 365 </w:t>
+      </w:r>
+      <w:r>
+        <w:rPr>
+          <w:rStyle w:val="AttributeTok"/>
+        </w:rPr>
+        <w:t>-</w:t>
+      </w:r>
+      <w:r>
+        <w:rPr>
+          <w:rStyle w:val="AttributeTok"/>
+        </w:rPr>
+        <w:t>nodes</w:t>
+      </w:r>
+      <w:r>
+        <w:rPr>
+          <w:rStyle w:val="NormalTok"/>
+        </w:rPr>
+        <w:t xml:space="preserve"> </w:t>
+      </w:r>
+      <w:r>
+        <w:rPr>
+          <w:rStyle w:val="AttributeTok"/>
+        </w:rPr>
+        <w:t>-</w:t>
+      </w:r>
+      <w:r>
+        <w:rPr>
+          <w:rStyle w:val="AttributeTok"/>
+        </w:rPr>
+        <w:t>subj</w:t>
+      </w:r>
+      <w:r>
+        <w:rPr>
+          <w:rStyle w:val="NormalTok"/>
+        </w:rPr>
+        <w:t xml:space="preserve"> </w:t>
+      </w:r>
+      <w:r>
+        <w:rPr>
+          <w:rStyle w:val="StringTok"/>
+        </w:rPr>
+        <w:t>"/CN=localhost"</w:t>
+      </w:r>
+    </w:p>
+    <w:p>
+      <w:pPr>
+        <w:pStyle w:val="3"/>
+      </w:pPr>
+      <w:bookmarkStart w:id="92" w:name="_Toc231074301"/>
+      <w:bookmarkStart w:id="93" w:name="εκτέλεση"/>
+      <w:bookmarkEnd w:id="91"/>
+      <w:r>
+        <w:t>9.4 Εκτέλεση</w:t>
+      </w:r>
+      <w:bookmarkEnd w:id="92"/>
     </w:p>
     <w:p>
       <w:pPr>
@@ -12907,74 +14448,97 @@
       </w:pPr>
       <w:r>
         <w:rPr>
+          <w:rStyle w:val="CommentTok"/>
+        </w:rPr>
+        <w:t># Terminal 1 — Backend</w:t>
+      </w:r>
+      <w:r>
+        <w:br/>
+      </w:r>
+      <w:r>
+        <w:rPr>
           <w:rStyle w:val="FunctionTok"/>
         </w:rPr>
-        <w:t>chmod</w:t>
+        <w:t>sudo</w:t>
       </w:r>
       <w:r>
         <w:rPr>
           <w:rStyle w:val="NormalTok"/>
         </w:rPr>
-        <w:t xml:space="preserve"> +x setup.sh</w:t>
+        <w:t xml:space="preserve"> service postgresql start</w:t>
       </w:r>
       <w:r>
         <w:br/>
       </w:r>
       <w:r>
         <w:rPr>
+          <w:rStyle w:val="BuiltInTok"/>
+        </w:rPr>
+        <w:lastRenderedPageBreak/>
+        <w:t>cd</w:t>
+      </w:r>
+      <w:r>
+        <w:rPr>
+          <w:rStyle w:val="NormalTok"/>
+        </w:rPr>
+        <w:t xml:space="preserve"> project/backend</w:t>
+      </w:r>
+      <w:r>
+        <w:br/>
+      </w:r>
+      <w:r>
+        <w:rPr>
           <w:rStyle w:val="ExtensionTok"/>
         </w:rPr>
-        <w:t>./setup.sh</w:t>
-      </w:r>
-    </w:p>
-    <w:p>
-      <w:pPr>
-        <w:pStyle w:val="FirstParagraph"/>
-        <w:rPr>
-          <w:lang w:val="el-GR"/>
-        </w:rPr>
-      </w:pPr>
-      <w:r>
-        <w:rPr>
-          <w:lang w:val="el-GR"/>
-        </w:rPr>
-        <w:t xml:space="preserve">Το </w:t>
-      </w:r>
-      <w:r>
-        <w:t>script</w:t>
-      </w:r>
-      <w:r>
-        <w:rPr>
-          <w:lang w:val="el-GR"/>
-        </w:rPr>
-        <w:t xml:space="preserve"> εκτελείται ως κανονικός χρήστης (όχι </w:t>
-      </w:r>
-      <w:r>
-        <w:t>sudo</w:t>
-      </w:r>
-      <w:r>
-        <w:rPr>
-          <w:lang w:val="el-GR"/>
-        </w:rPr>
-        <w:t xml:space="preserve">) και χρησιμοποιεί </w:t>
-      </w:r>
-      <w:r>
-        <w:t>sudo</w:t>
-      </w:r>
-      <w:r>
-        <w:rPr>
-          <w:lang w:val="el-GR"/>
-        </w:rPr>
-        <w:t xml:space="preserve"> εσωτερικά μόνο για </w:t>
-      </w:r>
-      <w:r>
-        <w:t>PostgreSQL</w:t>
-      </w:r>
-      <w:r>
-        <w:rPr>
-          <w:lang w:val="el-GR"/>
-        </w:rPr>
-        <w:t>. Χειρίζεται όλα τα βήματα αυτόματα και παραλείπει όσα έχουν ήδη γίνει.</w:t>
+        <w:t>npm</w:t>
+      </w:r>
+      <w:r>
+        <w:rPr>
+          <w:rStyle w:val="NormalTok"/>
+        </w:rPr>
+        <w:t xml:space="preserve"> run dev</w:t>
+      </w:r>
+      <w:r>
+        <w:br/>
+      </w:r>
+      <w:r>
+        <w:br/>
+      </w:r>
+      <w:r>
+        <w:rPr>
+          <w:rStyle w:val="CommentTok"/>
+        </w:rPr>
+        <w:t># Terminal 2 — Frontend</w:t>
+      </w:r>
+      <w:r>
+        <w:br/>
+      </w:r>
+      <w:r>
+        <w:rPr>
+          <w:rStyle w:val="BuiltInTok"/>
+        </w:rPr>
+        <w:t>cd</w:t>
+      </w:r>
+      <w:r>
+        <w:rPr>
+          <w:rStyle w:val="NormalTok"/>
+        </w:rPr>
+        <w:t xml:space="preserve"> project/frontend</w:t>
+      </w:r>
+      <w:r>
+        <w:br/>
+      </w:r>
+      <w:r>
+        <w:rPr>
+          <w:rStyle w:val="ExtensionTok"/>
+        </w:rPr>
+        <w:t>npm</w:t>
+      </w:r>
+      <w:r>
+        <w:rPr>
+          <w:rStyle w:val="NormalTok"/>
+        </w:rPr>
+        <w:t xml:space="preserve"> start</w:t>
       </w:r>
     </w:p>
     <w:p>
@@ -12984,927 +14548,25 @@
           <w:lang w:val="el-GR"/>
         </w:rPr>
       </w:pPr>
-      <w:bookmarkStart w:id="91" w:name="χειροκίνητη-εγκατάσταση"/>
-      <w:bookmarkStart w:id="92" w:name="_Toc231074300"/>
-      <w:bookmarkEnd w:id="89"/>
-      <w:r>
-        <w:rPr>
-          <w:lang w:val="el-GR"/>
-        </w:rPr>
-        <w:t>9.3 Χειροκίνητη Εγκατάσταση</w:t>
-      </w:r>
-      <w:bookmarkEnd w:id="92"/>
-    </w:p>
-    <w:p>
-      <w:pPr>
-        <w:pStyle w:val="SourceCode"/>
-      </w:pPr>
-      <w:r>
-        <w:rPr>
-          <w:rStyle w:val="CommentTok"/>
-          <w:lang w:val="el-GR"/>
-        </w:rPr>
-        <w:t xml:space="preserve"># 1. Εγκατάσταση </w:t>
-      </w:r>
-      <w:r>
-        <w:rPr>
-          <w:rStyle w:val="CommentTok"/>
-        </w:rPr>
-        <w:t>Node</w:t>
-      </w:r>
-      <w:r>
-        <w:rPr>
-          <w:rStyle w:val="CommentTok"/>
-          <w:lang w:val="el-GR"/>
-        </w:rPr>
-        <w:t>.</w:t>
-      </w:r>
-      <w:r>
-        <w:rPr>
-          <w:rStyle w:val="CommentTok"/>
-        </w:rPr>
-        <w:t>js</w:t>
-      </w:r>
-      <w:r>
-        <w:rPr>
-          <w:rStyle w:val="CommentTok"/>
-          <w:lang w:val="el-GR"/>
-        </w:rPr>
-        <w:t xml:space="preserve"> 20 μέσω </w:t>
-      </w:r>
-      <w:r>
-        <w:rPr>
-          <w:rStyle w:val="CommentTok"/>
-        </w:rPr>
-        <w:t>nvm</w:t>
-      </w:r>
-      <w:r>
-        <w:rPr>
-          <w:lang w:val="el-GR"/>
-        </w:rPr>
-        <w:br/>
-      </w:r>
-      <w:r>
-        <w:rPr>
-          <w:rStyle w:val="ExtensionTok"/>
-        </w:rPr>
-        <w:t>curl</w:t>
-      </w:r>
-      <w:r>
-        <w:rPr>
-          <w:rStyle w:val="NormalTok"/>
-          <w:lang w:val="el-GR"/>
-        </w:rPr>
-        <w:t xml:space="preserve"> </w:t>
-      </w:r>
-      <w:r>
-        <w:rPr>
-          <w:rStyle w:val="AttributeTok"/>
-          <w:lang w:val="el-GR"/>
-        </w:rPr>
-        <w:t>-</w:t>
-      </w:r>
-      <w:r>
-        <w:rPr>
-          <w:rStyle w:val="AttributeTok"/>
-        </w:rPr>
-        <w:t>o</w:t>
-      </w:r>
-      <w:r>
-        <w:rPr>
-          <w:rStyle w:val="AttributeTok"/>
-          <w:lang w:val="el-GR"/>
-        </w:rPr>
-        <w:t>-</w:t>
-      </w:r>
-      <w:r>
-        <w:rPr>
-          <w:rStyle w:val="NormalTok"/>
-          <w:lang w:val="el-GR"/>
-        </w:rPr>
-        <w:t xml:space="preserve"> </w:t>
-      </w:r>
-      <w:r>
-        <w:rPr>
-          <w:rStyle w:val="NormalTok"/>
-        </w:rPr>
-        <w:t>https</w:t>
-      </w:r>
-      <w:r>
-        <w:rPr>
-          <w:rStyle w:val="NormalTok"/>
-          <w:lang w:val="el-GR"/>
-        </w:rPr>
-        <w:t>://</w:t>
-      </w:r>
-      <w:r>
-        <w:rPr>
-          <w:rStyle w:val="NormalTok"/>
-        </w:rPr>
-        <w:t>raw</w:t>
-      </w:r>
-      <w:r>
-        <w:rPr>
-          <w:rStyle w:val="NormalTok"/>
-          <w:lang w:val="el-GR"/>
-        </w:rPr>
-        <w:t>.</w:t>
-      </w:r>
-      <w:r>
-        <w:rPr>
-          <w:rStyle w:val="NormalTok"/>
-        </w:rPr>
-        <w:t>githubusercontent</w:t>
-      </w:r>
-      <w:r>
-        <w:rPr>
-          <w:rStyle w:val="NormalTok"/>
-          <w:lang w:val="el-GR"/>
-        </w:rPr>
-        <w:t>.</w:t>
-      </w:r>
-      <w:r>
-        <w:rPr>
-          <w:rStyle w:val="NormalTok"/>
-        </w:rPr>
-        <w:t>com</w:t>
-      </w:r>
-      <w:r>
-        <w:rPr>
-          <w:rStyle w:val="NormalTok"/>
-          <w:lang w:val="el-GR"/>
-        </w:rPr>
-        <w:t>/</w:t>
-      </w:r>
-      <w:r>
-        <w:rPr>
-          <w:rStyle w:val="NormalTok"/>
-        </w:rPr>
-        <w:t>nvm</w:t>
-      </w:r>
-      <w:r>
-        <w:rPr>
-          <w:rStyle w:val="NormalTok"/>
-          <w:lang w:val="el-GR"/>
-        </w:rPr>
-        <w:t>-</w:t>
-      </w:r>
-      <w:r>
-        <w:rPr>
-          <w:rStyle w:val="NormalTok"/>
-        </w:rPr>
-        <w:t>sh</w:t>
-      </w:r>
-      <w:r>
-        <w:rPr>
-          <w:rStyle w:val="NormalTok"/>
-          <w:lang w:val="el-GR"/>
-        </w:rPr>
-        <w:t>/</w:t>
-      </w:r>
-      <w:r>
-        <w:rPr>
-          <w:rStyle w:val="NormalTok"/>
-        </w:rPr>
-        <w:t>nvm</w:t>
-      </w:r>
-      <w:r>
-        <w:rPr>
-          <w:rStyle w:val="NormalTok"/>
-          <w:lang w:val="el-GR"/>
-        </w:rPr>
-        <w:t>/</w:t>
-      </w:r>
-      <w:r>
-        <w:rPr>
-          <w:rStyle w:val="NormalTok"/>
-        </w:rPr>
-        <w:t>v</w:t>
-      </w:r>
-      <w:r>
-        <w:rPr>
-          <w:rStyle w:val="NormalTok"/>
-          <w:lang w:val="el-GR"/>
-        </w:rPr>
-        <w:t>0.39.7/</w:t>
-      </w:r>
-      <w:r>
-        <w:rPr>
-          <w:rStyle w:val="NormalTok"/>
-        </w:rPr>
-        <w:t>install</w:t>
-      </w:r>
-      <w:r>
-        <w:rPr>
-          <w:rStyle w:val="NormalTok"/>
-          <w:lang w:val="el-GR"/>
-        </w:rPr>
-        <w:t>.</w:t>
-      </w:r>
-      <w:r>
-        <w:rPr>
-          <w:rStyle w:val="NormalTok"/>
-        </w:rPr>
-        <w:t>sh</w:t>
-      </w:r>
-      <w:r>
-        <w:rPr>
-          <w:rStyle w:val="NormalTok"/>
-          <w:lang w:val="el-GR"/>
-        </w:rPr>
-        <w:t xml:space="preserve"> </w:t>
-      </w:r>
-      <w:r>
-        <w:rPr>
-          <w:rStyle w:val="KeywordTok"/>
-          <w:lang w:val="el-GR"/>
-        </w:rPr>
-        <w:t>|</w:t>
-      </w:r>
-      <w:r>
-        <w:rPr>
-          <w:rStyle w:val="NormalTok"/>
-          <w:lang w:val="el-GR"/>
-        </w:rPr>
-        <w:t xml:space="preserve"> </w:t>
-      </w:r>
-      <w:r>
-        <w:rPr>
-          <w:rStyle w:val="FunctionTok"/>
-        </w:rPr>
-        <w:t>bash</w:t>
-      </w:r>
-      <w:r>
-        <w:rPr>
-          <w:lang w:val="el-GR"/>
-        </w:rPr>
-        <w:br/>
-      </w:r>
-      <w:r>
-        <w:rPr>
-          <w:rStyle w:val="BuiltInTok"/>
-        </w:rPr>
-        <w:t>source</w:t>
-      </w:r>
-      <w:r>
-        <w:rPr>
-          <w:rStyle w:val="NormalTok"/>
-          <w:lang w:val="el-GR"/>
-        </w:rPr>
-        <w:t xml:space="preserve"> ~/.</w:t>
-      </w:r>
-      <w:r>
-        <w:rPr>
-          <w:rStyle w:val="NormalTok"/>
-        </w:rPr>
-        <w:t>bashrc</w:t>
-      </w:r>
-      <w:r>
-        <w:rPr>
-          <w:rStyle w:val="NormalTok"/>
-          <w:lang w:val="el-GR"/>
-        </w:rPr>
-        <w:t xml:space="preserve"> </w:t>
-      </w:r>
-      <w:r>
-        <w:rPr>
-          <w:rStyle w:val="KeywordTok"/>
-          <w:lang w:val="el-GR"/>
-        </w:rPr>
-        <w:t>&amp;&amp;</w:t>
-      </w:r>
-      <w:r>
-        <w:rPr>
-          <w:rStyle w:val="NormalTok"/>
-          <w:lang w:val="el-GR"/>
-        </w:rPr>
-        <w:t xml:space="preserve"> </w:t>
-      </w:r>
-      <w:r>
-        <w:rPr>
-          <w:rStyle w:val="ExtensionTok"/>
-        </w:rPr>
-        <w:t>nvm</w:t>
-      </w:r>
-      <w:r>
-        <w:rPr>
-          <w:rStyle w:val="NormalTok"/>
-          <w:lang w:val="el-GR"/>
-        </w:rPr>
-        <w:t xml:space="preserve"> </w:t>
-      </w:r>
-      <w:r>
-        <w:rPr>
-          <w:rStyle w:val="NormalTok"/>
-        </w:rPr>
-        <w:t>install</w:t>
-      </w:r>
-      <w:r>
-        <w:rPr>
-          <w:rStyle w:val="NormalTok"/>
-          <w:lang w:val="el-GR"/>
-        </w:rPr>
-        <w:t xml:space="preserve"> 20 </w:t>
-      </w:r>
-      <w:r>
-        <w:rPr>
-          <w:rStyle w:val="KeywordTok"/>
-          <w:lang w:val="el-GR"/>
-        </w:rPr>
-        <w:t>&amp;&amp;</w:t>
-      </w:r>
-      <w:r>
-        <w:rPr>
-          <w:rStyle w:val="NormalTok"/>
-          <w:lang w:val="el-GR"/>
-        </w:rPr>
-        <w:t xml:space="preserve"> </w:t>
-      </w:r>
-      <w:r>
-        <w:rPr>
-          <w:rStyle w:val="ExtensionTok"/>
-        </w:rPr>
-        <w:t>nvm</w:t>
-      </w:r>
-      <w:r>
-        <w:rPr>
-          <w:rStyle w:val="NormalTok"/>
-          <w:lang w:val="el-GR"/>
-        </w:rPr>
-        <w:t xml:space="preserve"> </w:t>
-      </w:r>
-      <w:r>
-        <w:rPr>
-          <w:rStyle w:val="NormalTok"/>
-        </w:rPr>
-        <w:t>use</w:t>
-      </w:r>
-      <w:r>
-        <w:rPr>
-          <w:rStyle w:val="NormalTok"/>
-          <w:lang w:val="el-GR"/>
-        </w:rPr>
-        <w:t xml:space="preserve"> 20</w:t>
-      </w:r>
-      <w:r>
-        <w:rPr>
-          <w:lang w:val="el-GR"/>
-        </w:rPr>
-        <w:br/>
-      </w:r>
-      <w:r>
-        <w:rPr>
-          <w:lang w:val="el-GR"/>
-        </w:rPr>
-        <w:br/>
-      </w:r>
-      <w:r>
-        <w:rPr>
-          <w:rStyle w:val="CommentTok"/>
-          <w:lang w:val="el-GR"/>
-        </w:rPr>
-        <w:t xml:space="preserve"># 2. </w:t>
-      </w:r>
-      <w:r>
-        <w:rPr>
-          <w:rStyle w:val="CommentTok"/>
-        </w:rPr>
-        <w:t>Εγκατάσταση PostgreSQL</w:t>
-      </w:r>
-      <w:r>
-        <w:br/>
-      </w:r>
-      <w:r>
-        <w:rPr>
-          <w:rStyle w:val="FunctionTok"/>
-        </w:rPr>
-        <w:t>sudo</w:t>
-      </w:r>
-      <w:r>
-        <w:rPr>
-          <w:rStyle w:val="NormalTok"/>
-        </w:rPr>
-        <w:t xml:space="preserve"> apt install </w:t>
-      </w:r>
-      <w:r>
-        <w:rPr>
-          <w:rStyle w:val="AttributeTok"/>
-        </w:rPr>
-        <w:t>-y</w:t>
-      </w:r>
-      <w:r>
-        <w:rPr>
-          <w:rStyle w:val="NormalTok"/>
-        </w:rPr>
-        <w:t xml:space="preserve"> postgresql postgresql-client</w:t>
-      </w:r>
-      <w:r>
-        <w:br/>
-      </w:r>
-      <w:r>
-        <w:rPr>
-          <w:rStyle w:val="FunctionTok"/>
-        </w:rPr>
-        <w:t>sudo</w:t>
-      </w:r>
-      <w:r>
-        <w:rPr>
-          <w:rStyle w:val="NormalTok"/>
-        </w:rPr>
-        <w:t xml:space="preserve"> service postgresql start</w:t>
-      </w:r>
-      <w:r>
-        <w:br/>
-      </w:r>
-      <w:r>
-        <w:rPr>
-          <w:rStyle w:val="FunctionTok"/>
-        </w:rPr>
-        <w:t>sudo</w:t>
-      </w:r>
-      <w:r>
-        <w:rPr>
-          <w:rStyle w:val="NormalTok"/>
-        </w:rPr>
-        <w:t xml:space="preserve"> </w:t>
-      </w:r>
-      <w:r>
-        <w:rPr>
-          <w:rStyle w:val="AttributeTok"/>
-        </w:rPr>
-        <w:t>-u</w:t>
-      </w:r>
-      <w:r>
-        <w:rPr>
-          <w:rStyle w:val="NormalTok"/>
-        </w:rPr>
-        <w:t xml:space="preserve"> postgres psql </w:t>
-      </w:r>
-      <w:r>
-        <w:rPr>
-          <w:rStyle w:val="AttributeTok"/>
-        </w:rPr>
-        <w:t>-c</w:t>
-      </w:r>
-      <w:r>
-        <w:rPr>
-          <w:rStyle w:val="NormalTok"/>
-        </w:rPr>
-        <w:t xml:space="preserve"> </w:t>
-      </w:r>
-      <w:r>
-        <w:rPr>
-          <w:rStyle w:val="StringTok"/>
-        </w:rPr>
-        <w:t>"ALTER USER postgres PASSWORD 'postgres123';"</w:t>
-      </w:r>
-      <w:r>
-        <w:br/>
-      </w:r>
-      <w:r>
-        <w:rPr>
-          <w:rStyle w:val="FunctionTok"/>
-        </w:rPr>
-        <w:t>sudo</w:t>
-      </w:r>
-      <w:r>
-        <w:rPr>
-          <w:rStyle w:val="NormalTok"/>
-        </w:rPr>
-        <w:t xml:space="preserve"> </w:t>
-      </w:r>
-      <w:r>
-        <w:rPr>
-          <w:rStyle w:val="AttributeTok"/>
-        </w:rPr>
-        <w:t>-u</w:t>
-      </w:r>
-      <w:r>
-        <w:rPr>
-          <w:rStyle w:val="NormalTok"/>
-        </w:rPr>
-        <w:t xml:space="preserve"> postgres psql </w:t>
-      </w:r>
-      <w:r>
-        <w:rPr>
-          <w:rStyle w:val="AttributeTok"/>
-        </w:rPr>
-        <w:t>-c</w:t>
-      </w:r>
-      <w:r>
-        <w:rPr>
-          <w:rStyle w:val="NormalTok"/>
-        </w:rPr>
-        <w:t xml:space="preserve"> </w:t>
-      </w:r>
-      <w:r>
-        <w:rPr>
-          <w:rStyle w:val="StringTok"/>
-        </w:rPr>
-        <w:t>"CREATE DATABASE eventmanagement;"</w:t>
-      </w:r>
-      <w:r>
-        <w:br/>
-      </w:r>
-      <w:r>
-        <w:br/>
-      </w:r>
-      <w:r>
-        <w:rPr>
-          <w:rStyle w:val="CommentTok"/>
-        </w:rPr>
-        <w:t># 3. Ρύθμιση backend</w:t>
-      </w:r>
-      <w:r>
-        <w:br/>
-      </w:r>
-      <w:r>
-        <w:rPr>
-          <w:rStyle w:val="BuiltInTok"/>
-        </w:rPr>
-        <w:t>cd</w:t>
-      </w:r>
-      <w:r>
-        <w:rPr>
-          <w:rStyle w:val="NormalTok"/>
-        </w:rPr>
-        <w:t xml:space="preserve"> project/backend</w:t>
-      </w:r>
-      <w:r>
-        <w:br/>
-      </w:r>
-      <w:r>
-        <w:rPr>
-          <w:rStyle w:val="ExtensionTok"/>
-        </w:rPr>
-        <w:t>npm</w:t>
-      </w:r>
-      <w:r>
-        <w:rPr>
-          <w:rStyle w:val="NormalTok"/>
-        </w:rPr>
-        <w:t xml:space="preserve"> install</w:t>
-      </w:r>
-      <w:r>
-        <w:br/>
-      </w:r>
-      <w:r>
-        <w:rPr>
-          <w:rStyle w:val="FunctionTok"/>
-        </w:rPr>
-        <w:t>cp</w:t>
-      </w:r>
-      <w:r>
-        <w:rPr>
-          <w:rStyle w:val="NormalTok"/>
-        </w:rPr>
-        <w:t xml:space="preserve"> .env.example .env   </w:t>
-      </w:r>
-      <w:r>
-        <w:rPr>
-          <w:rStyle w:val="CommentTok"/>
-        </w:rPr>
-        <w:t># επεξεργασία .env με τις σωστές τιμές</w:t>
-      </w:r>
-      <w:r>
-        <w:br/>
-      </w:r>
-      <w:r>
-        <w:br/>
-      </w:r>
-      <w:r>
-        <w:rPr>
-          <w:rStyle w:val="CommentTok"/>
-        </w:rPr>
-        <w:t># 4. Migrations και seed</w:t>
-      </w:r>
-      <w:r>
-        <w:br/>
-      </w:r>
-      <w:r>
-        <w:rPr>
-          <w:rStyle w:val="ExtensionTok"/>
-        </w:rPr>
-        <w:t>npx</w:t>
-      </w:r>
-      <w:r>
-        <w:rPr>
-          <w:rStyle w:val="NormalTok"/>
-        </w:rPr>
-        <w:t xml:space="preserve"> prisma migrate deploy</w:t>
-      </w:r>
-      <w:r>
-        <w:br/>
-      </w:r>
-      <w:r>
-        <w:rPr>
-          <w:rStyle w:val="ExtensionTok"/>
-        </w:rPr>
-        <w:t>npx</w:t>
-      </w:r>
-      <w:r>
-        <w:rPr>
-          <w:rStyle w:val="NormalTok"/>
-        </w:rPr>
-        <w:t xml:space="preserve"> prisma db seed</w:t>
-      </w:r>
-      <w:r>
-        <w:br/>
-      </w:r>
-      <w:r>
-        <w:br/>
-      </w:r>
-      <w:r>
-        <w:rPr>
-          <w:rStyle w:val="CommentTok"/>
-        </w:rPr>
-        <w:t># 5. SSL πιστοποιητικά</w:t>
-      </w:r>
-      <w:r>
-        <w:br/>
-      </w:r>
-      <w:r>
-        <w:rPr>
-          <w:rStyle w:val="FunctionTok"/>
-        </w:rPr>
-        <w:t>mkdir</w:t>
-      </w:r>
-      <w:r>
-        <w:rPr>
-          <w:rStyle w:val="NormalTok"/>
-        </w:rPr>
-        <w:t xml:space="preserve"> </w:t>
-      </w:r>
-      <w:r>
-        <w:rPr>
-          <w:rStyle w:val="AttributeTok"/>
-        </w:rPr>
-        <w:t>-p</w:t>
-      </w:r>
-      <w:r>
-        <w:rPr>
-          <w:rStyle w:val="NormalTok"/>
-        </w:rPr>
-        <w:t xml:space="preserve"> certs</w:t>
-      </w:r>
-      <w:r>
-        <w:br/>
-      </w:r>
-      <w:r>
-        <w:rPr>
-          <w:rStyle w:val="ExtensionTok"/>
-        </w:rPr>
-        <w:t>openssl</w:t>
-      </w:r>
-      <w:r>
-        <w:rPr>
-          <w:rStyle w:val="NormalTok"/>
-        </w:rPr>
-        <w:t xml:space="preserve"> req </w:t>
-      </w:r>
-      <w:r>
-        <w:rPr>
-          <w:rStyle w:val="AttributeTok"/>
-        </w:rPr>
-        <w:t>-x509</w:t>
-      </w:r>
-      <w:r>
-        <w:rPr>
-          <w:rStyle w:val="NormalTok"/>
-        </w:rPr>
-        <w:t xml:space="preserve"> </w:t>
-      </w:r>
-      <w:r>
-        <w:rPr>
-          <w:rStyle w:val="AttributeTok"/>
-        </w:rPr>
-        <w:t>-newkey</w:t>
-      </w:r>
-      <w:r>
-        <w:rPr>
-          <w:rStyle w:val="NormalTok"/>
-        </w:rPr>
-        <w:t xml:space="preserve"> rsa:2048 </w:t>
-      </w:r>
-      <w:r>
-        <w:rPr>
-          <w:rStyle w:val="AttributeTok"/>
-        </w:rPr>
-        <w:t>-keyout</w:t>
-      </w:r>
-      <w:r>
-        <w:rPr>
-          <w:rStyle w:val="NormalTok"/>
-        </w:rPr>
-        <w:t xml:space="preserve"> certs/key.pem </w:t>
-      </w:r>
-      <w:r>
-        <w:rPr>
-          <w:rStyle w:val="AttributeTok"/>
-        </w:rPr>
-        <w:t>-out</w:t>
-      </w:r>
-      <w:r>
-        <w:rPr>
-          <w:rStyle w:val="NormalTok"/>
-        </w:rPr>
-        <w:t xml:space="preserve"> certs/cert.pem </w:t>
-      </w:r>
-      <w:r>
-        <w:rPr>
-          <w:rStyle w:val="DataTypeTok"/>
-        </w:rPr>
-        <w:t>\</w:t>
-      </w:r>
-      <w:r>
-        <w:br/>
-      </w:r>
-      <w:r>
-        <w:rPr>
-          <w:rStyle w:val="NormalTok"/>
-        </w:rPr>
-        <w:t xml:space="preserve">  </w:t>
-      </w:r>
-      <w:r>
-        <w:rPr>
-          <w:rStyle w:val="AttributeTok"/>
-        </w:rPr>
-        <w:t>-days</w:t>
-      </w:r>
-      <w:r>
-        <w:rPr>
-          <w:rStyle w:val="NormalTok"/>
-        </w:rPr>
-        <w:t xml:space="preserve"> 365 </w:t>
-      </w:r>
-      <w:r>
-        <w:rPr>
-          <w:rStyle w:val="AttributeTok"/>
-        </w:rPr>
-        <w:t>-nodes</w:t>
-      </w:r>
-      <w:r>
-        <w:rPr>
-          <w:rStyle w:val="NormalTok"/>
-        </w:rPr>
-        <w:t xml:space="preserve"> </w:t>
-      </w:r>
-      <w:r>
-        <w:rPr>
-          <w:rStyle w:val="AttributeTok"/>
-        </w:rPr>
-        <w:t>-subj</w:t>
-      </w:r>
-      <w:r>
-        <w:rPr>
-          <w:rStyle w:val="NormalTok"/>
-        </w:rPr>
-        <w:t xml:space="preserve"> </w:t>
-      </w:r>
-      <w:r>
-        <w:rPr>
-          <w:rStyle w:val="StringTok"/>
-        </w:rPr>
-        <w:t>"/CN=localhost"</w:t>
-      </w:r>
-    </w:p>
-    <w:p>
-      <w:pPr>
-        <w:pStyle w:val="3"/>
-      </w:pPr>
-      <w:bookmarkStart w:id="93" w:name="εκτέλεση"/>
-      <w:bookmarkStart w:id="94" w:name="_Toc231074301"/>
-      <w:bookmarkEnd w:id="91"/>
-      <w:r>
-        <w:t>9.4 Εκτέλεση</w:t>
+      <w:bookmarkStart w:id="94" w:name="_Toc231074302"/>
+      <w:bookmarkStart w:id="95" w:name="αποδοχή-ssl-πιστοποιητικού"/>
+      <w:bookmarkEnd w:id="93"/>
+      <w:r>
+        <w:rPr>
+          <w:lang w:val="el-GR"/>
+        </w:rPr>
+        <w:t xml:space="preserve">9.5 Αποδοχή </w:t>
+      </w:r>
+      <w:r>
+        <w:t>SSL</w:t>
+      </w:r>
+      <w:r>
+        <w:rPr>
+          <w:lang w:val="el-GR"/>
+        </w:rPr>
+        <w:t xml:space="preserve"> Πιστοποιητικού</w:t>
       </w:r>
       <w:bookmarkEnd w:id="94"/>
-    </w:p>
-    <w:p>
-      <w:pPr>
-        <w:pStyle w:val="SourceCode"/>
-      </w:pPr>
-      <w:r>
-        <w:rPr>
-          <w:rStyle w:val="CommentTok"/>
-        </w:rPr>
-        <w:t># Terminal 1 — Backend</w:t>
-      </w:r>
-      <w:r>
-        <w:br/>
-      </w:r>
-      <w:r>
-        <w:rPr>
-          <w:rStyle w:val="FunctionTok"/>
-        </w:rPr>
-        <w:t>sudo</w:t>
-      </w:r>
-      <w:r>
-        <w:rPr>
-          <w:rStyle w:val="NormalTok"/>
-        </w:rPr>
-        <w:t xml:space="preserve"> service postgresql start</w:t>
-      </w:r>
-      <w:r>
-        <w:br/>
-      </w:r>
-      <w:r>
-        <w:rPr>
-          <w:rStyle w:val="BuiltInTok"/>
-        </w:rPr>
-        <w:t>cd</w:t>
-      </w:r>
-      <w:r>
-        <w:rPr>
-          <w:rStyle w:val="NormalTok"/>
-        </w:rPr>
-        <w:t xml:space="preserve"> project/backend</w:t>
-      </w:r>
-      <w:r>
-        <w:br/>
-      </w:r>
-      <w:r>
-        <w:rPr>
-          <w:rStyle w:val="ExtensionTok"/>
-        </w:rPr>
-        <w:t>npm</w:t>
-      </w:r>
-      <w:r>
-        <w:rPr>
-          <w:rStyle w:val="NormalTok"/>
-        </w:rPr>
-        <w:t xml:space="preserve"> run dev</w:t>
-      </w:r>
-      <w:r>
-        <w:br/>
-      </w:r>
-      <w:r>
-        <w:br/>
-      </w:r>
-      <w:r>
-        <w:rPr>
-          <w:rStyle w:val="CommentTok"/>
-        </w:rPr>
-        <w:t># Terminal 2 — Frontend</w:t>
-      </w:r>
-      <w:r>
-        <w:br/>
-      </w:r>
-      <w:r>
-        <w:rPr>
-          <w:rStyle w:val="BuiltInTok"/>
-        </w:rPr>
-        <w:t>cd</w:t>
-      </w:r>
-      <w:r>
-        <w:rPr>
-          <w:rStyle w:val="NormalTok"/>
-        </w:rPr>
-        <w:t xml:space="preserve"> project/frontend</w:t>
-      </w:r>
-      <w:r>
-        <w:br/>
-      </w:r>
-      <w:r>
-        <w:rPr>
-          <w:rStyle w:val="ExtensionTok"/>
-        </w:rPr>
-        <w:t>npm</w:t>
-      </w:r>
-      <w:r>
-        <w:rPr>
-          <w:rStyle w:val="NormalTok"/>
-        </w:rPr>
-        <w:t xml:space="preserve"> start</w:t>
-      </w:r>
-    </w:p>
-    <w:p>
-      <w:pPr>
-        <w:pStyle w:val="3"/>
-        <w:rPr>
-          <w:lang w:val="el-GR"/>
-        </w:rPr>
-      </w:pPr>
-      <w:bookmarkStart w:id="95" w:name="αποδοχή-ssl-πιστοποιητικού"/>
-      <w:bookmarkStart w:id="96" w:name="_Toc231074302"/>
-      <w:bookmarkEnd w:id="93"/>
-      <w:r>
-        <w:rPr>
-          <w:lang w:val="el-GR"/>
-        </w:rPr>
-        <w:lastRenderedPageBreak/>
-        <w:t xml:space="preserve">9.5 Αποδοχή </w:t>
-      </w:r>
-      <w:r>
-        <w:t>SSL</w:t>
-      </w:r>
-      <w:r>
-        <w:rPr>
-          <w:lang w:val="el-GR"/>
-        </w:rPr>
-        <w:t xml:space="preserve"> Πιστοποιητικού</w:t>
-      </w:r>
-      <w:bookmarkEnd w:id="96"/>
     </w:p>
     <w:p>
       <w:pPr>
@@ -14075,8 +14737,8 @@
           <w:lang w:val="el-GR"/>
         </w:rPr>
       </w:pPr>
+      <w:bookmarkStart w:id="96" w:name="_Toc231074303"/>
       <w:bookmarkStart w:id="97" w:name="μεταβλητές-περιβάλλοντος-.env"/>
-      <w:bookmarkStart w:id="98" w:name="_Toc231074303"/>
       <w:bookmarkEnd w:id="95"/>
       <w:r>
         <w:rPr>
@@ -14103,7 +14765,7 @@
         </w:rPr>
         <w:t>)</w:t>
       </w:r>
-      <w:bookmarkEnd w:id="98"/>
+      <w:bookmarkEnd w:id="96"/>
     </w:p>
     <w:tbl>
       <w:tblPr>
@@ -14486,138 +15148,453 @@
     <w:p>
       <w:r>
         <w:pict>
-          <v:rect id="_x0000_i1145" style="width:0;height:1.5pt" o:hralign="center" o:hrstd="t" o:hr="t"/>
+          <v:rect id="_x0000_i1034" style="width:0;height:1.5pt" o:hralign="center" o:hrstd="t" o:hr="t"/>
         </w:pict>
       </w:r>
     </w:p>
     <w:p>
       <w:pPr>
         <w:pStyle w:val="2"/>
-      </w:pPr>
+        <w:rPr>
+          <w:lang w:val="el-GR"/>
+        </w:rPr>
+      </w:pPr>
+      <w:bookmarkStart w:id="98" w:name="_Toc231074304"/>
       <w:bookmarkStart w:id="99" w:name="επίλογος"/>
-      <w:bookmarkStart w:id="100" w:name="_Toc231074304"/>
       <w:bookmarkEnd w:id="85"/>
       <w:bookmarkEnd w:id="97"/>
       <w:r>
+        <w:rPr>
+          <w:lang w:val="el-GR"/>
+        </w:rPr>
         <w:t>10. Επίλογος</w:t>
       </w:r>
+      <w:bookmarkEnd w:id="98"/>
+    </w:p>
+    <w:p>
+      <w:pPr>
+        <w:pStyle w:val="3"/>
+        <w:rPr>
+          <w:lang w:val="el-GR"/>
+        </w:rPr>
+      </w:pPr>
+      <w:bookmarkStart w:id="100" w:name="_Toc231074305"/>
+      <w:bookmarkStart w:id="101" w:name="σύνοψη-υλοποίησης"/>
+      <w:r>
+        <w:rPr>
+          <w:lang w:val="el-GR"/>
+        </w:rPr>
+        <w:t>10.1 Σύνοψη Υλοποίησης</w:t>
+      </w:r>
       <w:bookmarkEnd w:id="100"/>
     </w:p>
     <w:p>
       <w:pPr>
+        <w:pStyle w:val="FirstParagraph"/>
+        <w:rPr>
+          <w:lang w:val="el-GR"/>
+        </w:rPr>
+      </w:pPr>
+      <w:r>
+        <w:rPr>
+          <w:lang w:val="el-GR"/>
+        </w:rPr>
+        <w:t xml:space="preserve">Κατά την ανάπτυξη του </w:t>
+      </w:r>
+      <w:r>
+        <w:t>backend</w:t>
+      </w:r>
+      <w:r>
+        <w:rPr>
+          <w:lang w:val="el-GR"/>
+        </w:rPr>
+        <w:t xml:space="preserve"> υλοποιήθηκαν: </w:t>
+      </w:r>
+    </w:p>
+    <w:p>
+      <w:pPr>
+        <w:pStyle w:val="FirstParagraph"/>
+      </w:pPr>
+      <w:r>
+        <w:t>-</w:t>
+      </w:r>
+      <w:r>
+        <w:t xml:space="preserve"> Πλήρης REST API με Express και </w:t>
+      </w:r>
+      <w:r>
+        <w:t>Typescript</w:t>
+      </w:r>
+      <w:r>
+        <w:t xml:space="preserve"> </w:t>
+      </w:r>
+    </w:p>
+    <w:p>
+      <w:pPr>
+        <w:pStyle w:val="FirstParagraph"/>
+        <w:rPr>
+          <w:lang w:val="el-GR"/>
+        </w:rPr>
+      </w:pPr>
+      <w:r>
+        <w:rPr>
+          <w:lang w:val="el-GR"/>
+        </w:rPr>
+        <w:t>-</w:t>
+      </w:r>
+      <w:r>
+        <w:rPr>
+          <w:lang w:val="el-GR"/>
+        </w:rPr>
+        <w:t xml:space="preserve"> Σχεδιασμός και υλοποίηση σχεσιακής βάσης 8 πινάκων με </w:t>
+      </w:r>
+      <w:r>
+        <w:t>Prisma</w:t>
+      </w:r>
+      <w:r>
+        <w:rPr>
+          <w:lang w:val="el-GR"/>
+        </w:rPr>
+        <w:t xml:space="preserve"> </w:t>
+      </w:r>
+      <w:r>
+        <w:t>ORM</w:t>
+      </w:r>
+      <w:r>
+        <w:rPr>
+          <w:lang w:val="el-GR"/>
+        </w:rPr>
+        <w:t xml:space="preserve"> και </w:t>
+      </w:r>
+      <w:r>
+        <w:t>versioned</w:t>
+      </w:r>
+      <w:r>
+        <w:rPr>
+          <w:lang w:val="el-GR"/>
+        </w:rPr>
+        <w:t xml:space="preserve"> </w:t>
+      </w:r>
+      <w:r>
+        <w:t>migrations</w:t>
+      </w:r>
+      <w:r>
+        <w:rPr>
+          <w:lang w:val="el-GR"/>
+        </w:rPr>
+        <w:t xml:space="preserve"> </w:t>
+      </w:r>
+    </w:p>
+    <w:p>
+      <w:pPr>
+        <w:pStyle w:val="FirstParagraph"/>
+        <w:rPr>
+          <w:lang w:val="el-GR"/>
+        </w:rPr>
+      </w:pPr>
+      <w:r>
+        <w:rPr>
+          <w:lang w:val="el-GR"/>
+        </w:rPr>
+        <w:t>-</w:t>
+      </w:r>
+      <w:r>
+        <w:rPr>
+          <w:lang w:val="el-GR"/>
+        </w:rPr>
+        <w:t xml:space="preserve"> Σύστημα αυθεντικοποίησης </w:t>
+      </w:r>
+      <w:r>
+        <w:t>JWT</w:t>
+      </w:r>
+      <w:r>
+        <w:rPr>
+          <w:lang w:val="el-GR"/>
+        </w:rPr>
+        <w:t xml:space="preserve"> με </w:t>
+      </w:r>
+      <w:r>
+        <w:t>live</w:t>
+      </w:r>
+      <w:r>
+        <w:rPr>
+          <w:lang w:val="el-GR"/>
+        </w:rPr>
+        <w:t xml:space="preserve"> έλεγχο κατάστασης χρήστη </w:t>
+      </w:r>
+    </w:p>
+    <w:p>
+      <w:pPr>
+        <w:pStyle w:val="FirstParagraph"/>
+        <w:rPr>
+          <w:lang w:val="el-GR"/>
+        </w:rPr>
+      </w:pPr>
+      <w:r>
+        <w:rPr>
+          <w:lang w:val="el-GR"/>
+        </w:rPr>
+        <w:t>-</w:t>
+      </w:r>
+      <w:r>
+        <w:rPr>
+          <w:lang w:val="el-GR"/>
+        </w:rPr>
+        <w:t xml:space="preserve"> Ασφαλής κράτηση εισιτηρίων με </w:t>
+      </w:r>
+      <w:r>
+        <w:t>row</w:t>
+      </w:r>
+      <w:r>
+        <w:rPr>
+          <w:lang w:val="el-GR"/>
+        </w:rPr>
+        <w:t>-</w:t>
+      </w:r>
+      <w:r>
+        <w:t>level</w:t>
+      </w:r>
+      <w:r>
+        <w:rPr>
+          <w:lang w:val="el-GR"/>
+        </w:rPr>
+        <w:t xml:space="preserve"> </w:t>
+      </w:r>
+      <w:r>
+        <w:t>locking</w:t>
+      </w:r>
+      <w:r>
+        <w:rPr>
+          <w:lang w:val="el-GR"/>
+        </w:rPr>
+        <w:t xml:space="preserve"> για αποφυγή </w:t>
+      </w:r>
+      <w:r>
+        <w:t>race</w:t>
+      </w:r>
+      <w:r>
+        <w:rPr>
+          <w:lang w:val="el-GR"/>
+        </w:rPr>
+        <w:t xml:space="preserve"> </w:t>
+      </w:r>
+      <w:r>
+        <w:t>conditions</w:t>
+      </w:r>
+      <w:r>
+        <w:rPr>
+          <w:lang w:val="el-GR"/>
+        </w:rPr>
+        <w:t xml:space="preserve"> </w:t>
+      </w:r>
+    </w:p>
+    <w:p>
+      <w:pPr>
+        <w:pStyle w:val="FirstParagraph"/>
+        <w:rPr>
+          <w:lang w:val="el-GR"/>
+        </w:rPr>
+      </w:pPr>
+      <w:r>
+        <w:rPr>
+          <w:lang w:val="el-GR"/>
+        </w:rPr>
+        <w:t>-</w:t>
+      </w:r>
+      <w:r>
+        <w:rPr>
+          <w:lang w:val="el-GR"/>
+        </w:rPr>
+        <w:t xml:space="preserve"> Αυτόματη μετάβαση εκδηλώσεων σε </w:t>
+      </w:r>
+      <w:r>
+        <w:t>COMPLETED</w:t>
+      </w:r>
+      <w:r>
+        <w:rPr>
+          <w:lang w:val="el-GR"/>
+        </w:rPr>
+        <w:t xml:space="preserve"> κατάσταση </w:t>
+      </w:r>
+    </w:p>
+    <w:p>
+      <w:pPr>
+        <w:pStyle w:val="FirstParagraph"/>
+        <w:rPr>
+          <w:lang w:val="el-GR"/>
+        </w:rPr>
+      </w:pPr>
+      <w:r>
+        <w:rPr>
+          <w:lang w:val="el-GR"/>
+        </w:rPr>
+        <w:t>-</w:t>
+      </w:r>
+      <w:r>
+        <w:rPr>
+          <w:lang w:val="el-GR"/>
+        </w:rPr>
+        <w:t xml:space="preserve"> Σύστημα μηνυμάτων με </w:t>
+      </w:r>
+      <w:r>
+        <w:t>soft</w:t>
+      </w:r>
+      <w:r>
+        <w:rPr>
+          <w:lang w:val="el-GR"/>
+        </w:rPr>
+        <w:t xml:space="preserve"> </w:t>
+      </w:r>
+      <w:r>
+        <w:t>delete</w:t>
+      </w:r>
+      <w:r>
+        <w:rPr>
+          <w:lang w:val="el-GR"/>
+        </w:rPr>
+        <w:t xml:space="preserve"> και σελιδοποίηση </w:t>
+      </w:r>
+    </w:p>
+    <w:p>
+      <w:pPr>
+        <w:pStyle w:val="FirstParagraph"/>
+        <w:rPr>
+          <w:lang w:val="el-GR"/>
+        </w:rPr>
+      </w:pPr>
+      <w:r>
+        <w:rPr>
+          <w:lang w:val="el-GR"/>
+        </w:rPr>
+        <w:t>-</w:t>
+      </w:r>
+      <w:r>
+        <w:rPr>
+          <w:lang w:val="el-GR"/>
+        </w:rPr>
+        <w:t xml:space="preserve"> </w:t>
+      </w:r>
+      <w:r>
+        <w:t>Export</w:t>
+      </w:r>
+      <w:r>
+        <w:rPr>
+          <w:lang w:val="el-GR"/>
+        </w:rPr>
+        <w:t xml:space="preserve"> εκδηλώσεων σε </w:t>
+      </w:r>
+      <w:r>
+        <w:t>XML</w:t>
+      </w:r>
+      <w:r>
+        <w:rPr>
+          <w:lang w:val="el-GR"/>
+        </w:rPr>
+        <w:t xml:space="preserve"> (με </w:t>
+      </w:r>
+      <w:r>
+        <w:t>inline</w:t>
+      </w:r>
+      <w:r>
+        <w:rPr>
+          <w:lang w:val="el-GR"/>
+        </w:rPr>
+        <w:t xml:space="preserve"> </w:t>
+      </w:r>
+      <w:r>
+        <w:t>DTD</w:t>
+      </w:r>
+      <w:r>
+        <w:rPr>
+          <w:lang w:val="el-GR"/>
+        </w:rPr>
+        <w:t xml:space="preserve">) και </w:t>
+      </w:r>
+      <w:r>
+        <w:t>JSON</w:t>
+      </w:r>
+      <w:r>
+        <w:rPr>
+          <w:lang w:val="el-GR"/>
+        </w:rPr>
+        <w:t xml:space="preserve"> </w:t>
+      </w:r>
+    </w:p>
+    <w:p>
+      <w:pPr>
+        <w:pStyle w:val="FirstParagraph"/>
+        <w:rPr>
+          <w:lang w:val="el-GR"/>
+        </w:rPr>
+      </w:pPr>
+      <w:r>
+        <w:rPr>
+          <w:lang w:val="el-GR"/>
+        </w:rPr>
+        <w:lastRenderedPageBreak/>
+        <w:t>-</w:t>
+      </w:r>
+      <w:r>
+        <w:rPr>
+          <w:lang w:val="el-GR"/>
+        </w:rPr>
+        <w:t xml:space="preserve"> Αλγόριθμος </w:t>
+      </w:r>
+      <w:r>
+        <w:t>Biased</w:t>
+      </w:r>
+      <w:r>
+        <w:rPr>
+          <w:lang w:val="el-GR"/>
+        </w:rPr>
+        <w:t xml:space="preserve"> </w:t>
+      </w:r>
+      <w:r>
+        <w:t>Matrix</w:t>
+      </w:r>
+      <w:r>
+        <w:rPr>
+          <w:lang w:val="el-GR"/>
+        </w:rPr>
+        <w:t xml:space="preserve"> </w:t>
+      </w:r>
+      <w:r>
+        <w:t>Factorization</w:t>
+      </w:r>
+      <w:r>
+        <w:rPr>
+          <w:lang w:val="el-GR"/>
+        </w:rPr>
+        <w:t xml:space="preserve"> υλοποιημένος από μηδενική βάση </w:t>
+      </w:r>
+    </w:p>
+    <w:p>
+      <w:pPr>
+        <w:pStyle w:val="FirstParagraph"/>
+      </w:pPr>
+      <w:r>
+        <w:t>-</w:t>
+      </w:r>
+      <w:r>
+        <w:t xml:space="preserve"> Μηχανισμός ασφαλείας (HTTPS, Helmet, CORS, rate limiting)</w:t>
+      </w:r>
+    </w:p>
+    <w:p>
+      <w:pPr>
         <w:pStyle w:val="3"/>
-      </w:pPr>
-      <w:bookmarkStart w:id="101" w:name="σύνοψη-υλοποίησης"/>
-      <w:bookmarkStart w:id="102" w:name="_Toc231074305"/>
-      <w:r>
-        <w:t>10.1 Σύνοψη Υλοποίησης</w:t>
+        <w:rPr>
+          <w:lang w:val="el-GR"/>
+        </w:rPr>
+      </w:pPr>
+      <w:bookmarkStart w:id="102" w:name="_Toc231074306"/>
+      <w:bookmarkStart w:id="103" w:name="δυσκολίες-και-αντιμετώπισή-τους"/>
+      <w:bookmarkEnd w:id="101"/>
+      <w:r>
+        <w:rPr>
+          <w:lang w:val="el-GR"/>
+        </w:rPr>
+        <w:t>10.2 Δυσκολίες και Αντιμετώπισή τους</w:t>
       </w:r>
       <w:bookmarkEnd w:id="102"/>
-    </w:p>
-    <w:p>
-      <w:pPr>
-        <w:pStyle w:val="FirstParagraph"/>
-      </w:pPr>
-      <w:r>
-        <w:t xml:space="preserve">Κατά την ανάπτυξη του backend υλοποιήθηκαν: </w:t>
-      </w:r>
-    </w:p>
-    <w:p>
-      <w:pPr>
-        <w:pStyle w:val="FirstParagraph"/>
-      </w:pPr>
-      <w:r>
-        <w:t xml:space="preserve">- Πλήρης REST API με Express και </w:t>
-      </w:r>
-      <w:r>
-        <w:t>Typescript</w:t>
-      </w:r>
-      <w:r>
-        <w:t xml:space="preserve"> </w:t>
-      </w:r>
-    </w:p>
-    <w:p>
-      <w:pPr>
-        <w:pStyle w:val="FirstParagraph"/>
-      </w:pPr>
-      <w:r>
-        <w:t xml:space="preserve">- Σχεδιασμός και υλοποίηση σχεσιακής βάσης 8 πινάκων με Prisma ORM και versioned migrations </w:t>
-      </w:r>
-    </w:p>
-    <w:p>
-      <w:pPr>
-        <w:pStyle w:val="FirstParagraph"/>
-      </w:pPr>
-      <w:r>
-        <w:t xml:space="preserve">- Σύστημα αυθεντικοποίησης JWT με live έλεγχο κατάστασης χρήστη </w:t>
-      </w:r>
-    </w:p>
-    <w:p>
-      <w:pPr>
-        <w:pStyle w:val="FirstParagraph"/>
-      </w:pPr>
-      <w:r>
-        <w:t xml:space="preserve">- Ασφαλής κράτηση εισιτηρίων με row-level locking για αποφυγή race conditions </w:t>
-      </w:r>
-    </w:p>
-    <w:p>
-      <w:pPr>
-        <w:pStyle w:val="FirstParagraph"/>
-      </w:pPr>
-      <w:r>
-        <w:t xml:space="preserve">- Αυτόματη μετάβαση εκδηλώσεων σε COMPLETED κατάσταση </w:t>
-      </w:r>
-    </w:p>
-    <w:p>
-      <w:pPr>
-        <w:pStyle w:val="FirstParagraph"/>
-      </w:pPr>
-      <w:r>
-        <w:t xml:space="preserve">- Σύστημα μηνυμάτων με soft delete και σελιδοποίηση </w:t>
-      </w:r>
-    </w:p>
-    <w:p>
-      <w:pPr>
-        <w:pStyle w:val="FirstParagraph"/>
-      </w:pPr>
-      <w:r>
-        <w:t xml:space="preserve">- Export εκδηλώσεων σε XML (με inline DTD) και JSON </w:t>
-      </w:r>
-    </w:p>
-    <w:p>
-      <w:pPr>
-        <w:pStyle w:val="FirstParagraph"/>
-      </w:pPr>
-      <w:r>
-        <w:t xml:space="preserve">- Αλγόριθμος Biased Matrix Factorization υλοποιημένος από μηδενική βάση </w:t>
-      </w:r>
-    </w:p>
-    <w:p>
-      <w:pPr>
-        <w:pStyle w:val="FirstParagraph"/>
-      </w:pPr>
-      <w:r>
-        <w:t>- Μηχανισμός ασφαλείας (HTTPS, Helmet, CORS, rate limiting)</w:t>
-      </w:r>
-    </w:p>
-    <w:p>
-      <w:pPr>
-        <w:pStyle w:val="3"/>
-        <w:rPr>
-          <w:lang w:val="el-GR"/>
-        </w:rPr>
-      </w:pPr>
-      <w:bookmarkStart w:id="103" w:name="δυσκολίες-και-αντιμετώπισή-τους"/>
-      <w:bookmarkStart w:id="104" w:name="_Toc231074306"/>
-      <w:bookmarkEnd w:id="101"/>
-      <w:r>
-        <w:rPr>
-          <w:lang w:val="el-GR"/>
-        </w:rPr>
-        <w:lastRenderedPageBreak/>
-        <w:t>10.2 Δυσκολίες και Αντιμετώπισή τους</w:t>
-      </w:r>
-      <w:bookmarkEnd w:id="104"/>
     </w:p>
     <w:p>
       <w:pPr>
@@ -14827,83 +15804,139 @@
     <w:p>
       <w:pPr>
         <w:pStyle w:val="a0"/>
+        <w:rPr>
+          <w:lang w:val="el-GR"/>
+        </w:rPr>
       </w:pPr>
       <w:r>
         <w:rPr>
           <w:b/>
           <w:bCs/>
         </w:rPr>
-        <w:t>Row-level locking με Prisma:</w:t>
-      </w:r>
-      <w:r>
-        <w:t xml:space="preserve"> Το Prisma δεν υποστηρίζει </w:t>
-      </w:r>
-      <w:r>
-        <w:rPr>
-          <w:rStyle w:val="VerbatimChar"/>
-        </w:rPr>
-        <w:t>SELECT ... FOR UPDATE</w:t>
-      </w:r>
-      <w:r>
-        <w:t xml:space="preserve"> στο standard API. Η λύση ήταν η χρήση </w:t>
-      </w:r>
-      <w:r>
-        <w:rPr>
-          <w:rStyle w:val="VerbatimChar"/>
-        </w:rPr>
-        <w:t>prisma.$queryRaw</w:t>
-      </w:r>
-      <w:bookmarkStart w:id="105" w:name="_GoBack"/>
-      <w:bookmarkEnd w:id="105"/>
-      <w:r>
-        <w:t xml:space="preserve"> εντός </w:t>
-      </w:r>
-      <w:r>
-        <w:rPr>
-          <w:rStyle w:val="VerbatimChar"/>
-        </w:rPr>
-        <w:t>prisma.$transaction</w:t>
-      </w:r>
-      <w:r>
-        <w:t>, που επιτρέπει την εκτέλεση raw SQL μέσα σε διαχειριζόμενη συναλλαγή.</w:t>
-      </w:r>
-    </w:p>
-    <w:p>
-      <w:pPr>
-        <w:pStyle w:val="a0"/>
-        <w:rPr>
-          <w:lang w:val="el-GR"/>
-        </w:rPr>
-      </w:pPr>
+        <w:t>Row</w:t>
+      </w:r>
       <w:r>
         <w:rPr>
           <w:b/>
           <w:bCs/>
-          <w:lang w:val="el-GR"/>
-        </w:rPr>
-        <w:t xml:space="preserve">Αποδοχή </w:t>
+        </w:rPr>
+        <w:t>-</w:t>
       </w:r>
       <w:r>
         <w:rPr>
           <w:b/>
           <w:bCs/>
         </w:rPr>
-        <w:t>self</w:t>
-      </w:r>
+        <w:t>level locking με Prisma:</w:t>
+      </w:r>
+      <w:r>
+        <w:t xml:space="preserve"> Το Prisma δεν υποστηρίζει </w:t>
+      </w:r>
+      <w:r>
+        <w:rPr>
+          <w:rStyle w:val="VerbatimChar"/>
+        </w:rPr>
+        <w:t>SELECT ... FOR UPDATE</w:t>
+      </w:r>
+      <w:r>
+        <w:t xml:space="preserve"> στο standard API. </w:t>
+      </w:r>
+      <w:r>
+        <w:rPr>
+          <w:lang w:val="el-GR"/>
+        </w:rPr>
+        <w:t xml:space="preserve">Η λύση ήταν η χρήση </w:t>
+      </w:r>
+      <w:r>
+        <w:rPr>
+          <w:rStyle w:val="VerbatimChar"/>
+        </w:rPr>
+        <w:t>prisma</w:t>
+      </w:r>
+      <w:r>
+        <w:rPr>
+          <w:rStyle w:val="VerbatimChar"/>
+          <w:lang w:val="el-GR"/>
+        </w:rPr>
+        <w:t>.$</w:t>
+      </w:r>
+      <w:r>
+        <w:rPr>
+          <w:rStyle w:val="VerbatimChar"/>
+        </w:rPr>
+        <w:t>queryRaw</w:t>
+      </w:r>
+      <w:r>
+        <w:rPr>
+          <w:lang w:val="el-GR"/>
+        </w:rPr>
+        <w:t xml:space="preserve"> εντός </w:t>
+      </w:r>
+      <w:r>
+        <w:rPr>
+          <w:rStyle w:val="VerbatimChar"/>
+        </w:rPr>
+        <w:t>prisma</w:t>
+      </w:r>
+      <w:r>
+        <w:rPr>
+          <w:rStyle w:val="VerbatimChar"/>
+          <w:lang w:val="el-GR"/>
+        </w:rPr>
+        <w:t>.$</w:t>
+      </w:r>
+      <w:r>
+        <w:rPr>
+          <w:rStyle w:val="VerbatimChar"/>
+        </w:rPr>
+        <w:t>transaction</w:t>
+      </w:r>
+      <w:r>
+        <w:rPr>
+          <w:lang w:val="el-GR"/>
+        </w:rPr>
+        <w:t xml:space="preserve">, που επιτρέπει την εκτέλεση </w:t>
+      </w:r>
+      <w:r>
+        <w:t>raw</w:t>
+      </w:r>
+      <w:r>
+        <w:rPr>
+          <w:lang w:val="el-GR"/>
+        </w:rPr>
+        <w:t xml:space="preserve"> </w:t>
+      </w:r>
+      <w:r>
+        <w:t>SQL</w:t>
+      </w:r>
+      <w:r>
+        <w:rPr>
+          <w:lang w:val="el-GR"/>
+        </w:rPr>
+        <w:t xml:space="preserve"> μέσα σε διαχειριζόμενη συναλλαγή.</w:t>
+      </w:r>
+    </w:p>
+    <w:p>
+      <w:pPr>
+        <w:pStyle w:val="a0"/>
+        <w:rPr>
+          <w:lang w:val="el-GR"/>
+        </w:rPr>
+      </w:pPr>
       <w:r>
         <w:rPr>
           <w:b/>
           <w:bCs/>
           <w:lang w:val="el-GR"/>
         </w:rPr>
-        <w:t>-</w:t>
+        <w:t xml:space="preserve">Αποδοχή </w:t>
       </w:r>
       <w:r>
         <w:rPr>
           <w:b/>
           <w:bCs/>
         </w:rPr>
-        <w:t>signed</w:t>
+        <w:t>self</w:t>
       </w:r>
       <w:r>
         <w:rPr>
@@ -14911,213 +15944,139 @@
           <w:bCs/>
           <w:lang w:val="el-GR"/>
         </w:rPr>
-        <w:t xml:space="preserve"> πιστοποιητικού:</w:t>
-      </w:r>
-      <w:r>
-        <w:rPr>
-          <w:lang w:val="el-GR"/>
-        </w:rPr>
-        <w:t xml:space="preserve"> Ο </w:t>
-      </w:r>
-      <w:r>
-        <w:t>browser</w:t>
-      </w:r>
-      <w:r>
-        <w:rPr>
-          <w:lang w:val="el-GR"/>
-        </w:rPr>
-        <w:t xml:space="preserve"> δεν αποθηκεύει μόνιμα την αποδοχή για </w:t>
-      </w:r>
-      <w:r>
-        <w:t>localhost</w:t>
-      </w:r>
-      <w:r>
-        <w:rPr>
-          <w:lang w:val="el-GR"/>
-        </w:rPr>
-        <w:t xml:space="preserve">. Απαιτείται εκ νέου αποδοχή μετά από επανεκκίνηση του </w:t>
-      </w:r>
-      <w:r>
-        <w:t>browser</w:t>
-      </w:r>
-      <w:r>
-        <w:rPr>
-          <w:lang w:val="el-GR"/>
-        </w:rPr>
-        <w:t xml:space="preserve">. Αυτό είναι αναμενόμενη συμπεριφορά για </w:t>
-      </w:r>
-      <w:r>
-        <w:t>development</w:t>
-      </w:r>
-      <w:r>
-        <w:rPr>
-          <w:lang w:val="el-GR"/>
-        </w:rPr>
-        <w:t xml:space="preserve"> περιβάλλον.</w:t>
-      </w:r>
-    </w:p>
-    <w:p>
-      <w:pPr>
-        <w:pStyle w:val="a0"/>
-        <w:rPr>
-          <w:lang w:val="el-GR"/>
-        </w:rPr>
-      </w:pPr>
+        <w:t>-</w:t>
+      </w:r>
       <w:r>
         <w:rPr>
           <w:b/>
           <w:bCs/>
-          <w:lang w:val="el-GR"/>
-        </w:rPr>
-        <w:t xml:space="preserve">Μοναδικότητα </w:t>
+        </w:rPr>
+        <w:t>signed</w:t>
       </w:r>
       <w:r>
         <w:rPr>
           <w:b/>
           <w:bCs/>
-        </w:rPr>
-        <w:t>AFM</w:t>
-      </w:r>
+          <w:lang w:val="el-GR"/>
+        </w:rPr>
+        <w:t xml:space="preserve"> πιστοποιητικού:</w:t>
+      </w:r>
+      <w:r>
+        <w:rPr>
+          <w:lang w:val="el-GR"/>
+        </w:rPr>
+        <w:t xml:space="preserve"> Ο </w:t>
+      </w:r>
+      <w:r>
+        <w:t>browser</w:t>
+      </w:r>
+      <w:r>
+        <w:rPr>
+          <w:lang w:val="el-GR"/>
+        </w:rPr>
+        <w:t xml:space="preserve"> δεν αποθηκεύει μόνιμα την αποδοχή για </w:t>
+      </w:r>
+      <w:r>
+        <w:t>localhost</w:t>
+      </w:r>
+      <w:r>
+        <w:rPr>
+          <w:lang w:val="el-GR"/>
+        </w:rPr>
+        <w:t xml:space="preserve">. Απαιτείται εκ νέου αποδοχή μετά από επανεκκίνηση του </w:t>
+      </w:r>
+      <w:r>
+        <w:t>browser</w:t>
+      </w:r>
+      <w:r>
+        <w:rPr>
+          <w:lang w:val="el-GR"/>
+        </w:rPr>
+        <w:t xml:space="preserve">. Αυτό είναι αναμενόμενη συμπεριφορά για </w:t>
+      </w:r>
+      <w:r>
+        <w:t>development</w:t>
+      </w:r>
+      <w:r>
+        <w:rPr>
+          <w:lang w:val="el-GR"/>
+        </w:rPr>
+        <w:t xml:space="preserve"> περιβάλλον.</w:t>
+      </w:r>
+    </w:p>
+    <w:p>
+      <w:pPr>
+        <w:pStyle w:val="a0"/>
+        <w:rPr>
+          <w:lang w:val="el-GR"/>
+        </w:rPr>
+      </w:pPr>
+      <w:bookmarkStart w:id="104" w:name="_GoBack"/>
+      <w:bookmarkEnd w:id="104"/>
       <w:r>
         <w:rPr>
           <w:b/>
           <w:bCs/>
           <w:lang w:val="el-GR"/>
         </w:rPr>
-        <w:t>:</w:t>
-      </w:r>
-      <w:r>
-        <w:rPr>
-          <w:lang w:val="el-GR"/>
-        </w:rPr>
-        <w:t xml:space="preserve"> Ο </w:t>
-      </w:r>
-      <w:r>
-        <w:t>UNIQUE</w:t>
-      </w:r>
-      <w:r>
-        <w:rPr>
-          <w:lang w:val="el-GR"/>
-        </w:rPr>
-        <w:t xml:space="preserve"> </w:t>
-      </w:r>
-      <w:r>
-        <w:t>constraint</w:t>
-      </w:r>
-      <w:r>
-        <w:rPr>
-          <w:lang w:val="el-GR"/>
-        </w:rPr>
-        <w:t xml:space="preserve"> στο πεδίο </w:t>
-      </w:r>
-      <w:r>
-        <w:t>AFM</w:t>
-      </w:r>
-      <w:r>
-        <w:rPr>
-          <w:lang w:val="el-GR"/>
-        </w:rPr>
-        <w:t xml:space="preserve"> απαιτούσε καθαρισμό διπλότυπων εγγραφών που είχαν δημιουργηθεί πριν από την προσθήκη του </w:t>
-      </w:r>
-      <w:r>
-        <w:t>constraint</w:t>
-      </w:r>
-      <w:r>
-        <w:rPr>
-          <w:lang w:val="el-GR"/>
-        </w:rPr>
-        <w:t xml:space="preserve">. Επιπλέον, προστέθηκε </w:t>
-      </w:r>
-      <w:r>
-        <w:t>application</w:t>
-      </w:r>
-      <w:r>
-        <w:rPr>
-          <w:lang w:val="el-GR"/>
-        </w:rPr>
-        <w:t>-</w:t>
-      </w:r>
-      <w:r>
-        <w:t>level</w:t>
-      </w:r>
-      <w:r>
-        <w:rPr>
-          <w:lang w:val="el-GR"/>
-        </w:rPr>
-        <w:t xml:space="preserve"> έλεγχος για κατανοητά μηνύματα σφάλματος αντί για γενικό </w:t>
-      </w:r>
-      <w:r>
-        <w:t>database</w:t>
-      </w:r>
-      <w:r>
-        <w:rPr>
-          <w:lang w:val="el-GR"/>
-        </w:rPr>
-        <w:t xml:space="preserve"> </w:t>
-      </w:r>
-      <w:r>
-        <w:t>error</w:t>
-      </w:r>
-      <w:r>
-        <w:rPr>
-          <w:lang w:val="el-GR"/>
-        </w:rPr>
-        <w:t xml:space="preserve"> (</w:t>
-      </w:r>
-      <w:r>
-        <w:t>Prisma</w:t>
-      </w:r>
-      <w:r>
-        <w:rPr>
-          <w:lang w:val="el-GR"/>
-        </w:rPr>
-        <w:t xml:space="preserve"> </w:t>
-      </w:r>
-      <w:r>
-        <w:t>P</w:t>
-      </w:r>
-      <w:r>
-        <w:rPr>
-          <w:lang w:val="el-GR"/>
-        </w:rPr>
-        <w:t>2002).</w:t>
-      </w:r>
-    </w:p>
-    <w:p>
-      <w:pPr>
-        <w:pStyle w:val="a0"/>
-        <w:rPr>
-          <w:lang w:val="el-GR"/>
-        </w:rPr>
-      </w:pPr>
+        <w:t xml:space="preserve">Ενσωμάτωση </w:t>
+      </w:r>
       <w:r>
         <w:rPr>
           <w:b/>
           <w:bCs/>
-          <w:lang w:val="el-GR"/>
-        </w:rPr>
-        <w:t xml:space="preserve">Ενσωμάτωση </w:t>
+        </w:rPr>
+        <w:t>dataset</w:t>
       </w:r>
       <w:r>
         <w:rPr>
           <w:b/>
           <w:bCs/>
-        </w:rPr>
+          <w:lang w:val="el-GR"/>
+        </w:rPr>
+        <w:t xml:space="preserve"> στον αλγόριθμο συστάσεων:</w:t>
+      </w:r>
+      <w:r>
+        <w:rPr>
+          <w:lang w:val="el-GR"/>
+        </w:rPr>
+        <w:t xml:space="preserve"> Τα </w:t>
+      </w:r>
+      <w:r>
+        <w:t>IDs</w:t>
+      </w:r>
+      <w:r>
+        <w:rPr>
+          <w:lang w:val="el-GR"/>
+        </w:rPr>
+        <w:t xml:space="preserve"> χρηστών και εκδηλώσεων του παρεχόμενου </w:t>
+      </w:r>
+      <w:r>
         <w:t>dataset</w:t>
       </w:r>
       <w:r>
         <w:rPr>
-          <w:b/>
-          <w:bCs/>
-          <w:lang w:val="el-GR"/>
-        </w:rPr>
-        <w:t xml:space="preserve"> στον αλγόριθμο συστάσεων:</w:t>
-      </w:r>
-      <w:r>
-        <w:rPr>
-          <w:lang w:val="el-GR"/>
-        </w:rPr>
-        <w:t xml:space="preserve"> Τα </w:t>
+          <w:lang w:val="el-GR"/>
+        </w:rPr>
+        <w:t xml:space="preserve"> και της </w:t>
+      </w:r>
+      <w:r>
+        <w:t>live</w:t>
+      </w:r>
+      <w:r>
+        <w:rPr>
+          <w:lang w:val="el-GR"/>
+        </w:rPr>
+        <w:t xml:space="preserve"> βάσης βρίσκονται στον ίδιο αριθμητικό χώρο και μπορούν να συγκρουστούν. Η λύση ήταν η εφαρμογή </w:t>
+      </w:r>
+      <w:r>
+        <w:t>offset</w:t>
+      </w:r>
+      <w:r>
+        <w:rPr>
+          <w:lang w:val="el-GR"/>
+        </w:rPr>
+        <w:t xml:space="preserve"> +10.000.000 στα </w:t>
       </w:r>
       <w:r>
         <w:t>IDs</w:t>
@@ -15126,16 +16085,7 @@
         <w:rPr>
           <w:lang w:val="el-GR"/>
         </w:rPr>
-        <w:t xml:space="preserve"> χρηστών και εκδηλώσεων του παρεχόμενου </w:t>
-      </w:r>
-      <w:r>
-        <w:t>dataset</w:t>
-      </w:r>
-      <w:r>
-        <w:rPr>
-          <w:lang w:val="el-GR"/>
-        </w:rPr>
-        <w:t xml:space="preserve"> και της </w:t>
+        <w:t xml:space="preserve"> της </w:t>
       </w:r>
       <w:r>
         <w:t>live</w:t>
@@ -15144,36 +16094,9 @@
         <w:rPr>
           <w:lang w:val="el-GR"/>
         </w:rPr>
-        <w:t xml:space="preserve"> βάσης βρίσκονται στον ίδιο αριθμητικό χώρο και μπορούν να συγκρουστούν. Η λύση ήταν η εφαρμογή </w:t>
-      </w:r>
-      <w:r>
-        <w:t>offset</w:t>
-      </w:r>
-      <w:r>
-        <w:rPr>
-          <w:lang w:val="el-GR"/>
-        </w:rPr>
-        <w:t xml:space="preserve"> +10.000.000 στα </w:t>
-      </w:r>
-      <w:r>
-        <w:t>IDs</w:t>
-      </w:r>
-      <w:r>
-        <w:rPr>
-          <w:lang w:val="el-GR"/>
-        </w:rPr>
-        <w:t xml:space="preserve"> της </w:t>
-      </w:r>
-      <w:r>
-        <w:t>live</w:t>
-      </w:r>
-      <w:r>
-        <w:rPr>
-          <w:lang w:val="el-GR"/>
-        </w:rPr>
         <w:t xml:space="preserve"> βάσης πριν την εκπαίδευση του μοντέλου.</w:t>
       </w:r>
-      <w:bookmarkEnd w:id="0"/>
+      <w:bookmarkEnd w:id="1"/>
       <w:bookmarkEnd w:id="99"/>
       <w:bookmarkEnd w:id="103"/>
     </w:p>
@@ -15908,6 +16831,13 @@
     <w:lsdException w:name="Medium Shading 2"/>
     <w:lsdException w:name="Medium List 1"/>
     <w:lsdException w:name="Medium List 2"/>
+    <w:lsdException w:name="Medium Grid 1"/>
+    <w:lsdException w:name="Medium Grid 2"/>
+    <w:lsdException w:name="Medium Grid 3"/>
+    <w:lsdException w:name="Dark List"/>
+    <w:lsdException w:name="Colorful Shading"/>
+    <w:lsdException w:name="Colorful List"/>
+    <w:lsdException w:name="Colorful Grid"/>
     <w:lsdException w:name="Light Shading Accent 1"/>
     <w:lsdException w:name="Light List Accent 1"/>
     <w:lsdException w:name="Light Grid Accent 1"/>
@@ -17220,7 +18150,7 @@
 </file>
 
 <file path=customXml/itemProps1.xml><?xml version="1.0" encoding="utf-8"?>
-<ds:datastoreItem xmlns:ds="http://schemas.openxmlformats.org/officeDocument/2006/customXml" ds:itemID="{A65B4FA1-9CD5-4DB1-BDC5-7D51EFDA2FB3}">
+<ds:datastoreItem xmlns:ds="http://schemas.openxmlformats.org/officeDocument/2006/customXml" ds:itemID="{69CE9350-F953-40F2-A48E-6B61E32A4C96}">
   <ds:schemaRefs>
     <ds:schemaRef ds:uri="http://schemas.openxmlformats.org/officeDocument/2006/bibliography"/>
   </ds:schemaRefs>
